--- a/out/Сценарії_12_відео_поставка_Kyiv-1.docx
+++ b/out/Сценарії_12_відео_поставка_Kyiv-1.docx
@@ -642,7 +642,7 @@
                 <w:sz w:val="19"/>
                 <w:szCs w:val="19"/>
               </w:rPr>
-              <w:t xml:space="preserve">Дані та факти для планування поставки</w:t>
+              <w:t xml:space="preserve">Store Visit «Підготовка до поставки товару»</w:t>
             </w:r>
           </w:p>
         </w:tc>
@@ -832,7 +832,7 @@
                 <w:sz w:val="19"/>
                 <w:szCs w:val="19"/>
               </w:rPr>
-              <w:t xml:space="preserve">Store Visit «Підготовка до поставки товару»</w:t>
+              <w:t xml:space="preserve">Store Visit «Доставка та прийом товару»</w:t>
             </w:r>
           </w:p>
         </w:tc>
@@ -1022,7 +1022,7 @@
                 <w:sz w:val="19"/>
                 <w:szCs w:val="19"/>
               </w:rPr>
-              <w:t xml:space="preserve">Планування персоналу і розрахунок часу на поставку</w:t>
+              <w:t xml:space="preserve">Дані та факти для планування поставки</w:t>
             </w:r>
           </w:p>
         </w:tc>
@@ -1212,7 +1212,7 @@
                 <w:sz w:val="19"/>
                 <w:szCs w:val="19"/>
               </w:rPr>
-              <w:t xml:space="preserve">Підготовка складу та інструментів</w:t>
+              <w:t xml:space="preserve">Планування персоналу і розрахунок часу на поставку</w:t>
             </w:r>
           </w:p>
         </w:tc>
@@ -1402,7 +1402,7 @@
                 <w:sz w:val="19"/>
                 <w:szCs w:val="19"/>
               </w:rPr>
-              <w:t xml:space="preserve">Поповнення товарами напередодні поставки</w:t>
+              <w:t xml:space="preserve">Підготовка складу, обладнання та безпека</w:t>
             </w:r>
           </w:p>
         </w:tc>
@@ -1592,7 +1592,7 @@
                 <w:sz w:val="19"/>
                 <w:szCs w:val="19"/>
               </w:rPr>
-              <w:t xml:space="preserve">Приймання авто та звітність TDR / CMR</w:t>
+              <w:t xml:space="preserve">Поповнення товарами напередодні поставки</w:t>
             </w:r>
           </w:p>
         </w:tc>
@@ -1782,7 +1782,7 @@
                 <w:sz w:val="19"/>
                 <w:szCs w:val="19"/>
               </w:rPr>
-              <w:t xml:space="preserve">Сортування палет у флекс-зоні</w:t>
+              <w:t xml:space="preserve">Приймання авто та звітність TDR / CMR</w:t>
             </w:r>
           </w:p>
         </w:tc>
@@ -1972,7 +1972,7 @@
                 <w:sz w:val="19"/>
                 <w:szCs w:val="19"/>
               </w:rPr>
-              <w:t xml:space="preserve">Конвеєр: палета без зупинок + табло палет</w:t>
+              <w:t xml:space="preserve">Сортування палет у флекс-зоні</w:t>
             </w:r>
           </w:p>
         </w:tc>
@@ -2162,7 +2162,7 @@
                 <w:sz w:val="19"/>
                 <w:szCs w:val="19"/>
               </w:rPr>
-              <w:t xml:space="preserve">Розпаковка, поповнення залу та сервіс у день поставки</w:t>
+              <w:t xml:space="preserve">Конвеєр: палета без зупинок + табло палет</w:t>
             </w:r>
           </w:p>
         </w:tc>
@@ -2352,7 +2352,7 @@
                 <w:sz w:val="19"/>
                 <w:szCs w:val="19"/>
               </w:rPr>
-              <w:t xml:space="preserve">Правильне обладнання та безпека в день поставки</w:t>
+              <w:t xml:space="preserve">Розпаковка, поповнення залу та сервіс у день поставки</w:t>
             </w:r>
           </w:p>
         </w:tc>
@@ -4410,1384 +4410,6 @@
           <w:sz w:val="32"/>
           <w:szCs w:val="32"/>
         </w:rPr>
-        <w:t xml:space="preserve">Дані та факти для планування поставки</w:t>
-      </w:r>
-    </w:p>
-    <w:tbl>
-      <w:tblPr>
-        <w:tblW w:type="dxa" w:w="9638"/>
-        <w:tblBorders>
-          <w:top w:val="single" w:color="auto" w:sz="4"/>
-          <w:left w:val="single" w:color="auto" w:sz="4"/>
-          <w:bottom w:val="single" w:color="auto" w:sz="4"/>
-          <w:right w:val="single" w:color="auto" w:sz="4"/>
-          <w:insideH w:val="single" w:color="auto" w:sz="4"/>
-          <w:insideV w:val="single" w:color="auto" w:sz="4"/>
-        </w:tblBorders>
-      </w:tblPr>
-      <w:tblGrid>
-        <w:gridCol w:w="2400"/>
-        <w:gridCol w:w="7238"/>
-      </w:tblGrid>
-      <w:tr>
-        <w:tc>
-          <w:tcPr>
-            <w:tcW w:type="dxa" w:w="2400"/>
-            <w:tcBorders>
-              <w:top w:val="single" w:color="C9D2E3" w:sz="4"/>
-              <w:left w:val="single" w:color="C9D2E3" w:sz="4"/>
-              <w:bottom w:val="single" w:color="C9D2E3" w:sz="4"/>
-              <w:right w:val="single" w:color="C9D2E3" w:sz="4"/>
-            </w:tcBorders>
-            <w:shd w:fill="E8EEF8" w:color="auto" w:val="clear"/>
-            <w:tcMar>
-              <w:top w:type="dxa" w:w="70"/>
-              <w:left w:type="dxa" w:w="110"/>
-              <w:bottom w:type="dxa" w:w="70"/>
-              <w:right w:type="dxa" w:w="110"/>
-            </w:tcMar>
-          </w:tcPr>
-          <w:p>
-            <w:pPr>
-              <w:spacing w:after="100" w:before="0"/>
-            </w:pPr>
-            <w:r>
-              <w:rPr>
-                <w:rFonts w:ascii="Arial" w:cs="Arial" w:eastAsia="Arial" w:hAnsi="Arial"/>
-                <w:b/>
-                <w:bCs/>
-                <w:sz w:val="19"/>
-                <w:szCs w:val="19"/>
-              </w:rPr>
-              <w:t xml:space="preserve">Тиждень / здати до</w:t>
-            </w:r>
-          </w:p>
-        </w:tc>
-        <w:tc>
-          <w:tcPr>
-            <w:tcW w:type="dxa" w:w="7238"/>
-            <w:tcBorders>
-              <w:top w:val="single" w:color="C9D2E3" w:sz="4"/>
-              <w:left w:val="single" w:color="C9D2E3" w:sz="4"/>
-              <w:bottom w:val="single" w:color="C9D2E3" w:sz="4"/>
-              <w:right w:val="single" w:color="C9D2E3" w:sz="4"/>
-            </w:tcBorders>
-            <w:tcMar>
-              <w:top w:type="dxa" w:w="70"/>
-              <w:left w:type="dxa" w:w="110"/>
-              <w:bottom w:type="dxa" w:w="70"/>
-              <w:right w:type="dxa" w:w="110"/>
-            </w:tcMar>
-          </w:tcPr>
-          <w:p>
-            <w:pPr>
-              <w:spacing w:after="100" w:before="0"/>
-            </w:pPr>
-            <w:r>
-              <w:rPr>
-                <w:rFonts w:ascii="Arial" w:cs="Arial" w:eastAsia="Arial" w:hAnsi="Arial"/>
-                <w:b/>
-                <w:bCs/>
-                <w:sz w:val="19"/>
-                <w:szCs w:val="19"/>
-              </w:rPr>
-              <w:t xml:space="preserve">12.10 – 18.10 · здати до 18.10</w:t>
-            </w:r>
-          </w:p>
-        </w:tc>
-      </w:tr>
-      <w:tr>
-        <w:tc>
-          <w:tcPr>
-            <w:tcW w:type="dxa" w:w="2400"/>
-            <w:tcBorders>
-              <w:top w:val="single" w:color="C9D2E3" w:sz="4"/>
-              <w:left w:val="single" w:color="C9D2E3" w:sz="4"/>
-              <w:bottom w:val="single" w:color="C9D2E3" w:sz="4"/>
-              <w:right w:val="single" w:color="C9D2E3" w:sz="4"/>
-            </w:tcBorders>
-            <w:shd w:fill="E8EEF8" w:color="auto" w:val="clear"/>
-            <w:tcMar>
-              <w:top w:type="dxa" w:w="70"/>
-              <w:left w:type="dxa" w:w="110"/>
-              <w:bottom w:type="dxa" w:w="70"/>
-              <w:right w:type="dxa" w:w="110"/>
-            </w:tcMar>
-          </w:tcPr>
-          <w:p>
-            <w:pPr>
-              <w:spacing w:after="100" w:before="0"/>
-            </w:pPr>
-            <w:r>
-              <w:rPr>
-                <w:rFonts w:ascii="Arial" w:cs="Arial" w:eastAsia="Arial" w:hAnsi="Arial"/>
-                <w:b/>
-                <w:bCs/>
-                <w:sz w:val="19"/>
-                <w:szCs w:val="19"/>
-              </w:rPr>
-              <w:t xml:space="preserve">Керуючий (ПІБ)</w:t>
-            </w:r>
-          </w:p>
-        </w:tc>
-        <w:tc>
-          <w:tcPr>
-            <w:tcW w:type="dxa" w:w="7238"/>
-            <w:tcBorders>
-              <w:top w:val="single" w:color="C9D2E3" w:sz="4"/>
-              <w:left w:val="single" w:color="C9D2E3" w:sz="4"/>
-              <w:bottom w:val="single" w:color="C9D2E3" w:sz="4"/>
-              <w:right w:val="single" w:color="C9D2E3" w:sz="4"/>
-            </w:tcBorders>
-            <w:tcMar>
-              <w:top w:type="dxa" w:w="70"/>
-              <w:left w:type="dxa" w:w="110"/>
-              <w:bottom w:type="dxa" w:w="70"/>
-              <w:right w:type="dxa" w:w="110"/>
-            </w:tcMar>
-          </w:tcPr>
-          <w:p>
-            <w:pPr>
-              <w:spacing w:after="100" w:before="0"/>
-            </w:pPr>
-            <w:r>
-              <w:rPr>
-                <w:rFonts w:ascii="Arial" w:cs="Arial" w:eastAsia="Arial" w:hAnsi="Arial"/>
-                <w:sz w:val="19"/>
-                <w:szCs w:val="19"/>
-              </w:rPr>
-              <w:t xml:space="preserve">______________________________</w:t>
-            </w:r>
-          </w:p>
-        </w:tc>
-      </w:tr>
-      <w:tr>
-        <w:tc>
-          <w:tcPr>
-            <w:tcW w:type="dxa" w:w="2400"/>
-            <w:tcBorders>
-              <w:top w:val="single" w:color="C9D2E3" w:sz="4"/>
-              <w:left w:val="single" w:color="C9D2E3" w:sz="4"/>
-              <w:bottom w:val="single" w:color="C9D2E3" w:sz="4"/>
-              <w:right w:val="single" w:color="C9D2E3" w:sz="4"/>
-            </w:tcBorders>
-            <w:shd w:fill="E8EEF8" w:color="auto" w:val="clear"/>
-            <w:tcMar>
-              <w:top w:type="dxa" w:w="70"/>
-              <w:left w:type="dxa" w:w="110"/>
-              <w:bottom w:type="dxa" w:w="70"/>
-              <w:right w:type="dxa" w:w="110"/>
-            </w:tcMar>
-          </w:tcPr>
-          <w:p>
-            <w:pPr>
-              <w:spacing w:after="100" w:before="0"/>
-            </w:pPr>
-            <w:r>
-              <w:rPr>
-                <w:rFonts w:ascii="Arial" w:cs="Arial" w:eastAsia="Arial" w:hAnsi="Arial"/>
-                <w:b/>
-                <w:bCs/>
-                <w:sz w:val="19"/>
-                <w:szCs w:val="19"/>
-              </w:rPr>
-              <w:t xml:space="preserve">Магазин</w:t>
-            </w:r>
-          </w:p>
-        </w:tc>
-        <w:tc>
-          <w:tcPr>
-            <w:tcW w:type="dxa" w:w="7238"/>
-            <w:tcBorders>
-              <w:top w:val="single" w:color="C9D2E3" w:sz="4"/>
-              <w:left w:val="single" w:color="C9D2E3" w:sz="4"/>
-              <w:bottom w:val="single" w:color="C9D2E3" w:sz="4"/>
-              <w:right w:val="single" w:color="C9D2E3" w:sz="4"/>
-            </w:tcBorders>
-            <w:tcMar>
-              <w:top w:type="dxa" w:w="70"/>
-              <w:left w:type="dxa" w:w="110"/>
-              <w:bottom w:type="dxa" w:w="70"/>
-              <w:right w:type="dxa" w:w="110"/>
-            </w:tcMar>
-          </w:tcPr>
-          <w:p>
-            <w:pPr>
-              <w:spacing w:after="100" w:before="0"/>
-            </w:pPr>
-            <w:r>
-              <w:rPr>
-                <w:rFonts w:ascii="Arial" w:cs="Arial" w:eastAsia="Arial" w:hAnsi="Arial"/>
-                <w:sz w:val="19"/>
-                <w:szCs w:val="19"/>
-              </w:rPr>
-              <w:t xml:space="preserve">J______</w:t>
-            </w:r>
-          </w:p>
-        </w:tc>
-      </w:tr>
-      <w:tr>
-        <w:tc>
-          <w:tcPr>
-            <w:tcW w:type="dxa" w:w="2400"/>
-            <w:tcBorders>
-              <w:top w:val="single" w:color="C9D2E3" w:sz="4"/>
-              <w:left w:val="single" w:color="C9D2E3" w:sz="4"/>
-              <w:bottom w:val="single" w:color="C9D2E3" w:sz="4"/>
-              <w:right w:val="single" w:color="C9D2E3" w:sz="4"/>
-            </w:tcBorders>
-            <w:shd w:fill="E8EEF8" w:color="auto" w:val="clear"/>
-            <w:tcMar>
-              <w:top w:type="dxa" w:w="70"/>
-              <w:left w:type="dxa" w:w="110"/>
-              <w:bottom w:type="dxa" w:w="70"/>
-              <w:right w:type="dxa" w:w="110"/>
-            </w:tcMar>
-          </w:tcPr>
-          <w:p>
-            <w:pPr>
-              <w:spacing w:after="100" w:before="0"/>
-            </w:pPr>
-            <w:r>
-              <w:rPr>
-                <w:rFonts w:ascii="Arial" w:cs="Arial" w:eastAsia="Arial" w:hAnsi="Arial"/>
-                <w:b/>
-                <w:bCs/>
-                <w:sz w:val="19"/>
-                <w:szCs w:val="19"/>
-              </w:rPr>
-              <w:t xml:space="preserve">Крок процесу</w:t>
-            </w:r>
-          </w:p>
-        </w:tc>
-        <w:tc>
-          <w:tcPr>
-            <w:tcW w:type="dxa" w:w="7238"/>
-            <w:tcBorders>
-              <w:top w:val="single" w:color="C9D2E3" w:sz="4"/>
-              <w:left w:val="single" w:color="C9D2E3" w:sz="4"/>
-              <w:bottom w:val="single" w:color="C9D2E3" w:sz="4"/>
-              <w:right w:val="single" w:color="C9D2E3" w:sz="4"/>
-            </w:tcBorders>
-            <w:tcMar>
-              <w:top w:type="dxa" w:w="70"/>
-              <w:left w:type="dxa" w:w="110"/>
-              <w:bottom w:type="dxa" w:w="70"/>
-              <w:right w:type="dxa" w:w="110"/>
-            </w:tcMar>
-          </w:tcPr>
-          <w:p>
-            <w:pPr>
-              <w:spacing w:after="100" w:before="0"/>
-            </w:pPr>
-            <w:r>
-              <w:rPr>
-                <w:rFonts w:ascii="Arial" w:cs="Arial" w:eastAsia="Arial" w:hAnsi="Arial"/>
-                <w:sz w:val="19"/>
-                <w:szCs w:val="19"/>
-              </w:rPr>
-              <w:t xml:space="preserve">Крок 1 колеса · Підготовка до поставки</w:t>
-            </w:r>
-          </w:p>
-        </w:tc>
-      </w:tr>
-      <w:tr>
-        <w:tc>
-          <w:tcPr>
-            <w:tcW w:type="dxa" w:w="2400"/>
-            <w:tcBorders>
-              <w:top w:val="single" w:color="C9D2E3" w:sz="4"/>
-              <w:left w:val="single" w:color="C9D2E3" w:sz="4"/>
-              <w:bottom w:val="single" w:color="C9D2E3" w:sz="4"/>
-              <w:right w:val="single" w:color="C9D2E3" w:sz="4"/>
-            </w:tcBorders>
-            <w:shd w:fill="E8EEF8" w:color="auto" w:val="clear"/>
-            <w:tcMar>
-              <w:top w:type="dxa" w:w="70"/>
-              <w:left w:type="dxa" w:w="110"/>
-              <w:bottom w:type="dxa" w:w="70"/>
-              <w:right w:type="dxa" w:w="110"/>
-            </w:tcMar>
-          </w:tcPr>
-          <w:p>
-            <w:pPr>
-              <w:spacing w:after="100" w:before="0"/>
-            </w:pPr>
-            <w:r>
-              <w:rPr>
-                <w:rFonts w:ascii="Arial" w:cs="Arial" w:eastAsia="Arial" w:hAnsi="Arial"/>
-                <w:b/>
-                <w:bCs/>
-                <w:sz w:val="19"/>
-                <w:szCs w:val="19"/>
-              </w:rPr>
-              <w:t xml:space="preserve">Мета відео</w:t>
-            </w:r>
-          </w:p>
-        </w:tc>
-        <w:tc>
-          <w:tcPr>
-            <w:tcW w:type="dxa" w:w="7238"/>
-            <w:tcBorders>
-              <w:top w:val="single" w:color="C9D2E3" w:sz="4"/>
-              <w:left w:val="single" w:color="C9D2E3" w:sz="4"/>
-              <w:bottom w:val="single" w:color="C9D2E3" w:sz="4"/>
-              <w:right w:val="single" w:color="C9D2E3" w:sz="4"/>
-            </w:tcBorders>
-            <w:tcMar>
-              <w:top w:type="dxa" w:w="70"/>
-              <w:left w:type="dxa" w:w="110"/>
-              <w:bottom w:type="dxa" w:w="70"/>
-              <w:right w:type="dxa" w:w="110"/>
-            </w:tcMar>
-          </w:tcPr>
-          <w:p>
-            <w:pPr>
-              <w:spacing w:after="100" w:before="0"/>
-            </w:pPr>
-            <w:r>
-              <w:rPr>
-                <w:rFonts w:ascii="Arial" w:cs="Arial" w:eastAsia="Arial" w:hAnsi="Arial"/>
-                <w:sz w:val="19"/>
-                <w:szCs w:val="19"/>
-              </w:rPr>
-              <w:t xml:space="preserve">Показати, де і як SM бере цифри для планування: TMS, GK, SAO, розподіл у MYJYSK — і як підтримує зв'язок з водієм та логістами.</w:t>
-            </w:r>
-          </w:p>
-        </w:tc>
-      </w:tr>
-      <w:tr>
-        <w:tc>
-          <w:tcPr>
-            <w:tcW w:type="dxa" w:w="2400"/>
-            <w:tcBorders>
-              <w:top w:val="single" w:color="C9D2E3" w:sz="4"/>
-              <w:left w:val="single" w:color="C9D2E3" w:sz="4"/>
-              <w:bottom w:val="single" w:color="C9D2E3" w:sz="4"/>
-              <w:right w:val="single" w:color="C9D2E3" w:sz="4"/>
-            </w:tcBorders>
-            <w:shd w:fill="E8EEF8" w:color="auto" w:val="clear"/>
-            <w:tcMar>
-              <w:top w:type="dxa" w:w="70"/>
-              <w:left w:type="dxa" w:w="110"/>
-              <w:bottom w:type="dxa" w:w="70"/>
-              <w:right w:type="dxa" w:w="110"/>
-            </w:tcMar>
-          </w:tcPr>
-          <w:p>
-            <w:pPr>
-              <w:spacing w:after="100" w:before="0"/>
-            </w:pPr>
-            <w:r>
-              <w:rPr>
-                <w:rFonts w:ascii="Arial" w:cs="Arial" w:eastAsia="Arial" w:hAnsi="Arial"/>
-                <w:b/>
-                <w:bCs/>
-                <w:sz w:val="19"/>
-                <w:szCs w:val="19"/>
-              </w:rPr>
-              <w:t xml:space="preserve">Де і коли знімати</w:t>
-            </w:r>
-          </w:p>
-        </w:tc>
-        <w:tc>
-          <w:tcPr>
-            <w:tcW w:type="dxa" w:w="7238"/>
-            <w:tcBorders>
-              <w:top w:val="single" w:color="C9D2E3" w:sz="4"/>
-              <w:left w:val="single" w:color="C9D2E3" w:sz="4"/>
-              <w:bottom w:val="single" w:color="C9D2E3" w:sz="4"/>
-              <w:right w:val="single" w:color="C9D2E3" w:sz="4"/>
-            </w:tcBorders>
-            <w:tcMar>
-              <w:top w:type="dxa" w:w="70"/>
-              <w:left w:type="dxa" w:w="110"/>
-              <w:bottom w:type="dxa" w:w="70"/>
-              <w:right w:type="dxa" w:w="110"/>
-            </w:tcMar>
-          </w:tcPr>
-          <w:p>
-            <w:pPr>
-              <w:spacing w:after="100" w:before="0"/>
-            </w:pPr>
-            <w:r>
-              <w:rPr>
-                <w:rFonts w:ascii="Arial" w:cs="Arial" w:eastAsia="Arial" w:hAnsi="Arial"/>
-                <w:sz w:val="19"/>
-                <w:szCs w:val="19"/>
-              </w:rPr>
-              <w:t xml:space="preserve">Кабінет / каса: запис екрана комп'ютера або телефону + SM у кадрі. За 3–5 днів до поставки.</w:t>
-            </w:r>
-          </w:p>
-        </w:tc>
-      </w:tr>
-      <w:tr>
-        <w:tc>
-          <w:tcPr>
-            <w:tcW w:type="dxa" w:w="2400"/>
-            <w:tcBorders>
-              <w:top w:val="single" w:color="C9D2E3" w:sz="4"/>
-              <w:left w:val="single" w:color="C9D2E3" w:sz="4"/>
-              <w:bottom w:val="single" w:color="C9D2E3" w:sz="4"/>
-              <w:right w:val="single" w:color="C9D2E3" w:sz="4"/>
-            </w:tcBorders>
-            <w:shd w:fill="E8EEF8" w:color="auto" w:val="clear"/>
-            <w:tcMar>
-              <w:top w:type="dxa" w:w="70"/>
-              <w:left w:type="dxa" w:w="110"/>
-              <w:bottom w:type="dxa" w:w="70"/>
-              <w:right w:type="dxa" w:w="110"/>
-            </w:tcMar>
-          </w:tcPr>
-          <w:p>
-            <w:pPr>
-              <w:spacing w:after="100" w:before="0"/>
-            </w:pPr>
-            <w:r>
-              <w:rPr>
-                <w:rFonts w:ascii="Arial" w:cs="Arial" w:eastAsia="Arial" w:hAnsi="Arial"/>
-                <w:b/>
-                <w:bCs/>
-                <w:sz w:val="19"/>
-                <w:szCs w:val="19"/>
-              </w:rPr>
-              <w:t xml:space="preserve">Хто в кадрі</w:t>
-            </w:r>
-          </w:p>
-        </w:tc>
-        <w:tc>
-          <w:tcPr>
-            <w:tcW w:type="dxa" w:w="7238"/>
-            <w:tcBorders>
-              <w:top w:val="single" w:color="C9D2E3" w:sz="4"/>
-              <w:left w:val="single" w:color="C9D2E3" w:sz="4"/>
-              <w:bottom w:val="single" w:color="C9D2E3" w:sz="4"/>
-              <w:right w:val="single" w:color="C9D2E3" w:sz="4"/>
-            </w:tcBorders>
-            <w:tcMar>
-              <w:top w:type="dxa" w:w="70"/>
-              <w:left w:type="dxa" w:w="110"/>
-              <w:bottom w:type="dxa" w:w="70"/>
-              <w:right w:type="dxa" w:w="110"/>
-            </w:tcMar>
-          </w:tcPr>
-          <w:p>
-            <w:pPr>
-              <w:spacing w:after="100" w:before="0"/>
-            </w:pPr>
-            <w:r>
-              <w:rPr>
-                <w:rFonts w:ascii="Arial" w:cs="Arial" w:eastAsia="Arial" w:hAnsi="Arial"/>
-                <w:sz w:val="19"/>
-                <w:szCs w:val="19"/>
-              </w:rPr>
-              <w:t xml:space="preserve">SM (можна з DepSM).</w:t>
-            </w:r>
-          </w:p>
-        </w:tc>
-      </w:tr>
-    </w:tbl>
-    <w:p>
-      <w:pPr>
-        <w:spacing w:after="80" w:before="200"/>
-      </w:pPr>
-      <w:r>
-        <w:rPr>
-          <w:rFonts w:ascii="Arial" w:cs="Arial" w:eastAsia="Arial" w:hAnsi="Arial"/>
-          <w:b/>
-          <w:bCs/>
-          <w:color w:val="143C8A"/>
-          <w:sz w:val="23"/>
-          <w:szCs w:val="23"/>
-        </w:rPr>
-        <w:t xml:space="preserve">Сценарій (2–3 хв)</w:t>
-      </w:r>
-    </w:p>
-    <w:tbl>
-      <w:tblPr>
-        <w:tblW w:type="dxa" w:w="9638"/>
-        <w:tblBorders>
-          <w:top w:val="single" w:color="auto" w:sz="4"/>
-          <w:left w:val="single" w:color="auto" w:sz="4"/>
-          <w:bottom w:val="single" w:color="auto" w:sz="4"/>
-          <w:right w:val="single" w:color="auto" w:sz="4"/>
-          <w:insideH w:val="single" w:color="auto" w:sz="4"/>
-          <w:insideV w:val="single" w:color="auto" w:sz="4"/>
-        </w:tblBorders>
-      </w:tblPr>
-      <w:tblGrid>
-        <w:gridCol w:w="1150"/>
-        <w:gridCol w:w="3200"/>
-        <w:gridCol w:w="5288"/>
-      </w:tblGrid>
-      <w:tr>
-        <w:trPr>
-          <w:tblHeader/>
-        </w:trPr>
-        <w:tc>
-          <w:tcPr>
-            <w:tcW w:type="dxa" w:w="1150"/>
-            <w:tcBorders>
-              <w:top w:val="single" w:color="C9D2E3" w:sz="4"/>
-              <w:left w:val="single" w:color="C9D2E3" w:sz="4"/>
-              <w:bottom w:val="single" w:color="C9D2E3" w:sz="4"/>
-              <w:right w:val="single" w:color="C9D2E3" w:sz="4"/>
-            </w:tcBorders>
-            <w:shd w:fill="143C8A" w:color="auto" w:val="clear"/>
-            <w:tcMar>
-              <w:top w:type="dxa" w:w="70"/>
-              <w:left w:type="dxa" w:w="110"/>
-              <w:bottom w:type="dxa" w:w="70"/>
-              <w:right w:type="dxa" w:w="110"/>
-            </w:tcMar>
-          </w:tcPr>
-          <w:p>
-            <w:pPr>
-              <w:spacing w:after="100" w:before="0"/>
-            </w:pPr>
-            <w:r>
-              <w:rPr>
-                <w:rFonts w:ascii="Arial" w:cs="Arial" w:eastAsia="Arial" w:hAnsi="Arial"/>
-                <w:b/>
-                <w:bCs/>
-                <w:color w:val="FFFFFF"/>
-                <w:sz w:val="19"/>
-                <w:szCs w:val="19"/>
-              </w:rPr>
-              <w:t xml:space="preserve">Час</w:t>
-            </w:r>
-          </w:p>
-        </w:tc>
-        <w:tc>
-          <w:tcPr>
-            <w:tcW w:type="dxa" w:w="3200"/>
-            <w:tcBorders>
-              <w:top w:val="single" w:color="C9D2E3" w:sz="4"/>
-              <w:left w:val="single" w:color="C9D2E3" w:sz="4"/>
-              <w:bottom w:val="single" w:color="C9D2E3" w:sz="4"/>
-              <w:right w:val="single" w:color="C9D2E3" w:sz="4"/>
-            </w:tcBorders>
-            <w:shd w:fill="143C8A" w:color="auto" w:val="clear"/>
-            <w:tcMar>
-              <w:top w:type="dxa" w:w="70"/>
-              <w:left w:type="dxa" w:w="110"/>
-              <w:bottom w:type="dxa" w:w="70"/>
-              <w:right w:type="dxa" w:w="110"/>
-            </w:tcMar>
-          </w:tcPr>
-          <w:p>
-            <w:pPr>
-              <w:spacing w:after="100" w:before="0"/>
-            </w:pPr>
-            <w:r>
-              <w:rPr>
-                <w:rFonts w:ascii="Arial" w:cs="Arial" w:eastAsia="Arial" w:hAnsi="Arial"/>
-                <w:b/>
-                <w:bCs/>
-                <w:color w:val="FFFFFF"/>
-                <w:sz w:val="19"/>
-                <w:szCs w:val="19"/>
-              </w:rPr>
-              <w:t xml:space="preserve">Що в кадрі</w:t>
-            </w:r>
-          </w:p>
-        </w:tc>
-        <w:tc>
-          <w:tcPr>
-            <w:tcW w:type="dxa" w:w="5288"/>
-            <w:tcBorders>
-              <w:top w:val="single" w:color="C9D2E3" w:sz="4"/>
-              <w:left w:val="single" w:color="C9D2E3" w:sz="4"/>
-              <w:bottom w:val="single" w:color="C9D2E3" w:sz="4"/>
-              <w:right w:val="single" w:color="C9D2E3" w:sz="4"/>
-            </w:tcBorders>
-            <w:shd w:fill="143C8A" w:color="auto" w:val="clear"/>
-            <w:tcMar>
-              <w:top w:type="dxa" w:w="70"/>
-              <w:left w:type="dxa" w:w="110"/>
-              <w:bottom w:type="dxa" w:w="70"/>
-              <w:right w:type="dxa" w:w="110"/>
-            </w:tcMar>
-          </w:tcPr>
-          <w:p>
-            <w:pPr>
-              <w:spacing w:after="100" w:before="0"/>
-            </w:pPr>
-            <w:r>
-              <w:rPr>
-                <w:rFonts w:ascii="Arial" w:cs="Arial" w:eastAsia="Arial" w:hAnsi="Arial"/>
-                <w:b/>
-                <w:bCs/>
-                <w:color w:val="FFFFFF"/>
-                <w:sz w:val="19"/>
-                <w:szCs w:val="19"/>
-              </w:rPr>
-              <w:t xml:space="preserve">Що говоримо (приклад — своїми словами)</w:t>
-            </w:r>
-          </w:p>
-        </w:tc>
-      </w:tr>
-      <w:tr>
-        <w:tc>
-          <w:tcPr>
-            <w:tcW w:type="dxa" w:w="1150"/>
-            <w:tcBorders>
-              <w:top w:val="single" w:color="C9D2E3" w:sz="4"/>
-              <w:left w:val="single" w:color="C9D2E3" w:sz="4"/>
-              <w:bottom w:val="single" w:color="C9D2E3" w:sz="4"/>
-              <w:right w:val="single" w:color="C9D2E3" w:sz="4"/>
-            </w:tcBorders>
-            <w:tcMar>
-              <w:top w:type="dxa" w:w="70"/>
-              <w:left w:type="dxa" w:w="110"/>
-              <w:bottom w:type="dxa" w:w="70"/>
-              <w:right w:type="dxa" w:w="110"/>
-            </w:tcMar>
-          </w:tcPr>
-          <w:p>
-            <w:pPr>
-              <w:spacing w:after="100" w:before="0"/>
-            </w:pPr>
-            <w:r>
-              <w:rPr>
-                <w:rFonts w:ascii="Arial" w:cs="Arial" w:eastAsia="Arial" w:hAnsi="Arial"/>
-                <w:b/>
-                <w:bCs/>
-                <w:sz w:val="19"/>
-                <w:szCs w:val="19"/>
-              </w:rPr>
-              <w:t xml:space="preserve">0:00–0:15</w:t>
-            </w:r>
-          </w:p>
-        </w:tc>
-        <w:tc>
-          <w:tcPr>
-            <w:tcW w:type="dxa" w:w="3200"/>
-            <w:tcBorders>
-              <w:top w:val="single" w:color="C9D2E3" w:sz="4"/>
-              <w:left w:val="single" w:color="C9D2E3" w:sz="4"/>
-              <w:bottom w:val="single" w:color="C9D2E3" w:sz="4"/>
-              <w:right w:val="single" w:color="C9D2E3" w:sz="4"/>
-            </w:tcBorders>
-            <w:tcMar>
-              <w:top w:type="dxa" w:w="70"/>
-              <w:left w:type="dxa" w:w="110"/>
-              <w:bottom w:type="dxa" w:w="70"/>
-              <w:right w:type="dxa" w:w="110"/>
-            </w:tcMar>
-          </w:tcPr>
-          <w:p>
-            <w:pPr>
-              <w:spacing w:after="100" w:before="0"/>
-            </w:pPr>
-            <w:r>
-              <w:rPr>
-                <w:rFonts w:ascii="Arial" w:cs="Arial" w:eastAsia="Arial" w:hAnsi="Arial"/>
-                <w:b w:val="false"/>
-                <w:bCs w:val="false"/>
-                <w:sz w:val="19"/>
-                <w:szCs w:val="19"/>
-              </w:rPr>
-              <w:t xml:space="preserve">SM у кадрі.</w:t>
-            </w:r>
-          </w:p>
-        </w:tc>
-        <w:tc>
-          <w:tcPr>
-            <w:tcW w:type="dxa" w:w="5288"/>
-            <w:tcBorders>
-              <w:top w:val="single" w:color="C9D2E3" w:sz="4"/>
-              <w:left w:val="single" w:color="C9D2E3" w:sz="4"/>
-              <w:bottom w:val="single" w:color="C9D2E3" w:sz="4"/>
-              <w:right w:val="single" w:color="C9D2E3" w:sz="4"/>
-            </w:tcBorders>
-            <w:tcMar>
-              <w:top w:type="dxa" w:w="70"/>
-              <w:left w:type="dxa" w:w="110"/>
-              <w:bottom w:type="dxa" w:w="70"/>
-              <w:right w:type="dxa" w:w="110"/>
-            </w:tcMar>
-          </w:tcPr>
-          <w:p>
-            <w:pPr>
-              <w:spacing w:after="100" w:before="0"/>
-            </w:pPr>
-            <w:r>
-              <w:rPr>
-                <w:rFonts w:ascii="Arial" w:cs="Arial" w:eastAsia="Arial" w:hAnsi="Arial"/>
-                <w:b w:val="false"/>
-                <w:bCs w:val="false"/>
-                <w:sz w:val="19"/>
-                <w:szCs w:val="19"/>
-              </w:rPr>
-              <w:t xml:space="preserve">«Я [ім'я], J___. Покажу, як я дізнаюсь усе про поставку заздалегідь, а не коли фура вже під дверима.»</w:t>
-            </w:r>
-          </w:p>
-        </w:tc>
-      </w:tr>
-      <w:tr>
-        <w:tc>
-          <w:tcPr>
-            <w:tcW w:type="dxa" w:w="1150"/>
-            <w:tcBorders>
-              <w:top w:val="single" w:color="C9D2E3" w:sz="4"/>
-              <w:left w:val="single" w:color="C9D2E3" w:sz="4"/>
-              <w:bottom w:val="single" w:color="C9D2E3" w:sz="4"/>
-              <w:right w:val="single" w:color="C9D2E3" w:sz="4"/>
-            </w:tcBorders>
-            <w:shd w:fill="F3F4F6" w:color="auto" w:val="clear"/>
-            <w:tcMar>
-              <w:top w:type="dxa" w:w="70"/>
-              <w:left w:type="dxa" w:w="110"/>
-              <w:bottom w:type="dxa" w:w="70"/>
-              <w:right w:type="dxa" w:w="110"/>
-            </w:tcMar>
-          </w:tcPr>
-          <w:p>
-            <w:pPr>
-              <w:spacing w:after="100" w:before="0"/>
-            </w:pPr>
-            <w:r>
-              <w:rPr>
-                <w:rFonts w:ascii="Arial" w:cs="Arial" w:eastAsia="Arial" w:hAnsi="Arial"/>
-                <w:b/>
-                <w:bCs/>
-                <w:sz w:val="19"/>
-                <w:szCs w:val="19"/>
-              </w:rPr>
-              <w:t xml:space="preserve">0:15–0:55</w:t>
-            </w:r>
-          </w:p>
-        </w:tc>
-        <w:tc>
-          <w:tcPr>
-            <w:tcW w:type="dxa" w:w="3200"/>
-            <w:tcBorders>
-              <w:top w:val="single" w:color="C9D2E3" w:sz="4"/>
-              <w:left w:val="single" w:color="C9D2E3" w:sz="4"/>
-              <w:bottom w:val="single" w:color="C9D2E3" w:sz="4"/>
-              <w:right w:val="single" w:color="C9D2E3" w:sz="4"/>
-            </w:tcBorders>
-            <w:shd w:fill="F3F4F6" w:color="auto" w:val="clear"/>
-            <w:tcMar>
-              <w:top w:type="dxa" w:w="70"/>
-              <w:left w:type="dxa" w:w="110"/>
-              <w:bottom w:type="dxa" w:w="70"/>
-              <w:right w:type="dxa" w:w="110"/>
-            </w:tcMar>
-          </w:tcPr>
-          <w:p>
-            <w:pPr>
-              <w:spacing w:after="100" w:before="0"/>
-            </w:pPr>
-            <w:r>
-              <w:rPr>
-                <w:rFonts w:ascii="Arial" w:cs="Arial" w:eastAsia="Arial" w:hAnsi="Arial"/>
-                <w:b w:val="false"/>
-                <w:bCs w:val="false"/>
-                <w:sz w:val="19"/>
-                <w:szCs w:val="19"/>
-              </w:rPr>
-              <w:t xml:space="preserve">Запис екрана: TMS.</w:t>
-            </w:r>
-          </w:p>
-        </w:tc>
-        <w:tc>
-          <w:tcPr>
-            <w:tcW w:type="dxa" w:w="5288"/>
-            <w:tcBorders>
-              <w:top w:val="single" w:color="C9D2E3" w:sz="4"/>
-              <w:left w:val="single" w:color="C9D2E3" w:sz="4"/>
-              <w:bottom w:val="single" w:color="C9D2E3" w:sz="4"/>
-              <w:right w:val="single" w:color="C9D2E3" w:sz="4"/>
-            </w:tcBorders>
-            <w:shd w:fill="F3F4F6" w:color="auto" w:val="clear"/>
-            <w:tcMar>
-              <w:top w:type="dxa" w:w="70"/>
-              <w:left w:type="dxa" w:w="110"/>
-              <w:bottom w:type="dxa" w:w="70"/>
-              <w:right w:type="dxa" w:w="110"/>
-            </w:tcMar>
-          </w:tcPr>
-          <w:p>
-            <w:pPr>
-              <w:spacing w:after="100" w:before="0"/>
-            </w:pPr>
-            <w:r>
-              <w:rPr>
-                <w:rFonts w:ascii="Arial" w:cs="Arial" w:eastAsia="Arial" w:hAnsi="Arial"/>
-                <w:b w:val="false"/>
-                <w:bCs w:val="false"/>
-                <w:sz w:val="19"/>
-                <w:szCs w:val="19"/>
-              </w:rPr>
-              <w:t xml:space="preserve">«У TMS бачу дату, час прибуття і водія. Якщо є відхилення в термінах — бачу одразу.»</w:t>
-            </w:r>
-          </w:p>
-        </w:tc>
-      </w:tr>
-      <w:tr>
-        <w:tc>
-          <w:tcPr>
-            <w:tcW w:type="dxa" w:w="1150"/>
-            <w:tcBorders>
-              <w:top w:val="single" w:color="C9D2E3" w:sz="4"/>
-              <w:left w:val="single" w:color="C9D2E3" w:sz="4"/>
-              <w:bottom w:val="single" w:color="C9D2E3" w:sz="4"/>
-              <w:right w:val="single" w:color="C9D2E3" w:sz="4"/>
-            </w:tcBorders>
-            <w:tcMar>
-              <w:top w:type="dxa" w:w="70"/>
-              <w:left w:type="dxa" w:w="110"/>
-              <w:bottom w:type="dxa" w:w="70"/>
-              <w:right w:type="dxa" w:w="110"/>
-            </w:tcMar>
-          </w:tcPr>
-          <w:p>
-            <w:pPr>
-              <w:spacing w:after="100" w:before="0"/>
-            </w:pPr>
-            <w:r>
-              <w:rPr>
-                <w:rFonts w:ascii="Arial" w:cs="Arial" w:eastAsia="Arial" w:hAnsi="Arial"/>
-                <w:b/>
-                <w:bCs/>
-                <w:sz w:val="19"/>
-                <w:szCs w:val="19"/>
-              </w:rPr>
-              <w:t xml:space="preserve">0:55–1:35</w:t>
-            </w:r>
-          </w:p>
-        </w:tc>
-        <w:tc>
-          <w:tcPr>
-            <w:tcW w:type="dxa" w:w="3200"/>
-            <w:tcBorders>
-              <w:top w:val="single" w:color="C9D2E3" w:sz="4"/>
-              <w:left w:val="single" w:color="C9D2E3" w:sz="4"/>
-              <w:bottom w:val="single" w:color="C9D2E3" w:sz="4"/>
-              <w:right w:val="single" w:color="C9D2E3" w:sz="4"/>
-            </w:tcBorders>
-            <w:tcMar>
-              <w:top w:type="dxa" w:w="70"/>
-              <w:left w:type="dxa" w:w="110"/>
-              <w:bottom w:type="dxa" w:w="70"/>
-              <w:right w:type="dxa" w:w="110"/>
-            </w:tcMar>
-          </w:tcPr>
-          <w:p>
-            <w:pPr>
-              <w:spacing w:after="100" w:before="0"/>
-            </w:pPr>
-            <w:r>
-              <w:rPr>
-                <w:rFonts w:ascii="Arial" w:cs="Arial" w:eastAsia="Arial" w:hAnsi="Arial"/>
-                <w:b w:val="false"/>
-                <w:bCs w:val="false"/>
-                <w:sz w:val="19"/>
-                <w:szCs w:val="19"/>
-              </w:rPr>
-              <w:t xml:space="preserve">Запис екрана: SAO і GK.</w:t>
-            </w:r>
-          </w:p>
-        </w:tc>
-        <w:tc>
-          <w:tcPr>
-            <w:tcW w:type="dxa" w:w="5288"/>
-            <w:tcBorders>
-              <w:top w:val="single" w:color="C9D2E3" w:sz="4"/>
-              <w:left w:val="single" w:color="C9D2E3" w:sz="4"/>
-              <w:bottom w:val="single" w:color="C9D2E3" w:sz="4"/>
-              <w:right w:val="single" w:color="C9D2E3" w:sz="4"/>
-            </w:tcBorders>
-            <w:tcMar>
-              <w:top w:type="dxa" w:w="70"/>
-              <w:left w:type="dxa" w:w="110"/>
-              <w:bottom w:type="dxa" w:w="70"/>
-              <w:right w:type="dxa" w:w="110"/>
-            </w:tcMar>
-          </w:tcPr>
-          <w:p>
-            <w:pPr>
-              <w:spacing w:after="100" w:before="0"/>
-            </w:pPr>
-            <w:r>
-              <w:rPr>
-                <w:rFonts w:ascii="Arial" w:cs="Arial" w:eastAsia="Arial" w:hAnsi="Arial"/>
-                <w:b w:val="false"/>
-                <w:bCs w:val="false"/>
-                <w:sz w:val="19"/>
-                <w:szCs w:val="19"/>
-              </w:rPr>
-              <w:t xml:space="preserve">«У SAO дивлюсь прогноз палет і обсяг у М3. У GK — точну кількість палет за 24–48 годин до поставки.»</w:t>
-            </w:r>
-          </w:p>
-        </w:tc>
-      </w:tr>
-      <w:tr>
-        <w:tc>
-          <w:tcPr>
-            <w:tcW w:type="dxa" w:w="1150"/>
-            <w:tcBorders>
-              <w:top w:val="single" w:color="C9D2E3" w:sz="4"/>
-              <w:left w:val="single" w:color="C9D2E3" w:sz="4"/>
-              <w:bottom w:val="single" w:color="C9D2E3" w:sz="4"/>
-              <w:right w:val="single" w:color="C9D2E3" w:sz="4"/>
-            </w:tcBorders>
-            <w:shd w:fill="F3F4F6" w:color="auto" w:val="clear"/>
-            <w:tcMar>
-              <w:top w:type="dxa" w:w="70"/>
-              <w:left w:type="dxa" w:w="110"/>
-              <w:bottom w:type="dxa" w:w="70"/>
-              <w:right w:type="dxa" w:w="110"/>
-            </w:tcMar>
-          </w:tcPr>
-          <w:p>
-            <w:pPr>
-              <w:spacing w:after="100" w:before="0"/>
-            </w:pPr>
-            <w:r>
-              <w:rPr>
-                <w:rFonts w:ascii="Arial" w:cs="Arial" w:eastAsia="Arial" w:hAnsi="Arial"/>
-                <w:b/>
-                <w:bCs/>
-                <w:sz w:val="19"/>
-                <w:szCs w:val="19"/>
-              </w:rPr>
-              <w:t xml:space="preserve">1:35–2:10</w:t>
-            </w:r>
-          </w:p>
-        </w:tc>
-        <w:tc>
-          <w:tcPr>
-            <w:tcW w:type="dxa" w:w="3200"/>
-            <w:tcBorders>
-              <w:top w:val="single" w:color="C9D2E3" w:sz="4"/>
-              <w:left w:val="single" w:color="C9D2E3" w:sz="4"/>
-              <w:bottom w:val="single" w:color="C9D2E3" w:sz="4"/>
-              <w:right w:val="single" w:color="C9D2E3" w:sz="4"/>
-            </w:tcBorders>
-            <w:shd w:fill="F3F4F6" w:color="auto" w:val="clear"/>
-            <w:tcMar>
-              <w:top w:type="dxa" w:w="70"/>
-              <w:left w:type="dxa" w:w="110"/>
-              <w:bottom w:type="dxa" w:w="70"/>
-              <w:right w:type="dxa" w:w="110"/>
-            </w:tcMar>
-          </w:tcPr>
-          <w:p>
-            <w:pPr>
-              <w:spacing w:after="100" w:before="0"/>
-            </w:pPr>
-            <w:r>
-              <w:rPr>
-                <w:rFonts w:ascii="Arial" w:cs="Arial" w:eastAsia="Arial" w:hAnsi="Arial"/>
-                <w:b w:val="false"/>
-                <w:bCs w:val="false"/>
-                <w:sz w:val="19"/>
-                <w:szCs w:val="19"/>
-              </w:rPr>
-              <w:t xml:space="preserve">Запис екрана: розподіл у MYJYSK.</w:t>
-            </w:r>
-          </w:p>
-        </w:tc>
-        <w:tc>
-          <w:tcPr>
-            <w:tcW w:type="dxa" w:w="5288"/>
-            <w:tcBorders>
-              <w:top w:val="single" w:color="C9D2E3" w:sz="4"/>
-              <w:left w:val="single" w:color="C9D2E3" w:sz="4"/>
-              <w:bottom w:val="single" w:color="C9D2E3" w:sz="4"/>
-              <w:right w:val="single" w:color="C9D2E3" w:sz="4"/>
-            </w:tcBorders>
-            <w:shd w:fill="F3F4F6" w:color="auto" w:val="clear"/>
-            <w:tcMar>
-              <w:top w:type="dxa" w:w="70"/>
-              <w:left w:type="dxa" w:w="110"/>
-              <w:bottom w:type="dxa" w:w="70"/>
-              <w:right w:type="dxa" w:w="110"/>
-            </w:tcMar>
-          </w:tcPr>
-          <w:p>
-            <w:pPr>
-              <w:spacing w:after="100" w:before="0"/>
-            </w:pPr>
-            <w:r>
-              <w:rPr>
-                <w:rFonts w:ascii="Arial" w:cs="Arial" w:eastAsia="Arial" w:hAnsi="Arial"/>
-                <w:b w:val="false"/>
-                <w:bCs w:val="false"/>
-                <w:sz w:val="19"/>
-                <w:szCs w:val="19"/>
-              </w:rPr>
-              <w:t xml:space="preserve">«Розподіл під акції показує, що піде одразу в зал, а що — на склад. Під це планую локації.»</w:t>
-            </w:r>
-          </w:p>
-        </w:tc>
-      </w:tr>
-      <w:tr>
-        <w:tc>
-          <w:tcPr>
-            <w:tcW w:type="dxa" w:w="1150"/>
-            <w:tcBorders>
-              <w:top w:val="single" w:color="C9D2E3" w:sz="4"/>
-              <w:left w:val="single" w:color="C9D2E3" w:sz="4"/>
-              <w:bottom w:val="single" w:color="C9D2E3" w:sz="4"/>
-              <w:right w:val="single" w:color="C9D2E3" w:sz="4"/>
-            </w:tcBorders>
-            <w:tcMar>
-              <w:top w:type="dxa" w:w="70"/>
-              <w:left w:type="dxa" w:w="110"/>
-              <w:bottom w:type="dxa" w:w="70"/>
-              <w:right w:type="dxa" w:w="110"/>
-            </w:tcMar>
-          </w:tcPr>
-          <w:p>
-            <w:pPr>
-              <w:spacing w:after="100" w:before="0"/>
-            </w:pPr>
-            <w:r>
-              <w:rPr>
-                <w:rFonts w:ascii="Arial" w:cs="Arial" w:eastAsia="Arial" w:hAnsi="Arial"/>
-                <w:b/>
-                <w:bCs/>
-                <w:sz w:val="19"/>
-                <w:szCs w:val="19"/>
-              </w:rPr>
-              <w:t xml:space="preserve">2:10–2:35</w:t>
-            </w:r>
-          </w:p>
-        </w:tc>
-        <w:tc>
-          <w:tcPr>
-            <w:tcW w:type="dxa" w:w="3200"/>
-            <w:tcBorders>
-              <w:top w:val="single" w:color="C9D2E3" w:sz="4"/>
-              <w:left w:val="single" w:color="C9D2E3" w:sz="4"/>
-              <w:bottom w:val="single" w:color="C9D2E3" w:sz="4"/>
-              <w:right w:val="single" w:color="C9D2E3" w:sz="4"/>
-            </w:tcBorders>
-            <w:tcMar>
-              <w:top w:type="dxa" w:w="70"/>
-              <w:left w:type="dxa" w:w="110"/>
-              <w:bottom w:type="dxa" w:w="70"/>
-              <w:right w:type="dxa" w:w="110"/>
-            </w:tcMar>
-          </w:tcPr>
-          <w:p>
-            <w:pPr>
-              <w:spacing w:after="100" w:before="0"/>
-            </w:pPr>
-            <w:r>
-              <w:rPr>
-                <w:rFonts w:ascii="Arial" w:cs="Arial" w:eastAsia="Arial" w:hAnsi="Arial"/>
-                <w:b w:val="false"/>
-                <w:bCs w:val="false"/>
-                <w:sz w:val="19"/>
-                <w:szCs w:val="19"/>
-              </w:rPr>
-              <w:t xml:space="preserve">SM з телефоном.</w:t>
-            </w:r>
-          </w:p>
-        </w:tc>
-        <w:tc>
-          <w:tcPr>
-            <w:tcW w:type="dxa" w:w="5288"/>
-            <w:tcBorders>
-              <w:top w:val="single" w:color="C9D2E3" w:sz="4"/>
-              <w:left w:val="single" w:color="C9D2E3" w:sz="4"/>
-              <w:bottom w:val="single" w:color="C9D2E3" w:sz="4"/>
-              <w:right w:val="single" w:color="C9D2E3" w:sz="4"/>
-            </w:tcBorders>
-            <w:tcMar>
-              <w:top w:type="dxa" w:w="70"/>
-              <w:left w:type="dxa" w:w="110"/>
-              <w:bottom w:type="dxa" w:w="70"/>
-              <w:right w:type="dxa" w:w="110"/>
-            </w:tcMar>
-          </w:tcPr>
-          <w:p>
-            <w:pPr>
-              <w:spacing w:after="100" w:before="0"/>
-            </w:pPr>
-            <w:r>
-              <w:rPr>
-                <w:rFonts w:ascii="Arial" w:cs="Arial" w:eastAsia="Arial" w:hAnsi="Arial"/>
-                <w:b w:val="false"/>
-                <w:bCs w:val="false"/>
-                <w:sz w:val="19"/>
-                <w:szCs w:val="19"/>
-              </w:rPr>
-              <w:t xml:space="preserve">«Маю контакти водія і логістів: якщо щось змінюється — дізнаюсь першим і перебудовую план.»</w:t>
-            </w:r>
-          </w:p>
-        </w:tc>
-      </w:tr>
-      <w:tr>
-        <w:tc>
-          <w:tcPr>
-            <w:tcW w:type="dxa" w:w="1150"/>
-            <w:tcBorders>
-              <w:top w:val="single" w:color="C9D2E3" w:sz="4"/>
-              <w:left w:val="single" w:color="C9D2E3" w:sz="4"/>
-              <w:bottom w:val="single" w:color="C9D2E3" w:sz="4"/>
-              <w:right w:val="single" w:color="C9D2E3" w:sz="4"/>
-            </w:tcBorders>
-            <w:shd w:fill="F3F4F6" w:color="auto" w:val="clear"/>
-            <w:tcMar>
-              <w:top w:type="dxa" w:w="70"/>
-              <w:left w:type="dxa" w:w="110"/>
-              <w:bottom w:type="dxa" w:w="70"/>
-              <w:right w:type="dxa" w:w="110"/>
-            </w:tcMar>
-          </w:tcPr>
-          <w:p>
-            <w:pPr>
-              <w:spacing w:after="100" w:before="0"/>
-            </w:pPr>
-            <w:r>
-              <w:rPr>
-                <w:rFonts w:ascii="Arial" w:cs="Arial" w:eastAsia="Arial" w:hAnsi="Arial"/>
-                <w:b/>
-                <w:bCs/>
-                <w:sz w:val="19"/>
-                <w:szCs w:val="19"/>
-              </w:rPr>
-              <w:t xml:space="preserve">2:35–3:00</w:t>
-            </w:r>
-          </w:p>
-        </w:tc>
-        <w:tc>
-          <w:tcPr>
-            <w:tcW w:type="dxa" w:w="3200"/>
-            <w:tcBorders>
-              <w:top w:val="single" w:color="C9D2E3" w:sz="4"/>
-              <w:left w:val="single" w:color="C9D2E3" w:sz="4"/>
-              <w:bottom w:val="single" w:color="C9D2E3" w:sz="4"/>
-              <w:right w:val="single" w:color="C9D2E3" w:sz="4"/>
-            </w:tcBorders>
-            <w:shd w:fill="F3F4F6" w:color="auto" w:val="clear"/>
-            <w:tcMar>
-              <w:top w:type="dxa" w:w="70"/>
-              <w:left w:type="dxa" w:w="110"/>
-              <w:bottom w:type="dxa" w:w="70"/>
-              <w:right w:type="dxa" w:w="110"/>
-            </w:tcMar>
-          </w:tcPr>
-          <w:p>
-            <w:pPr>
-              <w:spacing w:after="100" w:before="0"/>
-            </w:pPr>
-            <w:r>
-              <w:rPr>
-                <w:rFonts w:ascii="Arial" w:cs="Arial" w:eastAsia="Arial" w:hAnsi="Arial"/>
-                <w:b w:val="false"/>
-                <w:bCs w:val="false"/>
-                <w:sz w:val="19"/>
-                <w:szCs w:val="19"/>
-              </w:rPr>
-              <w:t xml:space="preserve">SM на камеру.</w:t>
-            </w:r>
-          </w:p>
-        </w:tc>
-        <w:tc>
-          <w:tcPr>
-            <w:tcW w:type="dxa" w:w="5288"/>
-            <w:tcBorders>
-              <w:top w:val="single" w:color="C9D2E3" w:sz="4"/>
-              <w:left w:val="single" w:color="C9D2E3" w:sz="4"/>
-              <w:bottom w:val="single" w:color="C9D2E3" w:sz="4"/>
-              <w:right w:val="single" w:color="C9D2E3" w:sz="4"/>
-            </w:tcBorders>
-            <w:shd w:fill="F3F4F6" w:color="auto" w:val="clear"/>
-            <w:tcMar>
-              <w:top w:type="dxa" w:w="70"/>
-              <w:left w:type="dxa" w:w="110"/>
-              <w:bottom w:type="dxa" w:w="70"/>
-              <w:right w:type="dxa" w:w="110"/>
-            </w:tcMar>
-          </w:tcPr>
-          <w:p>
-            <w:pPr>
-              <w:spacing w:after="100" w:before="0"/>
-            </w:pPr>
-            <w:r>
-              <w:rPr>
-                <w:rFonts w:ascii="Arial" w:cs="Arial" w:eastAsia="Arial" w:hAnsi="Arial"/>
-                <w:b w:val="false"/>
-                <w:bCs w:val="false"/>
-                <w:sz w:val="19"/>
-                <w:szCs w:val="19"/>
-              </w:rPr>
-              <w:t xml:space="preserve">Висновок: «Гарна підготовка на даних = кращий рівень наявності товару на полиці.»</w:t>
-            </w:r>
-          </w:p>
-        </w:tc>
-      </w:tr>
-    </w:tbl>
-    <w:p>
-      <w:pPr>
-        <w:spacing w:after="80" w:before="200"/>
-      </w:pPr>
-      <w:r>
-        <w:rPr>
-          <w:rFonts w:ascii="Arial" w:cs="Arial" w:eastAsia="Arial" w:hAnsi="Arial"/>
-          <w:b/>
-          <w:bCs/>
-          <w:color w:val="143C8A"/>
-          <w:sz w:val="23"/>
-          <w:szCs w:val="23"/>
-        </w:rPr>
-        <w:t xml:space="preserve">Обов'язково показати</w:t>
-      </w:r>
-    </w:p>
-    <w:p>
-      <w:pPr>
-        <w:pStyle w:val="ListParagraph"/>
-        <w:numPr>
-          <w:ilvl w:val="0"/>
-          <w:numId w:val="3"/>
-        </w:numPr>
-        <w:spacing w:after="40" w:before="0"/>
-      </w:pPr>
-      <w:r>
-        <w:rPr>
-          <w:rFonts w:ascii="Arial" w:cs="Arial" w:eastAsia="Arial" w:hAnsi="Arial"/>
-          <w:sz w:val="21"/>
-          <w:szCs w:val="21"/>
-        </w:rPr>
-        <w:t xml:space="preserve">Усі чотири джерела: TMS, SAO, GK, MYJYSK</w:t>
-      </w:r>
-    </w:p>
-    <w:p>
-      <w:pPr>
-        <w:pStyle w:val="ListParagraph"/>
-        <w:numPr>
-          <w:ilvl w:val="0"/>
-          <w:numId w:val="3"/>
-        </w:numPr>
-        <w:spacing w:after="40" w:before="0"/>
-      </w:pPr>
-      <w:r>
-        <w:rPr>
-          <w:rFonts w:ascii="Arial" w:cs="Arial" w:eastAsia="Arial" w:hAnsi="Arial"/>
-          <w:sz w:val="21"/>
-          <w:szCs w:val="21"/>
-        </w:rPr>
-        <w:t xml:space="preserve">Як цифри потрапляють у план (Store Visit / нотатки)</w:t>
-      </w:r>
-    </w:p>
-    <w:p>
-      <w:pPr>
-        <w:pStyle w:val="ListParagraph"/>
-        <w:numPr>
-          <w:ilvl w:val="0"/>
-          <w:numId w:val="3"/>
-        </w:numPr>
-        <w:spacing w:after="40" w:before="0"/>
-      </w:pPr>
-      <w:r>
-        <w:rPr>
-          <w:rFonts w:ascii="Arial" w:cs="Arial" w:eastAsia="Arial" w:hAnsi="Arial"/>
-          <w:sz w:val="21"/>
-          <w:szCs w:val="21"/>
-        </w:rPr>
-        <w:t xml:space="preserve">Комунікацію з водієм / логістами</w:t>
-      </w:r>
-    </w:p>
-    <w:p>
-      <w:pPr>
-        <w:spacing w:after="80" w:before="200"/>
-      </w:pPr>
-      <w:r>
-        <w:rPr>
-          <w:rFonts w:ascii="Arial" w:cs="Arial" w:eastAsia="Arial" w:hAnsi="Arial"/>
-          <w:b/>
-          <w:bCs/>
-          <w:color w:val="143C8A"/>
-          <w:sz w:val="23"/>
-          <w:szCs w:val="23"/>
-        </w:rPr>
-        <w:t xml:space="preserve">Стандарти та цифри з тренінгу</w:t>
-      </w:r>
-    </w:p>
-    <w:p>
-      <w:pPr>
-        <w:spacing w:after="100" w:before="0"/>
-      </w:pPr>
-      <w:r>
-        <w:rPr>
-          <w:rFonts w:ascii="Arial" w:cs="Arial" w:eastAsia="Arial" w:hAnsi="Arial"/>
-          <w:sz w:val="21"/>
-          <w:szCs w:val="21"/>
-        </w:rPr>
-        <w:t xml:space="preserve">GK дає точні палети за 24–48 год; SAO — прогноз палет і об'єм М3; TMS — дата, час, водій, відхилення.</w:t>
-      </w:r>
-    </w:p>
-    <w:p>
-      <w:pPr>
-        <w:spacing w:after="80" w:before="200"/>
-      </w:pPr>
-      <w:r>
-        <w:rPr>
-          <w:rFonts w:ascii="Arial" w:cs="Arial" w:eastAsia="Arial" w:hAnsi="Arial"/>
-          <w:b/>
-          <w:bCs/>
-          <w:color w:val="143C8A"/>
-          <w:sz w:val="23"/>
-          <w:szCs w:val="23"/>
-        </w:rPr>
-        <w:t xml:space="preserve">Чого уникати</w:t>
-      </w:r>
-    </w:p>
-    <w:p>
-      <w:pPr>
-        <w:spacing w:after="100" w:before="0"/>
-      </w:pPr>
-      <w:r>
-        <w:rPr>
-          <w:rFonts w:ascii="Arial" w:cs="Arial" w:eastAsia="Arial" w:hAnsi="Arial"/>
-          <w:sz w:val="21"/>
-          <w:szCs w:val="21"/>
-        </w:rPr>
-        <w:t xml:space="preserve">Персональні дані на екрані (телефони водіїв, ПІБ) — розмити або не показувати; паролі.</w:t>
-      </w:r>
-    </w:p>
-    <w:p>
-      <w:r>
-        <w:br w:type="page"/>
-      </w:r>
-    </w:p>
-    <w:p>
-      <w:pPr>
-        <w:spacing w:after="40" w:before="0"/>
-      </w:pPr>
-      <w:r>
-        <w:rPr>
-          <w:rFonts w:ascii="Arial" w:cs="Arial" w:eastAsia="Arial" w:hAnsi="Arial"/>
-          <w:b/>
-          <w:bCs/>
-          <w:color w:val="888888"/>
-          <w:sz w:val="19"/>
-          <w:szCs w:val="19"/>
-        </w:rPr>
-        <w:t xml:space="preserve">ВІДЕО 3 з 12</w:t>
-      </w:r>
-    </w:p>
-    <w:p>
-      <w:pPr>
-        <w:pStyle w:val="Heading1"/>
-        <w:spacing w:after="120"/>
-      </w:pPr>
-      <w:r>
-        <w:rPr>
-          <w:rFonts w:ascii="Arial" w:cs="Arial" w:eastAsia="Arial" w:hAnsi="Arial"/>
-          <w:b/>
-          <w:bCs/>
-          <w:color w:val="143C8A"/>
-          <w:sz w:val="32"/>
-          <w:szCs w:val="32"/>
-        </w:rPr>
         <w:t xml:space="preserve">Store Visit «Підготовка до поставки товару»</w:t>
       </w:r>
     </w:p>
@@ -5869,7 +4491,7 @@
                 <w:sz w:val="19"/>
                 <w:szCs w:val="19"/>
               </w:rPr>
-              <w:t xml:space="preserve">19.10 – 25.10 · здати до 25.10</w:t>
+              <w:t xml:space="preserve">12.10 – 18.10 · здати до 18.10</w:t>
             </w:r>
           </w:p>
         </w:tc>
@@ -7185,7 +5807,2781 @@
           <w:sz w:val="19"/>
           <w:szCs w:val="19"/>
         </w:rPr>
+        <w:t xml:space="preserve">ВІДЕО 3 з 12</w:t>
+      </w:r>
+    </w:p>
+    <w:p>
+      <w:pPr>
+        <w:pStyle w:val="Heading1"/>
+        <w:spacing w:after="120"/>
+      </w:pPr>
+      <w:r>
+        <w:rPr>
+          <w:rFonts w:ascii="Arial" w:cs="Arial" w:eastAsia="Arial" w:hAnsi="Arial"/>
+          <w:b/>
+          <w:bCs/>
+          <w:color w:val="143C8A"/>
+          <w:sz w:val="32"/>
+          <w:szCs w:val="32"/>
+        </w:rPr>
+        <w:t xml:space="preserve">Store Visit «Доставка та прийом товару»</w:t>
+      </w:r>
+    </w:p>
+    <w:tbl>
+      <w:tblPr>
+        <w:tblW w:type="dxa" w:w="9638"/>
+        <w:tblBorders>
+          <w:top w:val="single" w:color="auto" w:sz="4"/>
+          <w:left w:val="single" w:color="auto" w:sz="4"/>
+          <w:bottom w:val="single" w:color="auto" w:sz="4"/>
+          <w:right w:val="single" w:color="auto" w:sz="4"/>
+          <w:insideH w:val="single" w:color="auto" w:sz="4"/>
+          <w:insideV w:val="single" w:color="auto" w:sz="4"/>
+        </w:tblBorders>
+      </w:tblPr>
+      <w:tblGrid>
+        <w:gridCol w:w="2400"/>
+        <w:gridCol w:w="7238"/>
+      </w:tblGrid>
+      <w:tr>
+        <w:tc>
+          <w:tcPr>
+            <w:tcW w:type="dxa" w:w="2400"/>
+            <w:tcBorders>
+              <w:top w:val="single" w:color="C9D2E3" w:sz="4"/>
+              <w:left w:val="single" w:color="C9D2E3" w:sz="4"/>
+              <w:bottom w:val="single" w:color="C9D2E3" w:sz="4"/>
+              <w:right w:val="single" w:color="C9D2E3" w:sz="4"/>
+            </w:tcBorders>
+            <w:shd w:fill="E8EEF8" w:color="auto" w:val="clear"/>
+            <w:tcMar>
+              <w:top w:type="dxa" w:w="70"/>
+              <w:left w:type="dxa" w:w="110"/>
+              <w:bottom w:type="dxa" w:w="70"/>
+              <w:right w:type="dxa" w:w="110"/>
+            </w:tcMar>
+          </w:tcPr>
+          <w:p>
+            <w:pPr>
+              <w:spacing w:after="100" w:before="0"/>
+            </w:pPr>
+            <w:r>
+              <w:rPr>
+                <w:rFonts w:ascii="Arial" w:cs="Arial" w:eastAsia="Arial" w:hAnsi="Arial"/>
+                <w:b/>
+                <w:bCs/>
+                <w:sz w:val="19"/>
+                <w:szCs w:val="19"/>
+              </w:rPr>
+              <w:t xml:space="preserve">Тиждень / здати до</w:t>
+            </w:r>
+          </w:p>
+        </w:tc>
+        <w:tc>
+          <w:tcPr>
+            <w:tcW w:type="dxa" w:w="7238"/>
+            <w:tcBorders>
+              <w:top w:val="single" w:color="C9D2E3" w:sz="4"/>
+              <w:left w:val="single" w:color="C9D2E3" w:sz="4"/>
+              <w:bottom w:val="single" w:color="C9D2E3" w:sz="4"/>
+              <w:right w:val="single" w:color="C9D2E3" w:sz="4"/>
+            </w:tcBorders>
+            <w:tcMar>
+              <w:top w:type="dxa" w:w="70"/>
+              <w:left w:type="dxa" w:w="110"/>
+              <w:bottom w:type="dxa" w:w="70"/>
+              <w:right w:type="dxa" w:w="110"/>
+            </w:tcMar>
+          </w:tcPr>
+          <w:p>
+            <w:pPr>
+              <w:spacing w:after="100" w:before="0"/>
+            </w:pPr>
+            <w:r>
+              <w:rPr>
+                <w:rFonts w:ascii="Arial" w:cs="Arial" w:eastAsia="Arial" w:hAnsi="Arial"/>
+                <w:b/>
+                <w:bCs/>
+                <w:sz w:val="19"/>
+                <w:szCs w:val="19"/>
+              </w:rPr>
+              <w:t xml:space="preserve">19.10 – 25.10 · здати до 25.10</w:t>
+            </w:r>
+          </w:p>
+        </w:tc>
+      </w:tr>
+      <w:tr>
+        <w:tc>
+          <w:tcPr>
+            <w:tcW w:type="dxa" w:w="2400"/>
+            <w:tcBorders>
+              <w:top w:val="single" w:color="C9D2E3" w:sz="4"/>
+              <w:left w:val="single" w:color="C9D2E3" w:sz="4"/>
+              <w:bottom w:val="single" w:color="C9D2E3" w:sz="4"/>
+              <w:right w:val="single" w:color="C9D2E3" w:sz="4"/>
+            </w:tcBorders>
+            <w:shd w:fill="E8EEF8" w:color="auto" w:val="clear"/>
+            <w:tcMar>
+              <w:top w:type="dxa" w:w="70"/>
+              <w:left w:type="dxa" w:w="110"/>
+              <w:bottom w:type="dxa" w:w="70"/>
+              <w:right w:type="dxa" w:w="110"/>
+            </w:tcMar>
+          </w:tcPr>
+          <w:p>
+            <w:pPr>
+              <w:spacing w:after="100" w:before="0"/>
+            </w:pPr>
+            <w:r>
+              <w:rPr>
+                <w:rFonts w:ascii="Arial" w:cs="Arial" w:eastAsia="Arial" w:hAnsi="Arial"/>
+                <w:b/>
+                <w:bCs/>
+                <w:sz w:val="19"/>
+                <w:szCs w:val="19"/>
+              </w:rPr>
+              <w:t xml:space="preserve">Керуючий (ПІБ)</w:t>
+            </w:r>
+          </w:p>
+        </w:tc>
+        <w:tc>
+          <w:tcPr>
+            <w:tcW w:type="dxa" w:w="7238"/>
+            <w:tcBorders>
+              <w:top w:val="single" w:color="C9D2E3" w:sz="4"/>
+              <w:left w:val="single" w:color="C9D2E3" w:sz="4"/>
+              <w:bottom w:val="single" w:color="C9D2E3" w:sz="4"/>
+              <w:right w:val="single" w:color="C9D2E3" w:sz="4"/>
+            </w:tcBorders>
+            <w:tcMar>
+              <w:top w:type="dxa" w:w="70"/>
+              <w:left w:type="dxa" w:w="110"/>
+              <w:bottom w:type="dxa" w:w="70"/>
+              <w:right w:type="dxa" w:w="110"/>
+            </w:tcMar>
+          </w:tcPr>
+          <w:p>
+            <w:pPr>
+              <w:spacing w:after="100" w:before="0"/>
+            </w:pPr>
+            <w:r>
+              <w:rPr>
+                <w:rFonts w:ascii="Arial" w:cs="Arial" w:eastAsia="Arial" w:hAnsi="Arial"/>
+                <w:sz w:val="19"/>
+                <w:szCs w:val="19"/>
+              </w:rPr>
+              <w:t xml:space="preserve">______________________________</w:t>
+            </w:r>
+          </w:p>
+        </w:tc>
+      </w:tr>
+      <w:tr>
+        <w:tc>
+          <w:tcPr>
+            <w:tcW w:type="dxa" w:w="2400"/>
+            <w:tcBorders>
+              <w:top w:val="single" w:color="C9D2E3" w:sz="4"/>
+              <w:left w:val="single" w:color="C9D2E3" w:sz="4"/>
+              <w:bottom w:val="single" w:color="C9D2E3" w:sz="4"/>
+              <w:right w:val="single" w:color="C9D2E3" w:sz="4"/>
+            </w:tcBorders>
+            <w:shd w:fill="E8EEF8" w:color="auto" w:val="clear"/>
+            <w:tcMar>
+              <w:top w:type="dxa" w:w="70"/>
+              <w:left w:type="dxa" w:w="110"/>
+              <w:bottom w:type="dxa" w:w="70"/>
+              <w:right w:type="dxa" w:w="110"/>
+            </w:tcMar>
+          </w:tcPr>
+          <w:p>
+            <w:pPr>
+              <w:spacing w:after="100" w:before="0"/>
+            </w:pPr>
+            <w:r>
+              <w:rPr>
+                <w:rFonts w:ascii="Arial" w:cs="Arial" w:eastAsia="Arial" w:hAnsi="Arial"/>
+                <w:b/>
+                <w:bCs/>
+                <w:sz w:val="19"/>
+                <w:szCs w:val="19"/>
+              </w:rPr>
+              <w:t xml:space="preserve">Магазин</w:t>
+            </w:r>
+          </w:p>
+        </w:tc>
+        <w:tc>
+          <w:tcPr>
+            <w:tcW w:type="dxa" w:w="7238"/>
+            <w:tcBorders>
+              <w:top w:val="single" w:color="C9D2E3" w:sz="4"/>
+              <w:left w:val="single" w:color="C9D2E3" w:sz="4"/>
+              <w:bottom w:val="single" w:color="C9D2E3" w:sz="4"/>
+              <w:right w:val="single" w:color="C9D2E3" w:sz="4"/>
+            </w:tcBorders>
+            <w:tcMar>
+              <w:top w:type="dxa" w:w="70"/>
+              <w:left w:type="dxa" w:w="110"/>
+              <w:bottom w:type="dxa" w:w="70"/>
+              <w:right w:type="dxa" w:w="110"/>
+            </w:tcMar>
+          </w:tcPr>
+          <w:p>
+            <w:pPr>
+              <w:spacing w:after="100" w:before="0"/>
+            </w:pPr>
+            <w:r>
+              <w:rPr>
+                <w:rFonts w:ascii="Arial" w:cs="Arial" w:eastAsia="Arial" w:hAnsi="Arial"/>
+                <w:sz w:val="19"/>
+                <w:szCs w:val="19"/>
+              </w:rPr>
+              <w:t xml:space="preserve">J______</w:t>
+            </w:r>
+          </w:p>
+        </w:tc>
+      </w:tr>
+      <w:tr>
+        <w:tc>
+          <w:tcPr>
+            <w:tcW w:type="dxa" w:w="2400"/>
+            <w:tcBorders>
+              <w:top w:val="single" w:color="C9D2E3" w:sz="4"/>
+              <w:left w:val="single" w:color="C9D2E3" w:sz="4"/>
+              <w:bottom w:val="single" w:color="C9D2E3" w:sz="4"/>
+              <w:right w:val="single" w:color="C9D2E3" w:sz="4"/>
+            </w:tcBorders>
+            <w:shd w:fill="E8EEF8" w:color="auto" w:val="clear"/>
+            <w:tcMar>
+              <w:top w:type="dxa" w:w="70"/>
+              <w:left w:type="dxa" w:w="110"/>
+              <w:bottom w:type="dxa" w:w="70"/>
+              <w:right w:type="dxa" w:w="110"/>
+            </w:tcMar>
+          </w:tcPr>
+          <w:p>
+            <w:pPr>
+              <w:spacing w:after="100" w:before="0"/>
+            </w:pPr>
+            <w:r>
+              <w:rPr>
+                <w:rFonts w:ascii="Arial" w:cs="Arial" w:eastAsia="Arial" w:hAnsi="Arial"/>
+                <w:b/>
+                <w:bCs/>
+                <w:sz w:val="19"/>
+                <w:szCs w:val="19"/>
+              </w:rPr>
+              <w:t xml:space="preserve">Крок процесу</w:t>
+            </w:r>
+          </w:p>
+        </w:tc>
+        <w:tc>
+          <w:tcPr>
+            <w:tcW w:type="dxa" w:w="7238"/>
+            <w:tcBorders>
+              <w:top w:val="single" w:color="C9D2E3" w:sz="4"/>
+              <w:left w:val="single" w:color="C9D2E3" w:sz="4"/>
+              <w:bottom w:val="single" w:color="C9D2E3" w:sz="4"/>
+              <w:right w:val="single" w:color="C9D2E3" w:sz="4"/>
+            </w:tcBorders>
+            <w:tcMar>
+              <w:top w:type="dxa" w:w="70"/>
+              <w:left w:type="dxa" w:w="110"/>
+              <w:bottom w:type="dxa" w:w="70"/>
+              <w:right w:type="dxa" w:w="110"/>
+            </w:tcMar>
+          </w:tcPr>
+          <w:p>
+            <w:pPr>
+              <w:spacing w:after="100" w:before="0"/>
+            </w:pPr>
+            <w:r>
+              <w:rPr>
+                <w:rFonts w:ascii="Arial" w:cs="Arial" w:eastAsia="Arial" w:hAnsi="Arial"/>
+                <w:sz w:val="19"/>
+                <w:szCs w:val="19"/>
+              </w:rPr>
+              <w:t xml:space="preserve">Кроки 5–8 колеса · Інструмент дня прийомки</w:t>
+            </w:r>
+          </w:p>
+        </w:tc>
+      </w:tr>
+      <w:tr>
+        <w:tc>
+          <w:tcPr>
+            <w:tcW w:type="dxa" w:w="2400"/>
+            <w:tcBorders>
+              <w:top w:val="single" w:color="C9D2E3" w:sz="4"/>
+              <w:left w:val="single" w:color="C9D2E3" w:sz="4"/>
+              <w:bottom w:val="single" w:color="C9D2E3" w:sz="4"/>
+              <w:right w:val="single" w:color="C9D2E3" w:sz="4"/>
+            </w:tcBorders>
+            <w:shd w:fill="E8EEF8" w:color="auto" w:val="clear"/>
+            <w:tcMar>
+              <w:top w:type="dxa" w:w="70"/>
+              <w:left w:type="dxa" w:w="110"/>
+              <w:bottom w:type="dxa" w:w="70"/>
+              <w:right w:type="dxa" w:w="110"/>
+            </w:tcMar>
+          </w:tcPr>
+          <w:p>
+            <w:pPr>
+              <w:spacing w:after="100" w:before="0"/>
+            </w:pPr>
+            <w:r>
+              <w:rPr>
+                <w:rFonts w:ascii="Arial" w:cs="Arial" w:eastAsia="Arial" w:hAnsi="Arial"/>
+                <w:b/>
+                <w:bCs/>
+                <w:sz w:val="19"/>
+                <w:szCs w:val="19"/>
+              </w:rPr>
+              <w:t xml:space="preserve">Мета відео</w:t>
+            </w:r>
+          </w:p>
+        </w:tc>
+        <w:tc>
+          <w:tcPr>
+            <w:tcW w:type="dxa" w:w="7238"/>
+            <w:tcBorders>
+              <w:top w:val="single" w:color="C9D2E3" w:sz="4"/>
+              <w:left w:val="single" w:color="C9D2E3" w:sz="4"/>
+              <w:bottom w:val="single" w:color="C9D2E3" w:sz="4"/>
+              <w:right w:val="single" w:color="C9D2E3" w:sz="4"/>
+            </w:tcBorders>
+            <w:tcMar>
+              <w:top w:type="dxa" w:w="70"/>
+              <w:left w:type="dxa" w:w="110"/>
+              <w:bottom w:type="dxa" w:w="70"/>
+              <w:right w:type="dxa" w:w="110"/>
+            </w:tcMar>
+          </w:tcPr>
+          <w:p>
+            <w:pPr>
+              <w:spacing w:after="100" w:before="0"/>
+            </w:pPr>
+            <w:r>
+              <w:rPr>
+                <w:rFonts w:ascii="Arial" w:cs="Arial" w:eastAsia="Arial" w:hAnsi="Arial"/>
+                <w:sz w:val="19"/>
+                <w:szCs w:val="19"/>
+              </w:rPr>
+              <w:t xml:space="preserve">Показати, як керуючий створює візит зранку, веде його протягом усього дня прийомки і закриває оцінкою процесу — щоб команда і DM бачили реальний хід поставки.</w:t>
+            </w:r>
+          </w:p>
+        </w:tc>
+      </w:tr>
+      <w:tr>
+        <w:tc>
+          <w:tcPr>
+            <w:tcW w:type="dxa" w:w="2400"/>
+            <w:tcBorders>
+              <w:top w:val="single" w:color="C9D2E3" w:sz="4"/>
+              <w:left w:val="single" w:color="C9D2E3" w:sz="4"/>
+              <w:bottom w:val="single" w:color="C9D2E3" w:sz="4"/>
+              <w:right w:val="single" w:color="C9D2E3" w:sz="4"/>
+            </w:tcBorders>
+            <w:shd w:fill="E8EEF8" w:color="auto" w:val="clear"/>
+            <w:tcMar>
+              <w:top w:type="dxa" w:w="70"/>
+              <w:left w:type="dxa" w:w="110"/>
+              <w:bottom w:type="dxa" w:w="70"/>
+              <w:right w:type="dxa" w:w="110"/>
+            </w:tcMar>
+          </w:tcPr>
+          <w:p>
+            <w:pPr>
+              <w:spacing w:after="100" w:before="0"/>
+            </w:pPr>
+            <w:r>
+              <w:rPr>
+                <w:rFonts w:ascii="Arial" w:cs="Arial" w:eastAsia="Arial" w:hAnsi="Arial"/>
+                <w:b/>
+                <w:bCs/>
+                <w:sz w:val="19"/>
+                <w:szCs w:val="19"/>
+              </w:rPr>
+              <w:t xml:space="preserve">Де і коли знімати</w:t>
+            </w:r>
+          </w:p>
+        </w:tc>
+        <w:tc>
+          <w:tcPr>
+            <w:tcW w:type="dxa" w:w="7238"/>
+            <w:tcBorders>
+              <w:top w:val="single" w:color="C9D2E3" w:sz="4"/>
+              <w:left w:val="single" w:color="C9D2E3" w:sz="4"/>
+              <w:bottom w:val="single" w:color="C9D2E3" w:sz="4"/>
+              <w:right w:val="single" w:color="C9D2E3" w:sz="4"/>
+            </w:tcBorders>
+            <w:tcMar>
+              <w:top w:type="dxa" w:w="70"/>
+              <w:left w:type="dxa" w:w="110"/>
+              <w:bottom w:type="dxa" w:w="70"/>
+              <w:right w:type="dxa" w:w="110"/>
+            </w:tcMar>
+          </w:tcPr>
+          <w:p>
+            <w:pPr>
+              <w:spacing w:after="100" w:before="0"/>
+            </w:pPr>
+            <w:r>
+              <w:rPr>
+                <w:rFonts w:ascii="Arial" w:cs="Arial" w:eastAsia="Arial" w:hAnsi="Arial"/>
+                <w:sz w:val="19"/>
+                <w:szCs w:val="19"/>
+              </w:rPr>
+              <w:t xml:space="preserve">Телефон SM (myjysk.thinktime.com) + склад / рампа / зал у день поставки. Запис екрана + короткі кадри процесу.</w:t>
+            </w:r>
+          </w:p>
+        </w:tc>
+      </w:tr>
+      <w:tr>
+        <w:tc>
+          <w:tcPr>
+            <w:tcW w:type="dxa" w:w="2400"/>
+            <w:tcBorders>
+              <w:top w:val="single" w:color="C9D2E3" w:sz="4"/>
+              <w:left w:val="single" w:color="C9D2E3" w:sz="4"/>
+              <w:bottom w:val="single" w:color="C9D2E3" w:sz="4"/>
+              <w:right w:val="single" w:color="C9D2E3" w:sz="4"/>
+            </w:tcBorders>
+            <w:shd w:fill="E8EEF8" w:color="auto" w:val="clear"/>
+            <w:tcMar>
+              <w:top w:type="dxa" w:w="70"/>
+              <w:left w:type="dxa" w:w="110"/>
+              <w:bottom w:type="dxa" w:w="70"/>
+              <w:right w:type="dxa" w:w="110"/>
+            </w:tcMar>
+          </w:tcPr>
+          <w:p>
+            <w:pPr>
+              <w:spacing w:after="100" w:before="0"/>
+            </w:pPr>
+            <w:r>
+              <w:rPr>
+                <w:rFonts w:ascii="Arial" w:cs="Arial" w:eastAsia="Arial" w:hAnsi="Arial"/>
+                <w:b/>
+                <w:bCs/>
+                <w:sz w:val="19"/>
+                <w:szCs w:val="19"/>
+              </w:rPr>
+              <w:t xml:space="preserve">Хто в кадрі</w:t>
+            </w:r>
+          </w:p>
+        </w:tc>
+        <w:tc>
+          <w:tcPr>
+            <w:tcW w:type="dxa" w:w="7238"/>
+            <w:tcBorders>
+              <w:top w:val="single" w:color="C9D2E3" w:sz="4"/>
+              <w:left w:val="single" w:color="C9D2E3" w:sz="4"/>
+              <w:bottom w:val="single" w:color="C9D2E3" w:sz="4"/>
+              <w:right w:val="single" w:color="C9D2E3" w:sz="4"/>
+            </w:tcBorders>
+            <w:tcMar>
+              <w:top w:type="dxa" w:w="70"/>
+              <w:left w:type="dxa" w:w="110"/>
+              <w:bottom w:type="dxa" w:w="70"/>
+              <w:right w:type="dxa" w:w="110"/>
+            </w:tcMar>
+          </w:tcPr>
+          <w:p>
+            <w:pPr>
+              <w:spacing w:after="100" w:before="0"/>
+            </w:pPr>
+            <w:r>
+              <w:rPr>
+                <w:rFonts w:ascii="Arial" w:cs="Arial" w:eastAsia="Arial" w:hAnsi="Arial"/>
+                <w:sz w:val="19"/>
+                <w:szCs w:val="19"/>
+              </w:rPr>
+              <w:t xml:space="preserve">SM + LR і працівники в кадрі процесу.</w:t>
+            </w:r>
+          </w:p>
+        </w:tc>
+      </w:tr>
+    </w:tbl>
+    <w:p>
+      <w:pPr>
+        <w:spacing w:after="80" w:before="200"/>
+      </w:pPr>
+      <w:r>
+        <w:rPr>
+          <w:rFonts w:ascii="Arial" w:cs="Arial" w:eastAsia="Arial" w:hAnsi="Arial"/>
+          <w:b/>
+          <w:bCs/>
+          <w:color w:val="143C8A"/>
+          <w:sz w:val="23"/>
+          <w:szCs w:val="23"/>
+        </w:rPr>
+        <w:t xml:space="preserve">Сценарій (2–3 хв)</w:t>
+      </w:r>
+    </w:p>
+    <w:tbl>
+      <w:tblPr>
+        <w:tblW w:type="dxa" w:w="9638"/>
+        <w:tblBorders>
+          <w:top w:val="single" w:color="auto" w:sz="4"/>
+          <w:left w:val="single" w:color="auto" w:sz="4"/>
+          <w:bottom w:val="single" w:color="auto" w:sz="4"/>
+          <w:right w:val="single" w:color="auto" w:sz="4"/>
+          <w:insideH w:val="single" w:color="auto" w:sz="4"/>
+          <w:insideV w:val="single" w:color="auto" w:sz="4"/>
+        </w:tblBorders>
+      </w:tblPr>
+      <w:tblGrid>
+        <w:gridCol w:w="1150"/>
+        <w:gridCol w:w="3200"/>
+        <w:gridCol w:w="5288"/>
+      </w:tblGrid>
+      <w:tr>
+        <w:trPr>
+          <w:tblHeader/>
+        </w:trPr>
+        <w:tc>
+          <w:tcPr>
+            <w:tcW w:type="dxa" w:w="1150"/>
+            <w:tcBorders>
+              <w:top w:val="single" w:color="C9D2E3" w:sz="4"/>
+              <w:left w:val="single" w:color="C9D2E3" w:sz="4"/>
+              <w:bottom w:val="single" w:color="C9D2E3" w:sz="4"/>
+              <w:right w:val="single" w:color="C9D2E3" w:sz="4"/>
+            </w:tcBorders>
+            <w:shd w:fill="143C8A" w:color="auto" w:val="clear"/>
+            <w:tcMar>
+              <w:top w:type="dxa" w:w="70"/>
+              <w:left w:type="dxa" w:w="110"/>
+              <w:bottom w:type="dxa" w:w="70"/>
+              <w:right w:type="dxa" w:w="110"/>
+            </w:tcMar>
+          </w:tcPr>
+          <w:p>
+            <w:pPr>
+              <w:spacing w:after="100" w:before="0"/>
+            </w:pPr>
+            <w:r>
+              <w:rPr>
+                <w:rFonts w:ascii="Arial" w:cs="Arial" w:eastAsia="Arial" w:hAnsi="Arial"/>
+                <w:b/>
+                <w:bCs/>
+                <w:color w:val="FFFFFF"/>
+                <w:sz w:val="19"/>
+                <w:szCs w:val="19"/>
+              </w:rPr>
+              <w:t xml:space="preserve">Час</w:t>
+            </w:r>
+          </w:p>
+        </w:tc>
+        <w:tc>
+          <w:tcPr>
+            <w:tcW w:type="dxa" w:w="3200"/>
+            <w:tcBorders>
+              <w:top w:val="single" w:color="C9D2E3" w:sz="4"/>
+              <w:left w:val="single" w:color="C9D2E3" w:sz="4"/>
+              <w:bottom w:val="single" w:color="C9D2E3" w:sz="4"/>
+              <w:right w:val="single" w:color="C9D2E3" w:sz="4"/>
+            </w:tcBorders>
+            <w:shd w:fill="143C8A" w:color="auto" w:val="clear"/>
+            <w:tcMar>
+              <w:top w:type="dxa" w:w="70"/>
+              <w:left w:type="dxa" w:w="110"/>
+              <w:bottom w:type="dxa" w:w="70"/>
+              <w:right w:type="dxa" w:w="110"/>
+            </w:tcMar>
+          </w:tcPr>
+          <w:p>
+            <w:pPr>
+              <w:spacing w:after="100" w:before="0"/>
+            </w:pPr>
+            <w:r>
+              <w:rPr>
+                <w:rFonts w:ascii="Arial" w:cs="Arial" w:eastAsia="Arial" w:hAnsi="Arial"/>
+                <w:b/>
+                <w:bCs/>
+                <w:color w:val="FFFFFF"/>
+                <w:sz w:val="19"/>
+                <w:szCs w:val="19"/>
+              </w:rPr>
+              <w:t xml:space="preserve">Що в кадрі</w:t>
+            </w:r>
+          </w:p>
+        </w:tc>
+        <w:tc>
+          <w:tcPr>
+            <w:tcW w:type="dxa" w:w="5288"/>
+            <w:tcBorders>
+              <w:top w:val="single" w:color="C9D2E3" w:sz="4"/>
+              <w:left w:val="single" w:color="C9D2E3" w:sz="4"/>
+              <w:bottom w:val="single" w:color="C9D2E3" w:sz="4"/>
+              <w:right w:val="single" w:color="C9D2E3" w:sz="4"/>
+            </w:tcBorders>
+            <w:shd w:fill="143C8A" w:color="auto" w:val="clear"/>
+            <w:tcMar>
+              <w:top w:type="dxa" w:w="70"/>
+              <w:left w:type="dxa" w:w="110"/>
+              <w:bottom w:type="dxa" w:w="70"/>
+              <w:right w:type="dxa" w:w="110"/>
+            </w:tcMar>
+          </w:tcPr>
+          <w:p>
+            <w:pPr>
+              <w:spacing w:after="100" w:before="0"/>
+            </w:pPr>
+            <w:r>
+              <w:rPr>
+                <w:rFonts w:ascii="Arial" w:cs="Arial" w:eastAsia="Arial" w:hAnsi="Arial"/>
+                <w:b/>
+                <w:bCs/>
+                <w:color w:val="FFFFFF"/>
+                <w:sz w:val="19"/>
+                <w:szCs w:val="19"/>
+              </w:rPr>
+              <w:t xml:space="preserve">Що говоримо (приклад — своїми словами)</w:t>
+            </w:r>
+          </w:p>
+        </w:tc>
+      </w:tr>
+      <w:tr>
+        <w:tc>
+          <w:tcPr>
+            <w:tcW w:type="dxa" w:w="1150"/>
+            <w:tcBorders>
+              <w:top w:val="single" w:color="C9D2E3" w:sz="4"/>
+              <w:left w:val="single" w:color="C9D2E3" w:sz="4"/>
+              <w:bottom w:val="single" w:color="C9D2E3" w:sz="4"/>
+              <w:right w:val="single" w:color="C9D2E3" w:sz="4"/>
+            </w:tcBorders>
+            <w:tcMar>
+              <w:top w:type="dxa" w:w="70"/>
+              <w:left w:type="dxa" w:w="110"/>
+              <w:bottom w:type="dxa" w:w="70"/>
+              <w:right w:type="dxa" w:w="110"/>
+            </w:tcMar>
+          </w:tcPr>
+          <w:p>
+            <w:pPr>
+              <w:spacing w:after="100" w:before="0"/>
+            </w:pPr>
+            <w:r>
+              <w:rPr>
+                <w:rFonts w:ascii="Arial" w:cs="Arial" w:eastAsia="Arial" w:hAnsi="Arial"/>
+                <w:b/>
+                <w:bCs/>
+                <w:sz w:val="19"/>
+                <w:szCs w:val="19"/>
+              </w:rPr>
+              <w:t xml:space="preserve">0:00–0:15</w:t>
+            </w:r>
+          </w:p>
+        </w:tc>
+        <w:tc>
+          <w:tcPr>
+            <w:tcW w:type="dxa" w:w="3200"/>
+            <w:tcBorders>
+              <w:top w:val="single" w:color="C9D2E3" w:sz="4"/>
+              <w:left w:val="single" w:color="C9D2E3" w:sz="4"/>
+              <w:bottom w:val="single" w:color="C9D2E3" w:sz="4"/>
+              <w:right w:val="single" w:color="C9D2E3" w:sz="4"/>
+            </w:tcBorders>
+            <w:tcMar>
+              <w:top w:type="dxa" w:w="70"/>
+              <w:left w:type="dxa" w:w="110"/>
+              <w:bottom w:type="dxa" w:w="70"/>
+              <w:right w:type="dxa" w:w="110"/>
+            </w:tcMar>
+          </w:tcPr>
+          <w:p>
+            <w:pPr>
+              <w:spacing w:after="100" w:before="0"/>
+            </w:pPr>
+            <w:r>
+              <w:rPr>
+                <w:rFonts w:ascii="Arial" w:cs="Arial" w:eastAsia="Arial" w:hAnsi="Arial"/>
+                <w:b w:val="false"/>
+                <w:bCs w:val="false"/>
+                <w:sz w:val="19"/>
+                <w:szCs w:val="19"/>
+              </w:rPr>
+              <w:t xml:space="preserve">SM у кадрі зранку.</w:t>
+            </w:r>
+          </w:p>
+        </w:tc>
+        <w:tc>
+          <w:tcPr>
+            <w:tcW w:type="dxa" w:w="5288"/>
+            <w:tcBorders>
+              <w:top w:val="single" w:color="C9D2E3" w:sz="4"/>
+              <w:left w:val="single" w:color="C9D2E3" w:sz="4"/>
+              <w:bottom w:val="single" w:color="C9D2E3" w:sz="4"/>
+              <w:right w:val="single" w:color="C9D2E3" w:sz="4"/>
+            </w:tcBorders>
+            <w:tcMar>
+              <w:top w:type="dxa" w:w="70"/>
+              <w:left w:type="dxa" w:w="110"/>
+              <w:bottom w:type="dxa" w:w="70"/>
+              <w:right w:type="dxa" w:w="110"/>
+            </w:tcMar>
+          </w:tcPr>
+          <w:p>
+            <w:pPr>
+              <w:spacing w:after="100" w:before="0"/>
+            </w:pPr>
+            <w:r>
+              <w:rPr>
+                <w:rFonts w:ascii="Arial" w:cs="Arial" w:eastAsia="Arial" w:hAnsi="Arial"/>
+                <w:b w:val="false"/>
+                <w:bCs w:val="false"/>
+                <w:sz w:val="19"/>
+                <w:szCs w:val="19"/>
+              </w:rPr>
+              <w:t xml:space="preserve">«Сьогодні поставка. Першим ділом створюю Store Visit „Доставка та прийом товару“ — і веду його весь день.»</w:t>
+            </w:r>
+          </w:p>
+        </w:tc>
+      </w:tr>
+      <w:tr>
+        <w:tc>
+          <w:tcPr>
+            <w:tcW w:type="dxa" w:w="1150"/>
+            <w:tcBorders>
+              <w:top w:val="single" w:color="C9D2E3" w:sz="4"/>
+              <w:left w:val="single" w:color="C9D2E3" w:sz="4"/>
+              <w:bottom w:val="single" w:color="C9D2E3" w:sz="4"/>
+              <w:right w:val="single" w:color="C9D2E3" w:sz="4"/>
+            </w:tcBorders>
+            <w:shd w:fill="F3F4F6" w:color="auto" w:val="clear"/>
+            <w:tcMar>
+              <w:top w:type="dxa" w:w="70"/>
+              <w:left w:type="dxa" w:w="110"/>
+              <w:bottom w:type="dxa" w:w="70"/>
+              <w:right w:type="dxa" w:w="110"/>
+            </w:tcMar>
+          </w:tcPr>
+          <w:p>
+            <w:pPr>
+              <w:spacing w:after="100" w:before="0"/>
+            </w:pPr>
+            <w:r>
+              <w:rPr>
+                <w:rFonts w:ascii="Arial" w:cs="Arial" w:eastAsia="Arial" w:hAnsi="Arial"/>
+                <w:b/>
+                <w:bCs/>
+                <w:sz w:val="19"/>
+                <w:szCs w:val="19"/>
+              </w:rPr>
+              <w:t xml:space="preserve">0:15–0:45</w:t>
+            </w:r>
+          </w:p>
+        </w:tc>
+        <w:tc>
+          <w:tcPr>
+            <w:tcW w:type="dxa" w:w="3200"/>
+            <w:tcBorders>
+              <w:top w:val="single" w:color="C9D2E3" w:sz="4"/>
+              <w:left w:val="single" w:color="C9D2E3" w:sz="4"/>
+              <w:bottom w:val="single" w:color="C9D2E3" w:sz="4"/>
+              <w:right w:val="single" w:color="C9D2E3" w:sz="4"/>
+            </w:tcBorders>
+            <w:shd w:fill="F3F4F6" w:color="auto" w:val="clear"/>
+            <w:tcMar>
+              <w:top w:type="dxa" w:w="70"/>
+              <w:left w:type="dxa" w:w="110"/>
+              <w:bottom w:type="dxa" w:w="70"/>
+              <w:right w:type="dxa" w:w="110"/>
+            </w:tcMar>
+          </w:tcPr>
+          <w:p>
+            <w:pPr>
+              <w:spacing w:after="100" w:before="0"/>
+            </w:pPr>
+            <w:r>
+              <w:rPr>
+                <w:rFonts w:ascii="Arial" w:cs="Arial" w:eastAsia="Arial" w:hAnsi="Arial"/>
+                <w:b w:val="false"/>
+                <w:bCs w:val="false"/>
+                <w:sz w:val="19"/>
+                <w:szCs w:val="19"/>
+              </w:rPr>
+              <w:t xml:space="preserve">Екран: Розділ 1 «Лідерство». Кадр 5-хвилинки.</w:t>
+            </w:r>
+          </w:p>
+        </w:tc>
+        <w:tc>
+          <w:tcPr>
+            <w:tcW w:type="dxa" w:w="5288"/>
+            <w:tcBorders>
+              <w:top w:val="single" w:color="C9D2E3" w:sz="4"/>
+              <w:left w:val="single" w:color="C9D2E3" w:sz="4"/>
+              <w:bottom w:val="single" w:color="C9D2E3" w:sz="4"/>
+              <w:right w:val="single" w:color="C9D2E3" w:sz="4"/>
+            </w:tcBorders>
+            <w:shd w:fill="F3F4F6" w:color="auto" w:val="clear"/>
+            <w:tcMar>
+              <w:top w:type="dxa" w:w="70"/>
+              <w:left w:type="dxa" w:w="110"/>
+              <w:bottom w:type="dxa" w:w="70"/>
+              <w:right w:type="dxa" w:w="110"/>
+            </w:tcMar>
+          </w:tcPr>
+          <w:p>
+            <w:pPr>
+              <w:spacing w:after="100" w:before="0"/>
+            </w:pPr>
+            <w:r>
+              <w:rPr>
+                <w:rFonts w:ascii="Arial" w:cs="Arial" w:eastAsia="Arial" w:hAnsi="Arial"/>
+                <w:b w:val="false"/>
+                <w:bCs w:val="false"/>
+                <w:sz w:val="19"/>
+                <w:szCs w:val="19"/>
+              </w:rPr>
+              <w:t xml:space="preserve">«Розділ 1 — лідерство: план дій і зони відповідальності узгоджені та презентовані команді на 5-хвилинці.»</w:t>
+            </w:r>
+          </w:p>
+        </w:tc>
+      </w:tr>
+      <w:tr>
+        <w:tc>
+          <w:tcPr>
+            <w:tcW w:type="dxa" w:w="1150"/>
+            <w:tcBorders>
+              <w:top w:val="single" w:color="C9D2E3" w:sz="4"/>
+              <w:left w:val="single" w:color="C9D2E3" w:sz="4"/>
+              <w:bottom w:val="single" w:color="C9D2E3" w:sz="4"/>
+              <w:right w:val="single" w:color="C9D2E3" w:sz="4"/>
+            </w:tcBorders>
+            <w:tcMar>
+              <w:top w:type="dxa" w:w="70"/>
+              <w:left w:type="dxa" w:w="110"/>
+              <w:bottom w:type="dxa" w:w="70"/>
+              <w:right w:type="dxa" w:w="110"/>
+            </w:tcMar>
+          </w:tcPr>
+          <w:p>
+            <w:pPr>
+              <w:spacing w:after="100" w:before="0"/>
+            </w:pPr>
+            <w:r>
+              <w:rPr>
+                <w:rFonts w:ascii="Arial" w:cs="Arial" w:eastAsia="Arial" w:hAnsi="Arial"/>
+                <w:b/>
+                <w:bCs/>
+                <w:sz w:val="19"/>
+                <w:szCs w:val="19"/>
+              </w:rPr>
+              <w:t xml:space="preserve">0:45–1:20</w:t>
+            </w:r>
+          </w:p>
+        </w:tc>
+        <w:tc>
+          <w:tcPr>
+            <w:tcW w:type="dxa" w:w="3200"/>
+            <w:tcBorders>
+              <w:top w:val="single" w:color="C9D2E3" w:sz="4"/>
+              <w:left w:val="single" w:color="C9D2E3" w:sz="4"/>
+              <w:bottom w:val="single" w:color="C9D2E3" w:sz="4"/>
+              <w:right w:val="single" w:color="C9D2E3" w:sz="4"/>
+            </w:tcBorders>
+            <w:tcMar>
+              <w:top w:type="dxa" w:w="70"/>
+              <w:left w:type="dxa" w:w="110"/>
+              <w:bottom w:type="dxa" w:w="70"/>
+              <w:right w:type="dxa" w:w="110"/>
+            </w:tcMar>
+          </w:tcPr>
+          <w:p>
+            <w:pPr>
+              <w:spacing w:after="100" w:before="0"/>
+            </w:pPr>
+            <w:r>
+              <w:rPr>
+                <w:rFonts w:ascii="Arial" w:cs="Arial" w:eastAsia="Arial" w:hAnsi="Arial"/>
+                <w:b w:val="false"/>
+                <w:bCs w:val="false"/>
+                <w:sz w:val="19"/>
+                <w:szCs w:val="19"/>
+              </w:rPr>
+              <w:t xml:space="preserve">Екран: Розділ 2 + кадр рампи.</w:t>
+            </w:r>
+          </w:p>
+        </w:tc>
+        <w:tc>
+          <w:tcPr>
+            <w:tcW w:type="dxa" w:w="5288"/>
+            <w:tcBorders>
+              <w:top w:val="single" w:color="C9D2E3" w:sz="4"/>
+              <w:left w:val="single" w:color="C9D2E3" w:sz="4"/>
+              <w:bottom w:val="single" w:color="C9D2E3" w:sz="4"/>
+              <w:right w:val="single" w:color="C9D2E3" w:sz="4"/>
+            </w:tcBorders>
+            <w:tcMar>
+              <w:top w:type="dxa" w:w="70"/>
+              <w:left w:type="dxa" w:w="110"/>
+              <w:bottom w:type="dxa" w:w="70"/>
+              <w:right w:type="dxa" w:w="110"/>
+            </w:tcMar>
+          </w:tcPr>
+          <w:p>
+            <w:pPr>
+              <w:spacing w:after="100" w:before="0"/>
+            </w:pPr>
+            <w:r>
+              <w:rPr>
+                <w:rFonts w:ascii="Arial" w:cs="Arial" w:eastAsia="Arial" w:hAnsi="Arial"/>
+                <w:b w:val="false"/>
+                <w:bCs w:val="false"/>
+                <w:sz w:val="19"/>
+                <w:szCs w:val="19"/>
+              </w:rPr>
+              <w:t xml:space="preserve">«Розділ 2 — прийом доставки: пошкодження, усі піддони, TDR, CMR, порожні піддони, архів документів. Відмічаю одразу, з фото.»</w:t>
+            </w:r>
+          </w:p>
+        </w:tc>
+      </w:tr>
+      <w:tr>
+        <w:tc>
+          <w:tcPr>
+            <w:tcW w:type="dxa" w:w="1150"/>
+            <w:tcBorders>
+              <w:top w:val="single" w:color="C9D2E3" w:sz="4"/>
+              <w:left w:val="single" w:color="C9D2E3" w:sz="4"/>
+              <w:bottom w:val="single" w:color="C9D2E3" w:sz="4"/>
+              <w:right w:val="single" w:color="C9D2E3" w:sz="4"/>
+            </w:tcBorders>
+            <w:shd w:fill="F3F4F6" w:color="auto" w:val="clear"/>
+            <w:tcMar>
+              <w:top w:type="dxa" w:w="70"/>
+              <w:left w:type="dxa" w:w="110"/>
+              <w:bottom w:type="dxa" w:w="70"/>
+              <w:right w:type="dxa" w:w="110"/>
+            </w:tcMar>
+          </w:tcPr>
+          <w:p>
+            <w:pPr>
+              <w:spacing w:after="100" w:before="0"/>
+            </w:pPr>
+            <w:r>
+              <w:rPr>
+                <w:rFonts w:ascii="Arial" w:cs="Arial" w:eastAsia="Arial" w:hAnsi="Arial"/>
+                <w:b/>
+                <w:bCs/>
+                <w:sz w:val="19"/>
+                <w:szCs w:val="19"/>
+              </w:rPr>
+              <w:t xml:space="preserve">1:20–1:55</w:t>
+            </w:r>
+          </w:p>
+        </w:tc>
+        <w:tc>
+          <w:tcPr>
+            <w:tcW w:type="dxa" w:w="3200"/>
+            <w:tcBorders>
+              <w:top w:val="single" w:color="C9D2E3" w:sz="4"/>
+              <w:left w:val="single" w:color="C9D2E3" w:sz="4"/>
+              <w:bottom w:val="single" w:color="C9D2E3" w:sz="4"/>
+              <w:right w:val="single" w:color="C9D2E3" w:sz="4"/>
+            </w:tcBorders>
+            <w:shd w:fill="F3F4F6" w:color="auto" w:val="clear"/>
+            <w:tcMar>
+              <w:top w:type="dxa" w:w="70"/>
+              <w:left w:type="dxa" w:w="110"/>
+              <w:bottom w:type="dxa" w:w="70"/>
+              <w:right w:type="dxa" w:w="110"/>
+            </w:tcMar>
+          </w:tcPr>
+          <w:p>
+            <w:pPr>
+              <w:spacing w:after="100" w:before="0"/>
+            </w:pPr>
+            <w:r>
+              <w:rPr>
+                <w:rFonts w:ascii="Arial" w:cs="Arial" w:eastAsia="Arial" w:hAnsi="Arial"/>
+                <w:b w:val="false"/>
+                <w:bCs w:val="false"/>
+                <w:sz w:val="19"/>
+                <w:szCs w:val="19"/>
+              </w:rPr>
+              <w:t xml:space="preserve">Екран: Розділ 3 + кадр флекс-зони.</w:t>
+            </w:r>
+          </w:p>
+        </w:tc>
+        <w:tc>
+          <w:tcPr>
+            <w:tcW w:type="dxa" w:w="5288"/>
+            <w:tcBorders>
+              <w:top w:val="single" w:color="C9D2E3" w:sz="4"/>
+              <w:left w:val="single" w:color="C9D2E3" w:sz="4"/>
+              <w:bottom w:val="single" w:color="C9D2E3" w:sz="4"/>
+              <w:right w:val="single" w:color="C9D2E3" w:sz="4"/>
+            </w:tcBorders>
+            <w:shd w:fill="F3F4F6" w:color="auto" w:val="clear"/>
+            <w:tcMar>
+              <w:top w:type="dxa" w:w="70"/>
+              <w:left w:type="dxa" w:w="110"/>
+              <w:bottom w:type="dxa" w:w="70"/>
+              <w:right w:type="dxa" w:w="110"/>
+            </w:tcMar>
+          </w:tcPr>
+          <w:p>
+            <w:pPr>
+              <w:spacing w:after="100" w:before="0"/>
+            </w:pPr>
+            <w:r>
+              <w:rPr>
+                <w:rFonts w:ascii="Arial" w:cs="Arial" w:eastAsia="Arial" w:hAnsi="Arial"/>
+                <w:b w:val="false"/>
+                <w:bCs w:val="false"/>
+                <w:sz w:val="19"/>
+                <w:szCs w:val="19"/>
+              </w:rPr>
+              <w:t xml:space="preserve">«Розділ 3 — обробка по палетно: розібрати, сортувати, малі коробки на тролі, меблі на склад, поповнити зал, підтвердити палету в GK, сповістити покупців.»</w:t>
+            </w:r>
+          </w:p>
+        </w:tc>
+      </w:tr>
+      <w:tr>
+        <w:tc>
+          <w:tcPr>
+            <w:tcW w:type="dxa" w:w="1150"/>
+            <w:tcBorders>
+              <w:top w:val="single" w:color="C9D2E3" w:sz="4"/>
+              <w:left w:val="single" w:color="C9D2E3" w:sz="4"/>
+              <w:bottom w:val="single" w:color="C9D2E3" w:sz="4"/>
+              <w:right w:val="single" w:color="C9D2E3" w:sz="4"/>
+            </w:tcBorders>
+            <w:tcMar>
+              <w:top w:type="dxa" w:w="70"/>
+              <w:left w:type="dxa" w:w="110"/>
+              <w:bottom w:type="dxa" w:w="70"/>
+              <w:right w:type="dxa" w:w="110"/>
+            </w:tcMar>
+          </w:tcPr>
+          <w:p>
+            <w:pPr>
+              <w:spacing w:after="100" w:before="0"/>
+            </w:pPr>
+            <w:r>
+              <w:rPr>
+                <w:rFonts w:ascii="Arial" w:cs="Arial" w:eastAsia="Arial" w:hAnsi="Arial"/>
+                <w:b/>
+                <w:bCs/>
+                <w:sz w:val="19"/>
+                <w:szCs w:val="19"/>
+              </w:rPr>
+              <w:t xml:space="preserve">1:55–2:30</w:t>
+            </w:r>
+          </w:p>
+        </w:tc>
+        <w:tc>
+          <w:tcPr>
+            <w:tcW w:type="dxa" w:w="3200"/>
+            <w:tcBorders>
+              <w:top w:val="single" w:color="C9D2E3" w:sz="4"/>
+              <w:left w:val="single" w:color="C9D2E3" w:sz="4"/>
+              <w:bottom w:val="single" w:color="C9D2E3" w:sz="4"/>
+              <w:right w:val="single" w:color="C9D2E3" w:sz="4"/>
+            </w:tcBorders>
+            <w:tcMar>
+              <w:top w:type="dxa" w:w="70"/>
+              <w:left w:type="dxa" w:w="110"/>
+              <w:bottom w:type="dxa" w:w="70"/>
+              <w:right w:type="dxa" w:w="110"/>
+            </w:tcMar>
+          </w:tcPr>
+          <w:p>
+            <w:pPr>
+              <w:spacing w:after="100" w:before="0"/>
+            </w:pPr>
+            <w:r>
+              <w:rPr>
+                <w:rFonts w:ascii="Arial" w:cs="Arial" w:eastAsia="Arial" w:hAnsi="Arial"/>
+                <w:b w:val="false"/>
+                <w:bCs w:val="false"/>
+                <w:sz w:val="19"/>
+                <w:szCs w:val="19"/>
+              </w:rPr>
+              <w:t xml:space="preserve">Екран: Розділ 4 — завершення.</w:t>
+            </w:r>
+          </w:p>
+        </w:tc>
+        <w:tc>
+          <w:tcPr>
+            <w:tcW w:type="dxa" w:w="5288"/>
+            <w:tcBorders>
+              <w:top w:val="single" w:color="C9D2E3" w:sz="4"/>
+              <w:left w:val="single" w:color="C9D2E3" w:sz="4"/>
+              <w:bottom w:val="single" w:color="C9D2E3" w:sz="4"/>
+              <w:right w:val="single" w:color="C9D2E3" w:sz="4"/>
+            </w:tcBorders>
+            <w:tcMar>
+              <w:top w:type="dxa" w:w="70"/>
+              <w:left w:type="dxa" w:w="110"/>
+              <w:bottom w:type="dxa" w:w="70"/>
+              <w:right w:type="dxa" w:w="110"/>
+            </w:tcMar>
+          </w:tcPr>
+          <w:p>
+            <w:pPr>
+              <w:spacing w:after="100" w:before="0"/>
+            </w:pPr>
+            <w:r>
+              <w:rPr>
+                <w:rFonts w:ascii="Arial" w:cs="Arial" w:eastAsia="Arial" w:hAnsi="Arial"/>
+                <w:b w:val="false"/>
+                <w:bCs w:val="false"/>
+                <w:sz w:val="19"/>
+                <w:szCs w:val="19"/>
+              </w:rPr>
+              <w:t xml:space="preserve">«Розділ 4 — завершення: усі палети розібрані, товар у залі, покупці проінформовані, склад чистий, прийом за 24 години.»</w:t>
+            </w:r>
+          </w:p>
+        </w:tc>
+      </w:tr>
+      <w:tr>
+        <w:tc>
+          <w:tcPr>
+            <w:tcW w:type="dxa" w:w="1150"/>
+            <w:tcBorders>
+              <w:top w:val="single" w:color="C9D2E3" w:sz="4"/>
+              <w:left w:val="single" w:color="C9D2E3" w:sz="4"/>
+              <w:bottom w:val="single" w:color="C9D2E3" w:sz="4"/>
+              <w:right w:val="single" w:color="C9D2E3" w:sz="4"/>
+            </w:tcBorders>
+            <w:shd w:fill="F3F4F6" w:color="auto" w:val="clear"/>
+            <w:tcMar>
+              <w:top w:type="dxa" w:w="70"/>
+              <w:left w:type="dxa" w:w="110"/>
+              <w:bottom w:type="dxa" w:w="70"/>
+              <w:right w:type="dxa" w:w="110"/>
+            </w:tcMar>
+          </w:tcPr>
+          <w:p>
+            <w:pPr>
+              <w:spacing w:after="100" w:before="0"/>
+            </w:pPr>
+            <w:r>
+              <w:rPr>
+                <w:rFonts w:ascii="Arial" w:cs="Arial" w:eastAsia="Arial" w:hAnsi="Arial"/>
+                <w:b/>
+                <w:bCs/>
+                <w:sz w:val="19"/>
+                <w:szCs w:val="19"/>
+              </w:rPr>
+              <w:t xml:space="preserve">2:30–3:00</w:t>
+            </w:r>
+          </w:p>
+        </w:tc>
+        <w:tc>
+          <w:tcPr>
+            <w:tcW w:type="dxa" w:w="3200"/>
+            <w:tcBorders>
+              <w:top w:val="single" w:color="C9D2E3" w:sz="4"/>
+              <w:left w:val="single" w:color="C9D2E3" w:sz="4"/>
+              <w:bottom w:val="single" w:color="C9D2E3" w:sz="4"/>
+              <w:right w:val="single" w:color="C9D2E3" w:sz="4"/>
+            </w:tcBorders>
+            <w:shd w:fill="F3F4F6" w:color="auto" w:val="clear"/>
+            <w:tcMar>
+              <w:top w:type="dxa" w:w="70"/>
+              <w:left w:type="dxa" w:w="110"/>
+              <w:bottom w:type="dxa" w:w="70"/>
+              <w:right w:type="dxa" w:w="110"/>
+            </w:tcMar>
+          </w:tcPr>
+          <w:p>
+            <w:pPr>
+              <w:spacing w:after="100" w:before="0"/>
+            </w:pPr>
+            <w:r>
+              <w:rPr>
+                <w:rFonts w:ascii="Arial" w:cs="Arial" w:eastAsia="Arial" w:hAnsi="Arial"/>
+                <w:b w:val="false"/>
+                <w:bCs w:val="false"/>
+                <w:sz w:val="19"/>
+                <w:szCs w:val="19"/>
+              </w:rPr>
+              <w:t xml:space="preserve">Екран: питання 6 «Оцінка процесу». SM на камеру.</w:t>
+            </w:r>
+          </w:p>
+        </w:tc>
+        <w:tc>
+          <w:tcPr>
+            <w:tcW w:type="dxa" w:w="5288"/>
+            <w:tcBorders>
+              <w:top w:val="single" w:color="C9D2E3" w:sz="4"/>
+              <w:left w:val="single" w:color="C9D2E3" w:sz="4"/>
+              <w:bottom w:val="single" w:color="C9D2E3" w:sz="4"/>
+              <w:right w:val="single" w:color="C9D2E3" w:sz="4"/>
+            </w:tcBorders>
+            <w:shd w:fill="F3F4F6" w:color="auto" w:val="clear"/>
+            <w:tcMar>
+              <w:top w:type="dxa" w:w="70"/>
+              <w:left w:type="dxa" w:w="110"/>
+              <w:bottom w:type="dxa" w:w="70"/>
+              <w:right w:type="dxa" w:w="110"/>
+            </w:tcMar>
+          </w:tcPr>
+          <w:p>
+            <w:pPr>
+              <w:spacing w:after="100" w:before="0"/>
+            </w:pPr>
+            <w:r>
+              <w:rPr>
+                <w:rFonts w:ascii="Arial" w:cs="Arial" w:eastAsia="Arial" w:hAnsi="Arial"/>
+                <w:b w:val="false"/>
+                <w:bCs w:val="false"/>
+                <w:sz w:val="19"/>
+                <w:szCs w:val="19"/>
+              </w:rPr>
+              <w:t xml:space="preserve">«Останнє питання — оцінка процесу: що пройшло добре, що оптимізувати. Це основа нашого розбору і наступної поставки.»</w:t>
+            </w:r>
+          </w:p>
+        </w:tc>
+      </w:tr>
+    </w:tbl>
+    <w:p>
+      <w:pPr>
+        <w:spacing w:after="80" w:before="200"/>
+      </w:pPr>
+      <w:r>
+        <w:rPr>
+          <w:rFonts w:ascii="Arial" w:cs="Arial" w:eastAsia="Arial" w:hAnsi="Arial"/>
+          <w:b/>
+          <w:bCs/>
+          <w:color w:val="143C8A"/>
+          <w:sz w:val="23"/>
+          <w:szCs w:val="23"/>
+        </w:rPr>
+        <w:t xml:space="preserve">Обов'язково показати</w:t>
+      </w:r>
+    </w:p>
+    <w:p>
+      <w:pPr>
+        <w:pStyle w:val="ListParagraph"/>
+        <w:numPr>
+          <w:ilvl w:val="0"/>
+          <w:numId w:val="3"/>
+        </w:numPr>
+        <w:spacing w:after="40" w:before="0"/>
+      </w:pPr>
+      <w:r>
+        <w:rPr>
+          <w:rFonts w:ascii="Arial" w:cs="Arial" w:eastAsia="Arial" w:hAnsi="Arial"/>
+          <w:sz w:val="21"/>
+          <w:szCs w:val="21"/>
+        </w:rPr>
+        <w:t xml:space="preserve">Візит створено зранку, до приїзду авто</w:t>
+      </w:r>
+    </w:p>
+    <w:p>
+      <w:pPr>
+        <w:pStyle w:val="ListParagraph"/>
+        <w:numPr>
+          <w:ilvl w:val="0"/>
+          <w:numId w:val="3"/>
+        </w:numPr>
+        <w:spacing w:after="40" w:before="0"/>
+      </w:pPr>
+      <w:r>
+        <w:rPr>
+          <w:rFonts w:ascii="Arial" w:cs="Arial" w:eastAsia="Arial" w:hAnsi="Arial"/>
+          <w:sz w:val="21"/>
+          <w:szCs w:val="21"/>
+        </w:rPr>
+        <w:t xml:space="preserve">Відповіді внесені протягом дня, а не ввечері заднім числом</w:t>
+      </w:r>
+    </w:p>
+    <w:p>
+      <w:pPr>
+        <w:pStyle w:val="ListParagraph"/>
+        <w:numPr>
+          <w:ilvl w:val="0"/>
+          <w:numId w:val="3"/>
+        </w:numPr>
+        <w:spacing w:after="40" w:before="0"/>
+      </w:pPr>
+      <w:r>
+        <w:rPr>
+          <w:rFonts w:ascii="Arial" w:cs="Arial" w:eastAsia="Arial" w:hAnsi="Arial"/>
+          <w:sz w:val="21"/>
+          <w:szCs w:val="21"/>
+        </w:rPr>
+        <w:t xml:space="preserve">Фото / коментарі в ключових розділах</w:t>
+      </w:r>
+    </w:p>
+    <w:p>
+      <w:pPr>
+        <w:pStyle w:val="ListParagraph"/>
+        <w:numPr>
+          <w:ilvl w:val="0"/>
+          <w:numId w:val="3"/>
+        </w:numPr>
+        <w:spacing w:after="40" w:before="0"/>
+      </w:pPr>
+      <w:r>
+        <w:rPr>
+          <w:rFonts w:ascii="Arial" w:cs="Arial" w:eastAsia="Arial" w:hAnsi="Arial"/>
+          <w:sz w:val="21"/>
+          <w:szCs w:val="21"/>
+        </w:rPr>
+        <w:t xml:space="preserve">Заповнена оцінка процесу (питання 6) з конкретикою</w:t>
+      </w:r>
+    </w:p>
+    <w:p>
+      <w:pPr>
+        <w:spacing w:after="80" w:before="200"/>
+      </w:pPr>
+      <w:r>
+        <w:rPr>
+          <w:rFonts w:ascii="Arial" w:cs="Arial" w:eastAsia="Arial" w:hAnsi="Arial"/>
+          <w:b/>
+          <w:bCs/>
+          <w:color w:val="143C8A"/>
+          <w:sz w:val="23"/>
+          <w:szCs w:val="23"/>
+        </w:rPr>
+        <w:t xml:space="preserve">Стандарти та цифри з тренінгу</w:t>
+      </w:r>
+    </w:p>
+    <w:p>
+      <w:pPr>
+        <w:spacing w:after="100" w:before="0"/>
+      </w:pPr>
+      <w:r>
+        <w:rPr>
+          <w:rFonts w:ascii="Arial" w:cs="Arial" w:eastAsia="Arial" w:hAnsi="Arial"/>
+          <w:sz w:val="21"/>
+          <w:szCs w:val="21"/>
+        </w:rPr>
+        <w:t xml:space="preserve">4 розділи: 1) Лідерство; 2) Прийом доставки; 3) Обробка по палетно; 4) Завершення доставки + оцінка процесу. Мета — поставка повністю опрацьована за 24 години.</w:t>
+      </w:r>
+    </w:p>
+    <w:p>
+      <w:pPr>
+        <w:spacing w:after="80" w:before="200"/>
+      </w:pPr>
+      <w:r>
+        <w:rPr>
+          <w:rFonts w:ascii="Arial" w:cs="Arial" w:eastAsia="Arial" w:hAnsi="Arial"/>
+          <w:b/>
+          <w:bCs/>
+          <w:color w:val="143C8A"/>
+          <w:sz w:val="23"/>
+          <w:szCs w:val="23"/>
+        </w:rPr>
+        <w:t xml:space="preserve">Чого уникати</w:t>
+      </w:r>
+    </w:p>
+    <w:p>
+      <w:pPr>
+        <w:spacing w:after="100" w:before="0"/>
+      </w:pPr>
+      <w:r>
+        <w:rPr>
+          <w:rFonts w:ascii="Arial" w:cs="Arial" w:eastAsia="Arial" w:hAnsi="Arial"/>
+          <w:sz w:val="21"/>
+          <w:szCs w:val="21"/>
+        </w:rPr>
+        <w:t xml:space="preserve">Заповнювати весь візит наприкінці дня «для галочки»; відповіді «Так» без коментарів.</w:t>
+      </w:r>
+    </w:p>
+    <w:p>
+      <w:r>
+        <w:br w:type="page"/>
+      </w:r>
+    </w:p>
+    <w:p>
+      <w:pPr>
+        <w:spacing w:after="40" w:before="0"/>
+      </w:pPr>
+      <w:r>
+        <w:rPr>
+          <w:rFonts w:ascii="Arial" w:cs="Arial" w:eastAsia="Arial" w:hAnsi="Arial"/>
+          <w:b/>
+          <w:bCs/>
+          <w:color w:val="888888"/>
+          <w:sz w:val="19"/>
+          <w:szCs w:val="19"/>
+        </w:rPr>
         <w:t xml:space="preserve">ВІДЕО 4 з 12</w:t>
+      </w:r>
+    </w:p>
+    <w:p>
+      <w:pPr>
+        <w:pStyle w:val="Heading1"/>
+        <w:spacing w:after="120"/>
+      </w:pPr>
+      <w:r>
+        <w:rPr>
+          <w:rFonts w:ascii="Arial" w:cs="Arial" w:eastAsia="Arial" w:hAnsi="Arial"/>
+          <w:b/>
+          <w:bCs/>
+          <w:color w:val="143C8A"/>
+          <w:sz w:val="32"/>
+          <w:szCs w:val="32"/>
+        </w:rPr>
+        <w:t xml:space="preserve">Дані та факти для планування поставки</w:t>
+      </w:r>
+    </w:p>
+    <w:tbl>
+      <w:tblPr>
+        <w:tblW w:type="dxa" w:w="9638"/>
+        <w:tblBorders>
+          <w:top w:val="single" w:color="auto" w:sz="4"/>
+          <w:left w:val="single" w:color="auto" w:sz="4"/>
+          <w:bottom w:val="single" w:color="auto" w:sz="4"/>
+          <w:right w:val="single" w:color="auto" w:sz="4"/>
+          <w:insideH w:val="single" w:color="auto" w:sz="4"/>
+          <w:insideV w:val="single" w:color="auto" w:sz="4"/>
+        </w:tblBorders>
+      </w:tblPr>
+      <w:tblGrid>
+        <w:gridCol w:w="2400"/>
+        <w:gridCol w:w="7238"/>
+      </w:tblGrid>
+      <w:tr>
+        <w:tc>
+          <w:tcPr>
+            <w:tcW w:type="dxa" w:w="2400"/>
+            <w:tcBorders>
+              <w:top w:val="single" w:color="C9D2E3" w:sz="4"/>
+              <w:left w:val="single" w:color="C9D2E3" w:sz="4"/>
+              <w:bottom w:val="single" w:color="C9D2E3" w:sz="4"/>
+              <w:right w:val="single" w:color="C9D2E3" w:sz="4"/>
+            </w:tcBorders>
+            <w:shd w:fill="E8EEF8" w:color="auto" w:val="clear"/>
+            <w:tcMar>
+              <w:top w:type="dxa" w:w="70"/>
+              <w:left w:type="dxa" w:w="110"/>
+              <w:bottom w:type="dxa" w:w="70"/>
+              <w:right w:type="dxa" w:w="110"/>
+            </w:tcMar>
+          </w:tcPr>
+          <w:p>
+            <w:pPr>
+              <w:spacing w:after="100" w:before="0"/>
+            </w:pPr>
+            <w:r>
+              <w:rPr>
+                <w:rFonts w:ascii="Arial" w:cs="Arial" w:eastAsia="Arial" w:hAnsi="Arial"/>
+                <w:b/>
+                <w:bCs/>
+                <w:sz w:val="19"/>
+                <w:szCs w:val="19"/>
+              </w:rPr>
+              <w:t xml:space="preserve">Тиждень / здати до</w:t>
+            </w:r>
+          </w:p>
+        </w:tc>
+        <w:tc>
+          <w:tcPr>
+            <w:tcW w:type="dxa" w:w="7238"/>
+            <w:tcBorders>
+              <w:top w:val="single" w:color="C9D2E3" w:sz="4"/>
+              <w:left w:val="single" w:color="C9D2E3" w:sz="4"/>
+              <w:bottom w:val="single" w:color="C9D2E3" w:sz="4"/>
+              <w:right w:val="single" w:color="C9D2E3" w:sz="4"/>
+            </w:tcBorders>
+            <w:tcMar>
+              <w:top w:type="dxa" w:w="70"/>
+              <w:left w:type="dxa" w:w="110"/>
+              <w:bottom w:type="dxa" w:w="70"/>
+              <w:right w:type="dxa" w:w="110"/>
+            </w:tcMar>
+          </w:tcPr>
+          <w:p>
+            <w:pPr>
+              <w:spacing w:after="100" w:before="0"/>
+            </w:pPr>
+            <w:r>
+              <w:rPr>
+                <w:rFonts w:ascii="Arial" w:cs="Arial" w:eastAsia="Arial" w:hAnsi="Arial"/>
+                <w:b/>
+                <w:bCs/>
+                <w:sz w:val="19"/>
+                <w:szCs w:val="19"/>
+              </w:rPr>
+              <w:t xml:space="preserve">26.10 – 01.11 · здати до 01.11</w:t>
+            </w:r>
+          </w:p>
+        </w:tc>
+      </w:tr>
+      <w:tr>
+        <w:tc>
+          <w:tcPr>
+            <w:tcW w:type="dxa" w:w="2400"/>
+            <w:tcBorders>
+              <w:top w:val="single" w:color="C9D2E3" w:sz="4"/>
+              <w:left w:val="single" w:color="C9D2E3" w:sz="4"/>
+              <w:bottom w:val="single" w:color="C9D2E3" w:sz="4"/>
+              <w:right w:val="single" w:color="C9D2E3" w:sz="4"/>
+            </w:tcBorders>
+            <w:shd w:fill="E8EEF8" w:color="auto" w:val="clear"/>
+            <w:tcMar>
+              <w:top w:type="dxa" w:w="70"/>
+              <w:left w:type="dxa" w:w="110"/>
+              <w:bottom w:type="dxa" w:w="70"/>
+              <w:right w:type="dxa" w:w="110"/>
+            </w:tcMar>
+          </w:tcPr>
+          <w:p>
+            <w:pPr>
+              <w:spacing w:after="100" w:before="0"/>
+            </w:pPr>
+            <w:r>
+              <w:rPr>
+                <w:rFonts w:ascii="Arial" w:cs="Arial" w:eastAsia="Arial" w:hAnsi="Arial"/>
+                <w:b/>
+                <w:bCs/>
+                <w:sz w:val="19"/>
+                <w:szCs w:val="19"/>
+              </w:rPr>
+              <w:t xml:space="preserve">Керуючий (ПІБ)</w:t>
+            </w:r>
+          </w:p>
+        </w:tc>
+        <w:tc>
+          <w:tcPr>
+            <w:tcW w:type="dxa" w:w="7238"/>
+            <w:tcBorders>
+              <w:top w:val="single" w:color="C9D2E3" w:sz="4"/>
+              <w:left w:val="single" w:color="C9D2E3" w:sz="4"/>
+              <w:bottom w:val="single" w:color="C9D2E3" w:sz="4"/>
+              <w:right w:val="single" w:color="C9D2E3" w:sz="4"/>
+            </w:tcBorders>
+            <w:tcMar>
+              <w:top w:type="dxa" w:w="70"/>
+              <w:left w:type="dxa" w:w="110"/>
+              <w:bottom w:type="dxa" w:w="70"/>
+              <w:right w:type="dxa" w:w="110"/>
+            </w:tcMar>
+          </w:tcPr>
+          <w:p>
+            <w:pPr>
+              <w:spacing w:after="100" w:before="0"/>
+            </w:pPr>
+            <w:r>
+              <w:rPr>
+                <w:rFonts w:ascii="Arial" w:cs="Arial" w:eastAsia="Arial" w:hAnsi="Arial"/>
+                <w:sz w:val="19"/>
+                <w:szCs w:val="19"/>
+              </w:rPr>
+              <w:t xml:space="preserve">______________________________</w:t>
+            </w:r>
+          </w:p>
+        </w:tc>
+      </w:tr>
+      <w:tr>
+        <w:tc>
+          <w:tcPr>
+            <w:tcW w:type="dxa" w:w="2400"/>
+            <w:tcBorders>
+              <w:top w:val="single" w:color="C9D2E3" w:sz="4"/>
+              <w:left w:val="single" w:color="C9D2E3" w:sz="4"/>
+              <w:bottom w:val="single" w:color="C9D2E3" w:sz="4"/>
+              <w:right w:val="single" w:color="C9D2E3" w:sz="4"/>
+            </w:tcBorders>
+            <w:shd w:fill="E8EEF8" w:color="auto" w:val="clear"/>
+            <w:tcMar>
+              <w:top w:type="dxa" w:w="70"/>
+              <w:left w:type="dxa" w:w="110"/>
+              <w:bottom w:type="dxa" w:w="70"/>
+              <w:right w:type="dxa" w:w="110"/>
+            </w:tcMar>
+          </w:tcPr>
+          <w:p>
+            <w:pPr>
+              <w:spacing w:after="100" w:before="0"/>
+            </w:pPr>
+            <w:r>
+              <w:rPr>
+                <w:rFonts w:ascii="Arial" w:cs="Arial" w:eastAsia="Arial" w:hAnsi="Arial"/>
+                <w:b/>
+                <w:bCs/>
+                <w:sz w:val="19"/>
+                <w:szCs w:val="19"/>
+              </w:rPr>
+              <w:t xml:space="preserve">Магазин</w:t>
+            </w:r>
+          </w:p>
+        </w:tc>
+        <w:tc>
+          <w:tcPr>
+            <w:tcW w:type="dxa" w:w="7238"/>
+            <w:tcBorders>
+              <w:top w:val="single" w:color="C9D2E3" w:sz="4"/>
+              <w:left w:val="single" w:color="C9D2E3" w:sz="4"/>
+              <w:bottom w:val="single" w:color="C9D2E3" w:sz="4"/>
+              <w:right w:val="single" w:color="C9D2E3" w:sz="4"/>
+            </w:tcBorders>
+            <w:tcMar>
+              <w:top w:type="dxa" w:w="70"/>
+              <w:left w:type="dxa" w:w="110"/>
+              <w:bottom w:type="dxa" w:w="70"/>
+              <w:right w:type="dxa" w:w="110"/>
+            </w:tcMar>
+          </w:tcPr>
+          <w:p>
+            <w:pPr>
+              <w:spacing w:after="100" w:before="0"/>
+            </w:pPr>
+            <w:r>
+              <w:rPr>
+                <w:rFonts w:ascii="Arial" w:cs="Arial" w:eastAsia="Arial" w:hAnsi="Arial"/>
+                <w:sz w:val="19"/>
+                <w:szCs w:val="19"/>
+              </w:rPr>
+              <w:t xml:space="preserve">J______</w:t>
+            </w:r>
+          </w:p>
+        </w:tc>
+      </w:tr>
+      <w:tr>
+        <w:tc>
+          <w:tcPr>
+            <w:tcW w:type="dxa" w:w="2400"/>
+            <w:tcBorders>
+              <w:top w:val="single" w:color="C9D2E3" w:sz="4"/>
+              <w:left w:val="single" w:color="C9D2E3" w:sz="4"/>
+              <w:bottom w:val="single" w:color="C9D2E3" w:sz="4"/>
+              <w:right w:val="single" w:color="C9D2E3" w:sz="4"/>
+            </w:tcBorders>
+            <w:shd w:fill="E8EEF8" w:color="auto" w:val="clear"/>
+            <w:tcMar>
+              <w:top w:type="dxa" w:w="70"/>
+              <w:left w:type="dxa" w:w="110"/>
+              <w:bottom w:type="dxa" w:w="70"/>
+              <w:right w:type="dxa" w:w="110"/>
+            </w:tcMar>
+          </w:tcPr>
+          <w:p>
+            <w:pPr>
+              <w:spacing w:after="100" w:before="0"/>
+            </w:pPr>
+            <w:r>
+              <w:rPr>
+                <w:rFonts w:ascii="Arial" w:cs="Arial" w:eastAsia="Arial" w:hAnsi="Arial"/>
+                <w:b/>
+                <w:bCs/>
+                <w:sz w:val="19"/>
+                <w:szCs w:val="19"/>
+              </w:rPr>
+              <w:t xml:space="preserve">Крок процесу</w:t>
+            </w:r>
+          </w:p>
+        </w:tc>
+        <w:tc>
+          <w:tcPr>
+            <w:tcW w:type="dxa" w:w="7238"/>
+            <w:tcBorders>
+              <w:top w:val="single" w:color="C9D2E3" w:sz="4"/>
+              <w:left w:val="single" w:color="C9D2E3" w:sz="4"/>
+              <w:bottom w:val="single" w:color="C9D2E3" w:sz="4"/>
+              <w:right w:val="single" w:color="C9D2E3" w:sz="4"/>
+            </w:tcBorders>
+            <w:tcMar>
+              <w:top w:type="dxa" w:w="70"/>
+              <w:left w:type="dxa" w:w="110"/>
+              <w:bottom w:type="dxa" w:w="70"/>
+              <w:right w:type="dxa" w:w="110"/>
+            </w:tcMar>
+          </w:tcPr>
+          <w:p>
+            <w:pPr>
+              <w:spacing w:after="100" w:before="0"/>
+            </w:pPr>
+            <w:r>
+              <w:rPr>
+                <w:rFonts w:ascii="Arial" w:cs="Arial" w:eastAsia="Arial" w:hAnsi="Arial"/>
+                <w:sz w:val="19"/>
+                <w:szCs w:val="19"/>
+              </w:rPr>
+              <w:t xml:space="preserve">Крок 1 колеса · Підготовка до поставки</w:t>
+            </w:r>
+          </w:p>
+        </w:tc>
+      </w:tr>
+      <w:tr>
+        <w:tc>
+          <w:tcPr>
+            <w:tcW w:type="dxa" w:w="2400"/>
+            <w:tcBorders>
+              <w:top w:val="single" w:color="C9D2E3" w:sz="4"/>
+              <w:left w:val="single" w:color="C9D2E3" w:sz="4"/>
+              <w:bottom w:val="single" w:color="C9D2E3" w:sz="4"/>
+              <w:right w:val="single" w:color="C9D2E3" w:sz="4"/>
+            </w:tcBorders>
+            <w:shd w:fill="E8EEF8" w:color="auto" w:val="clear"/>
+            <w:tcMar>
+              <w:top w:type="dxa" w:w="70"/>
+              <w:left w:type="dxa" w:w="110"/>
+              <w:bottom w:type="dxa" w:w="70"/>
+              <w:right w:type="dxa" w:w="110"/>
+            </w:tcMar>
+          </w:tcPr>
+          <w:p>
+            <w:pPr>
+              <w:spacing w:after="100" w:before="0"/>
+            </w:pPr>
+            <w:r>
+              <w:rPr>
+                <w:rFonts w:ascii="Arial" w:cs="Arial" w:eastAsia="Arial" w:hAnsi="Arial"/>
+                <w:b/>
+                <w:bCs/>
+                <w:sz w:val="19"/>
+                <w:szCs w:val="19"/>
+              </w:rPr>
+              <w:t xml:space="preserve">Мета відео</w:t>
+            </w:r>
+          </w:p>
+        </w:tc>
+        <w:tc>
+          <w:tcPr>
+            <w:tcW w:type="dxa" w:w="7238"/>
+            <w:tcBorders>
+              <w:top w:val="single" w:color="C9D2E3" w:sz="4"/>
+              <w:left w:val="single" w:color="C9D2E3" w:sz="4"/>
+              <w:bottom w:val="single" w:color="C9D2E3" w:sz="4"/>
+              <w:right w:val="single" w:color="C9D2E3" w:sz="4"/>
+            </w:tcBorders>
+            <w:tcMar>
+              <w:top w:type="dxa" w:w="70"/>
+              <w:left w:type="dxa" w:w="110"/>
+              <w:bottom w:type="dxa" w:w="70"/>
+              <w:right w:type="dxa" w:w="110"/>
+            </w:tcMar>
+          </w:tcPr>
+          <w:p>
+            <w:pPr>
+              <w:spacing w:after="100" w:before="0"/>
+            </w:pPr>
+            <w:r>
+              <w:rPr>
+                <w:rFonts w:ascii="Arial" w:cs="Arial" w:eastAsia="Arial" w:hAnsi="Arial"/>
+                <w:sz w:val="19"/>
+                <w:szCs w:val="19"/>
+              </w:rPr>
+              <w:t xml:space="preserve">Показати, де і як SM бере цифри для планування: TMS, GK, SAO, розподіл у MYJYSK — і як підтримує зв'язок з водієм та логістами.</w:t>
+            </w:r>
+          </w:p>
+        </w:tc>
+      </w:tr>
+      <w:tr>
+        <w:tc>
+          <w:tcPr>
+            <w:tcW w:type="dxa" w:w="2400"/>
+            <w:tcBorders>
+              <w:top w:val="single" w:color="C9D2E3" w:sz="4"/>
+              <w:left w:val="single" w:color="C9D2E3" w:sz="4"/>
+              <w:bottom w:val="single" w:color="C9D2E3" w:sz="4"/>
+              <w:right w:val="single" w:color="C9D2E3" w:sz="4"/>
+            </w:tcBorders>
+            <w:shd w:fill="E8EEF8" w:color="auto" w:val="clear"/>
+            <w:tcMar>
+              <w:top w:type="dxa" w:w="70"/>
+              <w:left w:type="dxa" w:w="110"/>
+              <w:bottom w:type="dxa" w:w="70"/>
+              <w:right w:type="dxa" w:w="110"/>
+            </w:tcMar>
+          </w:tcPr>
+          <w:p>
+            <w:pPr>
+              <w:spacing w:after="100" w:before="0"/>
+            </w:pPr>
+            <w:r>
+              <w:rPr>
+                <w:rFonts w:ascii="Arial" w:cs="Arial" w:eastAsia="Arial" w:hAnsi="Arial"/>
+                <w:b/>
+                <w:bCs/>
+                <w:sz w:val="19"/>
+                <w:szCs w:val="19"/>
+              </w:rPr>
+              <w:t xml:space="preserve">Де і коли знімати</w:t>
+            </w:r>
+          </w:p>
+        </w:tc>
+        <w:tc>
+          <w:tcPr>
+            <w:tcW w:type="dxa" w:w="7238"/>
+            <w:tcBorders>
+              <w:top w:val="single" w:color="C9D2E3" w:sz="4"/>
+              <w:left w:val="single" w:color="C9D2E3" w:sz="4"/>
+              <w:bottom w:val="single" w:color="C9D2E3" w:sz="4"/>
+              <w:right w:val="single" w:color="C9D2E3" w:sz="4"/>
+            </w:tcBorders>
+            <w:tcMar>
+              <w:top w:type="dxa" w:w="70"/>
+              <w:left w:type="dxa" w:w="110"/>
+              <w:bottom w:type="dxa" w:w="70"/>
+              <w:right w:type="dxa" w:w="110"/>
+            </w:tcMar>
+          </w:tcPr>
+          <w:p>
+            <w:pPr>
+              <w:spacing w:after="100" w:before="0"/>
+            </w:pPr>
+            <w:r>
+              <w:rPr>
+                <w:rFonts w:ascii="Arial" w:cs="Arial" w:eastAsia="Arial" w:hAnsi="Arial"/>
+                <w:sz w:val="19"/>
+                <w:szCs w:val="19"/>
+              </w:rPr>
+              <w:t xml:space="preserve">Кабінет / каса: запис екрана комп'ютера або телефону + SM у кадрі. За 3–5 днів до поставки.</w:t>
+            </w:r>
+          </w:p>
+        </w:tc>
+      </w:tr>
+      <w:tr>
+        <w:tc>
+          <w:tcPr>
+            <w:tcW w:type="dxa" w:w="2400"/>
+            <w:tcBorders>
+              <w:top w:val="single" w:color="C9D2E3" w:sz="4"/>
+              <w:left w:val="single" w:color="C9D2E3" w:sz="4"/>
+              <w:bottom w:val="single" w:color="C9D2E3" w:sz="4"/>
+              <w:right w:val="single" w:color="C9D2E3" w:sz="4"/>
+            </w:tcBorders>
+            <w:shd w:fill="E8EEF8" w:color="auto" w:val="clear"/>
+            <w:tcMar>
+              <w:top w:type="dxa" w:w="70"/>
+              <w:left w:type="dxa" w:w="110"/>
+              <w:bottom w:type="dxa" w:w="70"/>
+              <w:right w:type="dxa" w:w="110"/>
+            </w:tcMar>
+          </w:tcPr>
+          <w:p>
+            <w:pPr>
+              <w:spacing w:after="100" w:before="0"/>
+            </w:pPr>
+            <w:r>
+              <w:rPr>
+                <w:rFonts w:ascii="Arial" w:cs="Arial" w:eastAsia="Arial" w:hAnsi="Arial"/>
+                <w:b/>
+                <w:bCs/>
+                <w:sz w:val="19"/>
+                <w:szCs w:val="19"/>
+              </w:rPr>
+              <w:t xml:space="preserve">Хто в кадрі</w:t>
+            </w:r>
+          </w:p>
+        </w:tc>
+        <w:tc>
+          <w:tcPr>
+            <w:tcW w:type="dxa" w:w="7238"/>
+            <w:tcBorders>
+              <w:top w:val="single" w:color="C9D2E3" w:sz="4"/>
+              <w:left w:val="single" w:color="C9D2E3" w:sz="4"/>
+              <w:bottom w:val="single" w:color="C9D2E3" w:sz="4"/>
+              <w:right w:val="single" w:color="C9D2E3" w:sz="4"/>
+            </w:tcBorders>
+            <w:tcMar>
+              <w:top w:type="dxa" w:w="70"/>
+              <w:left w:type="dxa" w:w="110"/>
+              <w:bottom w:type="dxa" w:w="70"/>
+              <w:right w:type="dxa" w:w="110"/>
+            </w:tcMar>
+          </w:tcPr>
+          <w:p>
+            <w:pPr>
+              <w:spacing w:after="100" w:before="0"/>
+            </w:pPr>
+            <w:r>
+              <w:rPr>
+                <w:rFonts w:ascii="Arial" w:cs="Arial" w:eastAsia="Arial" w:hAnsi="Arial"/>
+                <w:sz w:val="19"/>
+                <w:szCs w:val="19"/>
+              </w:rPr>
+              <w:t xml:space="preserve">SM (можна з DepSM).</w:t>
+            </w:r>
+          </w:p>
+        </w:tc>
+      </w:tr>
+    </w:tbl>
+    <w:p>
+      <w:pPr>
+        <w:spacing w:after="80" w:before="200"/>
+      </w:pPr>
+      <w:r>
+        <w:rPr>
+          <w:rFonts w:ascii="Arial" w:cs="Arial" w:eastAsia="Arial" w:hAnsi="Arial"/>
+          <w:b/>
+          <w:bCs/>
+          <w:color w:val="143C8A"/>
+          <w:sz w:val="23"/>
+          <w:szCs w:val="23"/>
+        </w:rPr>
+        <w:t xml:space="preserve">Сценарій (2–3 хв)</w:t>
+      </w:r>
+    </w:p>
+    <w:tbl>
+      <w:tblPr>
+        <w:tblW w:type="dxa" w:w="9638"/>
+        <w:tblBorders>
+          <w:top w:val="single" w:color="auto" w:sz="4"/>
+          <w:left w:val="single" w:color="auto" w:sz="4"/>
+          <w:bottom w:val="single" w:color="auto" w:sz="4"/>
+          <w:right w:val="single" w:color="auto" w:sz="4"/>
+          <w:insideH w:val="single" w:color="auto" w:sz="4"/>
+          <w:insideV w:val="single" w:color="auto" w:sz="4"/>
+        </w:tblBorders>
+      </w:tblPr>
+      <w:tblGrid>
+        <w:gridCol w:w="1150"/>
+        <w:gridCol w:w="3200"/>
+        <w:gridCol w:w="5288"/>
+      </w:tblGrid>
+      <w:tr>
+        <w:trPr>
+          <w:tblHeader/>
+        </w:trPr>
+        <w:tc>
+          <w:tcPr>
+            <w:tcW w:type="dxa" w:w="1150"/>
+            <w:tcBorders>
+              <w:top w:val="single" w:color="C9D2E3" w:sz="4"/>
+              <w:left w:val="single" w:color="C9D2E3" w:sz="4"/>
+              <w:bottom w:val="single" w:color="C9D2E3" w:sz="4"/>
+              <w:right w:val="single" w:color="C9D2E3" w:sz="4"/>
+            </w:tcBorders>
+            <w:shd w:fill="143C8A" w:color="auto" w:val="clear"/>
+            <w:tcMar>
+              <w:top w:type="dxa" w:w="70"/>
+              <w:left w:type="dxa" w:w="110"/>
+              <w:bottom w:type="dxa" w:w="70"/>
+              <w:right w:type="dxa" w:w="110"/>
+            </w:tcMar>
+          </w:tcPr>
+          <w:p>
+            <w:pPr>
+              <w:spacing w:after="100" w:before="0"/>
+            </w:pPr>
+            <w:r>
+              <w:rPr>
+                <w:rFonts w:ascii="Arial" w:cs="Arial" w:eastAsia="Arial" w:hAnsi="Arial"/>
+                <w:b/>
+                <w:bCs/>
+                <w:color w:val="FFFFFF"/>
+                <w:sz w:val="19"/>
+                <w:szCs w:val="19"/>
+              </w:rPr>
+              <w:t xml:space="preserve">Час</w:t>
+            </w:r>
+          </w:p>
+        </w:tc>
+        <w:tc>
+          <w:tcPr>
+            <w:tcW w:type="dxa" w:w="3200"/>
+            <w:tcBorders>
+              <w:top w:val="single" w:color="C9D2E3" w:sz="4"/>
+              <w:left w:val="single" w:color="C9D2E3" w:sz="4"/>
+              <w:bottom w:val="single" w:color="C9D2E3" w:sz="4"/>
+              <w:right w:val="single" w:color="C9D2E3" w:sz="4"/>
+            </w:tcBorders>
+            <w:shd w:fill="143C8A" w:color="auto" w:val="clear"/>
+            <w:tcMar>
+              <w:top w:type="dxa" w:w="70"/>
+              <w:left w:type="dxa" w:w="110"/>
+              <w:bottom w:type="dxa" w:w="70"/>
+              <w:right w:type="dxa" w:w="110"/>
+            </w:tcMar>
+          </w:tcPr>
+          <w:p>
+            <w:pPr>
+              <w:spacing w:after="100" w:before="0"/>
+            </w:pPr>
+            <w:r>
+              <w:rPr>
+                <w:rFonts w:ascii="Arial" w:cs="Arial" w:eastAsia="Arial" w:hAnsi="Arial"/>
+                <w:b/>
+                <w:bCs/>
+                <w:color w:val="FFFFFF"/>
+                <w:sz w:val="19"/>
+                <w:szCs w:val="19"/>
+              </w:rPr>
+              <w:t xml:space="preserve">Що в кадрі</w:t>
+            </w:r>
+          </w:p>
+        </w:tc>
+        <w:tc>
+          <w:tcPr>
+            <w:tcW w:type="dxa" w:w="5288"/>
+            <w:tcBorders>
+              <w:top w:val="single" w:color="C9D2E3" w:sz="4"/>
+              <w:left w:val="single" w:color="C9D2E3" w:sz="4"/>
+              <w:bottom w:val="single" w:color="C9D2E3" w:sz="4"/>
+              <w:right w:val="single" w:color="C9D2E3" w:sz="4"/>
+            </w:tcBorders>
+            <w:shd w:fill="143C8A" w:color="auto" w:val="clear"/>
+            <w:tcMar>
+              <w:top w:type="dxa" w:w="70"/>
+              <w:left w:type="dxa" w:w="110"/>
+              <w:bottom w:type="dxa" w:w="70"/>
+              <w:right w:type="dxa" w:w="110"/>
+            </w:tcMar>
+          </w:tcPr>
+          <w:p>
+            <w:pPr>
+              <w:spacing w:after="100" w:before="0"/>
+            </w:pPr>
+            <w:r>
+              <w:rPr>
+                <w:rFonts w:ascii="Arial" w:cs="Arial" w:eastAsia="Arial" w:hAnsi="Arial"/>
+                <w:b/>
+                <w:bCs/>
+                <w:color w:val="FFFFFF"/>
+                <w:sz w:val="19"/>
+                <w:szCs w:val="19"/>
+              </w:rPr>
+              <w:t xml:space="preserve">Що говоримо (приклад — своїми словами)</w:t>
+            </w:r>
+          </w:p>
+        </w:tc>
+      </w:tr>
+      <w:tr>
+        <w:tc>
+          <w:tcPr>
+            <w:tcW w:type="dxa" w:w="1150"/>
+            <w:tcBorders>
+              <w:top w:val="single" w:color="C9D2E3" w:sz="4"/>
+              <w:left w:val="single" w:color="C9D2E3" w:sz="4"/>
+              <w:bottom w:val="single" w:color="C9D2E3" w:sz="4"/>
+              <w:right w:val="single" w:color="C9D2E3" w:sz="4"/>
+            </w:tcBorders>
+            <w:tcMar>
+              <w:top w:type="dxa" w:w="70"/>
+              <w:left w:type="dxa" w:w="110"/>
+              <w:bottom w:type="dxa" w:w="70"/>
+              <w:right w:type="dxa" w:w="110"/>
+            </w:tcMar>
+          </w:tcPr>
+          <w:p>
+            <w:pPr>
+              <w:spacing w:after="100" w:before="0"/>
+            </w:pPr>
+            <w:r>
+              <w:rPr>
+                <w:rFonts w:ascii="Arial" w:cs="Arial" w:eastAsia="Arial" w:hAnsi="Arial"/>
+                <w:b/>
+                <w:bCs/>
+                <w:sz w:val="19"/>
+                <w:szCs w:val="19"/>
+              </w:rPr>
+              <w:t xml:space="preserve">0:00–0:15</w:t>
+            </w:r>
+          </w:p>
+        </w:tc>
+        <w:tc>
+          <w:tcPr>
+            <w:tcW w:type="dxa" w:w="3200"/>
+            <w:tcBorders>
+              <w:top w:val="single" w:color="C9D2E3" w:sz="4"/>
+              <w:left w:val="single" w:color="C9D2E3" w:sz="4"/>
+              <w:bottom w:val="single" w:color="C9D2E3" w:sz="4"/>
+              <w:right w:val="single" w:color="C9D2E3" w:sz="4"/>
+            </w:tcBorders>
+            <w:tcMar>
+              <w:top w:type="dxa" w:w="70"/>
+              <w:left w:type="dxa" w:w="110"/>
+              <w:bottom w:type="dxa" w:w="70"/>
+              <w:right w:type="dxa" w:w="110"/>
+            </w:tcMar>
+          </w:tcPr>
+          <w:p>
+            <w:pPr>
+              <w:spacing w:after="100" w:before="0"/>
+            </w:pPr>
+            <w:r>
+              <w:rPr>
+                <w:rFonts w:ascii="Arial" w:cs="Arial" w:eastAsia="Arial" w:hAnsi="Arial"/>
+                <w:b w:val="false"/>
+                <w:bCs w:val="false"/>
+                <w:sz w:val="19"/>
+                <w:szCs w:val="19"/>
+              </w:rPr>
+              <w:t xml:space="preserve">SM у кадрі.</w:t>
+            </w:r>
+          </w:p>
+        </w:tc>
+        <w:tc>
+          <w:tcPr>
+            <w:tcW w:type="dxa" w:w="5288"/>
+            <w:tcBorders>
+              <w:top w:val="single" w:color="C9D2E3" w:sz="4"/>
+              <w:left w:val="single" w:color="C9D2E3" w:sz="4"/>
+              <w:bottom w:val="single" w:color="C9D2E3" w:sz="4"/>
+              <w:right w:val="single" w:color="C9D2E3" w:sz="4"/>
+            </w:tcBorders>
+            <w:tcMar>
+              <w:top w:type="dxa" w:w="70"/>
+              <w:left w:type="dxa" w:w="110"/>
+              <w:bottom w:type="dxa" w:w="70"/>
+              <w:right w:type="dxa" w:w="110"/>
+            </w:tcMar>
+          </w:tcPr>
+          <w:p>
+            <w:pPr>
+              <w:spacing w:after="100" w:before="0"/>
+            </w:pPr>
+            <w:r>
+              <w:rPr>
+                <w:rFonts w:ascii="Arial" w:cs="Arial" w:eastAsia="Arial" w:hAnsi="Arial"/>
+                <w:b w:val="false"/>
+                <w:bCs w:val="false"/>
+                <w:sz w:val="19"/>
+                <w:szCs w:val="19"/>
+              </w:rPr>
+              <w:t xml:space="preserve">«Я [ім'я], J___. Покажу, як я дізнаюсь усе про поставку заздалегідь, а не коли фура вже під дверима.»</w:t>
+            </w:r>
+          </w:p>
+        </w:tc>
+      </w:tr>
+      <w:tr>
+        <w:tc>
+          <w:tcPr>
+            <w:tcW w:type="dxa" w:w="1150"/>
+            <w:tcBorders>
+              <w:top w:val="single" w:color="C9D2E3" w:sz="4"/>
+              <w:left w:val="single" w:color="C9D2E3" w:sz="4"/>
+              <w:bottom w:val="single" w:color="C9D2E3" w:sz="4"/>
+              <w:right w:val="single" w:color="C9D2E3" w:sz="4"/>
+            </w:tcBorders>
+            <w:shd w:fill="F3F4F6" w:color="auto" w:val="clear"/>
+            <w:tcMar>
+              <w:top w:type="dxa" w:w="70"/>
+              <w:left w:type="dxa" w:w="110"/>
+              <w:bottom w:type="dxa" w:w="70"/>
+              <w:right w:type="dxa" w:w="110"/>
+            </w:tcMar>
+          </w:tcPr>
+          <w:p>
+            <w:pPr>
+              <w:spacing w:after="100" w:before="0"/>
+            </w:pPr>
+            <w:r>
+              <w:rPr>
+                <w:rFonts w:ascii="Arial" w:cs="Arial" w:eastAsia="Arial" w:hAnsi="Arial"/>
+                <w:b/>
+                <w:bCs/>
+                <w:sz w:val="19"/>
+                <w:szCs w:val="19"/>
+              </w:rPr>
+              <w:t xml:space="preserve">0:15–0:55</w:t>
+            </w:r>
+          </w:p>
+        </w:tc>
+        <w:tc>
+          <w:tcPr>
+            <w:tcW w:type="dxa" w:w="3200"/>
+            <w:tcBorders>
+              <w:top w:val="single" w:color="C9D2E3" w:sz="4"/>
+              <w:left w:val="single" w:color="C9D2E3" w:sz="4"/>
+              <w:bottom w:val="single" w:color="C9D2E3" w:sz="4"/>
+              <w:right w:val="single" w:color="C9D2E3" w:sz="4"/>
+            </w:tcBorders>
+            <w:shd w:fill="F3F4F6" w:color="auto" w:val="clear"/>
+            <w:tcMar>
+              <w:top w:type="dxa" w:w="70"/>
+              <w:left w:type="dxa" w:w="110"/>
+              <w:bottom w:type="dxa" w:w="70"/>
+              <w:right w:type="dxa" w:w="110"/>
+            </w:tcMar>
+          </w:tcPr>
+          <w:p>
+            <w:pPr>
+              <w:spacing w:after="100" w:before="0"/>
+            </w:pPr>
+            <w:r>
+              <w:rPr>
+                <w:rFonts w:ascii="Arial" w:cs="Arial" w:eastAsia="Arial" w:hAnsi="Arial"/>
+                <w:b w:val="false"/>
+                <w:bCs w:val="false"/>
+                <w:sz w:val="19"/>
+                <w:szCs w:val="19"/>
+              </w:rPr>
+              <w:t xml:space="preserve">Запис екрана: TMS.</w:t>
+            </w:r>
+          </w:p>
+        </w:tc>
+        <w:tc>
+          <w:tcPr>
+            <w:tcW w:type="dxa" w:w="5288"/>
+            <w:tcBorders>
+              <w:top w:val="single" w:color="C9D2E3" w:sz="4"/>
+              <w:left w:val="single" w:color="C9D2E3" w:sz="4"/>
+              <w:bottom w:val="single" w:color="C9D2E3" w:sz="4"/>
+              <w:right w:val="single" w:color="C9D2E3" w:sz="4"/>
+            </w:tcBorders>
+            <w:shd w:fill="F3F4F6" w:color="auto" w:val="clear"/>
+            <w:tcMar>
+              <w:top w:type="dxa" w:w="70"/>
+              <w:left w:type="dxa" w:w="110"/>
+              <w:bottom w:type="dxa" w:w="70"/>
+              <w:right w:type="dxa" w:w="110"/>
+            </w:tcMar>
+          </w:tcPr>
+          <w:p>
+            <w:pPr>
+              <w:spacing w:after="100" w:before="0"/>
+            </w:pPr>
+            <w:r>
+              <w:rPr>
+                <w:rFonts w:ascii="Arial" w:cs="Arial" w:eastAsia="Arial" w:hAnsi="Arial"/>
+                <w:b w:val="false"/>
+                <w:bCs w:val="false"/>
+                <w:sz w:val="19"/>
+                <w:szCs w:val="19"/>
+              </w:rPr>
+              <w:t xml:space="preserve">«У TMS бачу дату, час прибуття і водія. Якщо є відхилення в термінах — бачу одразу.»</w:t>
+            </w:r>
+          </w:p>
+        </w:tc>
+      </w:tr>
+      <w:tr>
+        <w:tc>
+          <w:tcPr>
+            <w:tcW w:type="dxa" w:w="1150"/>
+            <w:tcBorders>
+              <w:top w:val="single" w:color="C9D2E3" w:sz="4"/>
+              <w:left w:val="single" w:color="C9D2E3" w:sz="4"/>
+              <w:bottom w:val="single" w:color="C9D2E3" w:sz="4"/>
+              <w:right w:val="single" w:color="C9D2E3" w:sz="4"/>
+            </w:tcBorders>
+            <w:tcMar>
+              <w:top w:type="dxa" w:w="70"/>
+              <w:left w:type="dxa" w:w="110"/>
+              <w:bottom w:type="dxa" w:w="70"/>
+              <w:right w:type="dxa" w:w="110"/>
+            </w:tcMar>
+          </w:tcPr>
+          <w:p>
+            <w:pPr>
+              <w:spacing w:after="100" w:before="0"/>
+            </w:pPr>
+            <w:r>
+              <w:rPr>
+                <w:rFonts w:ascii="Arial" w:cs="Arial" w:eastAsia="Arial" w:hAnsi="Arial"/>
+                <w:b/>
+                <w:bCs/>
+                <w:sz w:val="19"/>
+                <w:szCs w:val="19"/>
+              </w:rPr>
+              <w:t xml:space="preserve">0:55–1:35</w:t>
+            </w:r>
+          </w:p>
+        </w:tc>
+        <w:tc>
+          <w:tcPr>
+            <w:tcW w:type="dxa" w:w="3200"/>
+            <w:tcBorders>
+              <w:top w:val="single" w:color="C9D2E3" w:sz="4"/>
+              <w:left w:val="single" w:color="C9D2E3" w:sz="4"/>
+              <w:bottom w:val="single" w:color="C9D2E3" w:sz="4"/>
+              <w:right w:val="single" w:color="C9D2E3" w:sz="4"/>
+            </w:tcBorders>
+            <w:tcMar>
+              <w:top w:type="dxa" w:w="70"/>
+              <w:left w:type="dxa" w:w="110"/>
+              <w:bottom w:type="dxa" w:w="70"/>
+              <w:right w:type="dxa" w:w="110"/>
+            </w:tcMar>
+          </w:tcPr>
+          <w:p>
+            <w:pPr>
+              <w:spacing w:after="100" w:before="0"/>
+            </w:pPr>
+            <w:r>
+              <w:rPr>
+                <w:rFonts w:ascii="Arial" w:cs="Arial" w:eastAsia="Arial" w:hAnsi="Arial"/>
+                <w:b w:val="false"/>
+                <w:bCs w:val="false"/>
+                <w:sz w:val="19"/>
+                <w:szCs w:val="19"/>
+              </w:rPr>
+              <w:t xml:space="preserve">Запис екрана: SAO і GK.</w:t>
+            </w:r>
+          </w:p>
+        </w:tc>
+        <w:tc>
+          <w:tcPr>
+            <w:tcW w:type="dxa" w:w="5288"/>
+            <w:tcBorders>
+              <w:top w:val="single" w:color="C9D2E3" w:sz="4"/>
+              <w:left w:val="single" w:color="C9D2E3" w:sz="4"/>
+              <w:bottom w:val="single" w:color="C9D2E3" w:sz="4"/>
+              <w:right w:val="single" w:color="C9D2E3" w:sz="4"/>
+            </w:tcBorders>
+            <w:tcMar>
+              <w:top w:type="dxa" w:w="70"/>
+              <w:left w:type="dxa" w:w="110"/>
+              <w:bottom w:type="dxa" w:w="70"/>
+              <w:right w:type="dxa" w:w="110"/>
+            </w:tcMar>
+          </w:tcPr>
+          <w:p>
+            <w:pPr>
+              <w:spacing w:after="100" w:before="0"/>
+            </w:pPr>
+            <w:r>
+              <w:rPr>
+                <w:rFonts w:ascii="Arial" w:cs="Arial" w:eastAsia="Arial" w:hAnsi="Arial"/>
+                <w:b w:val="false"/>
+                <w:bCs w:val="false"/>
+                <w:sz w:val="19"/>
+                <w:szCs w:val="19"/>
+              </w:rPr>
+              <w:t xml:space="preserve">«У SAO дивлюсь прогноз палет і обсяг у М3. У GK — точну кількість палет за 24–48 годин до поставки.»</w:t>
+            </w:r>
+          </w:p>
+        </w:tc>
+      </w:tr>
+      <w:tr>
+        <w:tc>
+          <w:tcPr>
+            <w:tcW w:type="dxa" w:w="1150"/>
+            <w:tcBorders>
+              <w:top w:val="single" w:color="C9D2E3" w:sz="4"/>
+              <w:left w:val="single" w:color="C9D2E3" w:sz="4"/>
+              <w:bottom w:val="single" w:color="C9D2E3" w:sz="4"/>
+              <w:right w:val="single" w:color="C9D2E3" w:sz="4"/>
+            </w:tcBorders>
+            <w:shd w:fill="F3F4F6" w:color="auto" w:val="clear"/>
+            <w:tcMar>
+              <w:top w:type="dxa" w:w="70"/>
+              <w:left w:type="dxa" w:w="110"/>
+              <w:bottom w:type="dxa" w:w="70"/>
+              <w:right w:type="dxa" w:w="110"/>
+            </w:tcMar>
+          </w:tcPr>
+          <w:p>
+            <w:pPr>
+              <w:spacing w:after="100" w:before="0"/>
+            </w:pPr>
+            <w:r>
+              <w:rPr>
+                <w:rFonts w:ascii="Arial" w:cs="Arial" w:eastAsia="Arial" w:hAnsi="Arial"/>
+                <w:b/>
+                <w:bCs/>
+                <w:sz w:val="19"/>
+                <w:szCs w:val="19"/>
+              </w:rPr>
+              <w:t xml:space="preserve">1:35–2:10</w:t>
+            </w:r>
+          </w:p>
+        </w:tc>
+        <w:tc>
+          <w:tcPr>
+            <w:tcW w:type="dxa" w:w="3200"/>
+            <w:tcBorders>
+              <w:top w:val="single" w:color="C9D2E3" w:sz="4"/>
+              <w:left w:val="single" w:color="C9D2E3" w:sz="4"/>
+              <w:bottom w:val="single" w:color="C9D2E3" w:sz="4"/>
+              <w:right w:val="single" w:color="C9D2E3" w:sz="4"/>
+            </w:tcBorders>
+            <w:shd w:fill="F3F4F6" w:color="auto" w:val="clear"/>
+            <w:tcMar>
+              <w:top w:type="dxa" w:w="70"/>
+              <w:left w:type="dxa" w:w="110"/>
+              <w:bottom w:type="dxa" w:w="70"/>
+              <w:right w:type="dxa" w:w="110"/>
+            </w:tcMar>
+          </w:tcPr>
+          <w:p>
+            <w:pPr>
+              <w:spacing w:after="100" w:before="0"/>
+            </w:pPr>
+            <w:r>
+              <w:rPr>
+                <w:rFonts w:ascii="Arial" w:cs="Arial" w:eastAsia="Arial" w:hAnsi="Arial"/>
+                <w:b w:val="false"/>
+                <w:bCs w:val="false"/>
+                <w:sz w:val="19"/>
+                <w:szCs w:val="19"/>
+              </w:rPr>
+              <w:t xml:space="preserve">Запис екрана: розподіл у MYJYSK.</w:t>
+            </w:r>
+          </w:p>
+        </w:tc>
+        <w:tc>
+          <w:tcPr>
+            <w:tcW w:type="dxa" w:w="5288"/>
+            <w:tcBorders>
+              <w:top w:val="single" w:color="C9D2E3" w:sz="4"/>
+              <w:left w:val="single" w:color="C9D2E3" w:sz="4"/>
+              <w:bottom w:val="single" w:color="C9D2E3" w:sz="4"/>
+              <w:right w:val="single" w:color="C9D2E3" w:sz="4"/>
+            </w:tcBorders>
+            <w:shd w:fill="F3F4F6" w:color="auto" w:val="clear"/>
+            <w:tcMar>
+              <w:top w:type="dxa" w:w="70"/>
+              <w:left w:type="dxa" w:w="110"/>
+              <w:bottom w:type="dxa" w:w="70"/>
+              <w:right w:type="dxa" w:w="110"/>
+            </w:tcMar>
+          </w:tcPr>
+          <w:p>
+            <w:pPr>
+              <w:spacing w:after="100" w:before="0"/>
+            </w:pPr>
+            <w:r>
+              <w:rPr>
+                <w:rFonts w:ascii="Arial" w:cs="Arial" w:eastAsia="Arial" w:hAnsi="Arial"/>
+                <w:b w:val="false"/>
+                <w:bCs w:val="false"/>
+                <w:sz w:val="19"/>
+                <w:szCs w:val="19"/>
+              </w:rPr>
+              <w:t xml:space="preserve">«Розподіл під акції показує, що піде одразу в зал, а що — на склад. Під це планую локації.»</w:t>
+            </w:r>
+          </w:p>
+        </w:tc>
+      </w:tr>
+      <w:tr>
+        <w:tc>
+          <w:tcPr>
+            <w:tcW w:type="dxa" w:w="1150"/>
+            <w:tcBorders>
+              <w:top w:val="single" w:color="C9D2E3" w:sz="4"/>
+              <w:left w:val="single" w:color="C9D2E3" w:sz="4"/>
+              <w:bottom w:val="single" w:color="C9D2E3" w:sz="4"/>
+              <w:right w:val="single" w:color="C9D2E3" w:sz="4"/>
+            </w:tcBorders>
+            <w:tcMar>
+              <w:top w:type="dxa" w:w="70"/>
+              <w:left w:type="dxa" w:w="110"/>
+              <w:bottom w:type="dxa" w:w="70"/>
+              <w:right w:type="dxa" w:w="110"/>
+            </w:tcMar>
+          </w:tcPr>
+          <w:p>
+            <w:pPr>
+              <w:spacing w:after="100" w:before="0"/>
+            </w:pPr>
+            <w:r>
+              <w:rPr>
+                <w:rFonts w:ascii="Arial" w:cs="Arial" w:eastAsia="Arial" w:hAnsi="Arial"/>
+                <w:b/>
+                <w:bCs/>
+                <w:sz w:val="19"/>
+                <w:szCs w:val="19"/>
+              </w:rPr>
+              <w:t xml:space="preserve">2:10–2:35</w:t>
+            </w:r>
+          </w:p>
+        </w:tc>
+        <w:tc>
+          <w:tcPr>
+            <w:tcW w:type="dxa" w:w="3200"/>
+            <w:tcBorders>
+              <w:top w:val="single" w:color="C9D2E3" w:sz="4"/>
+              <w:left w:val="single" w:color="C9D2E3" w:sz="4"/>
+              <w:bottom w:val="single" w:color="C9D2E3" w:sz="4"/>
+              <w:right w:val="single" w:color="C9D2E3" w:sz="4"/>
+            </w:tcBorders>
+            <w:tcMar>
+              <w:top w:type="dxa" w:w="70"/>
+              <w:left w:type="dxa" w:w="110"/>
+              <w:bottom w:type="dxa" w:w="70"/>
+              <w:right w:type="dxa" w:w="110"/>
+            </w:tcMar>
+          </w:tcPr>
+          <w:p>
+            <w:pPr>
+              <w:spacing w:after="100" w:before="0"/>
+            </w:pPr>
+            <w:r>
+              <w:rPr>
+                <w:rFonts w:ascii="Arial" w:cs="Arial" w:eastAsia="Arial" w:hAnsi="Arial"/>
+                <w:b w:val="false"/>
+                <w:bCs w:val="false"/>
+                <w:sz w:val="19"/>
+                <w:szCs w:val="19"/>
+              </w:rPr>
+              <w:t xml:space="preserve">SM з телефоном.</w:t>
+            </w:r>
+          </w:p>
+        </w:tc>
+        <w:tc>
+          <w:tcPr>
+            <w:tcW w:type="dxa" w:w="5288"/>
+            <w:tcBorders>
+              <w:top w:val="single" w:color="C9D2E3" w:sz="4"/>
+              <w:left w:val="single" w:color="C9D2E3" w:sz="4"/>
+              <w:bottom w:val="single" w:color="C9D2E3" w:sz="4"/>
+              <w:right w:val="single" w:color="C9D2E3" w:sz="4"/>
+            </w:tcBorders>
+            <w:tcMar>
+              <w:top w:type="dxa" w:w="70"/>
+              <w:left w:type="dxa" w:w="110"/>
+              <w:bottom w:type="dxa" w:w="70"/>
+              <w:right w:type="dxa" w:w="110"/>
+            </w:tcMar>
+          </w:tcPr>
+          <w:p>
+            <w:pPr>
+              <w:spacing w:after="100" w:before="0"/>
+            </w:pPr>
+            <w:r>
+              <w:rPr>
+                <w:rFonts w:ascii="Arial" w:cs="Arial" w:eastAsia="Arial" w:hAnsi="Arial"/>
+                <w:b w:val="false"/>
+                <w:bCs w:val="false"/>
+                <w:sz w:val="19"/>
+                <w:szCs w:val="19"/>
+              </w:rPr>
+              <w:t xml:space="preserve">«Маю контакти водія і логістів: якщо щось змінюється — дізнаюсь першим і перебудовую план.»</w:t>
+            </w:r>
+          </w:p>
+        </w:tc>
+      </w:tr>
+      <w:tr>
+        <w:tc>
+          <w:tcPr>
+            <w:tcW w:type="dxa" w:w="1150"/>
+            <w:tcBorders>
+              <w:top w:val="single" w:color="C9D2E3" w:sz="4"/>
+              <w:left w:val="single" w:color="C9D2E3" w:sz="4"/>
+              <w:bottom w:val="single" w:color="C9D2E3" w:sz="4"/>
+              <w:right w:val="single" w:color="C9D2E3" w:sz="4"/>
+            </w:tcBorders>
+            <w:shd w:fill="F3F4F6" w:color="auto" w:val="clear"/>
+            <w:tcMar>
+              <w:top w:type="dxa" w:w="70"/>
+              <w:left w:type="dxa" w:w="110"/>
+              <w:bottom w:type="dxa" w:w="70"/>
+              <w:right w:type="dxa" w:w="110"/>
+            </w:tcMar>
+          </w:tcPr>
+          <w:p>
+            <w:pPr>
+              <w:spacing w:after="100" w:before="0"/>
+            </w:pPr>
+            <w:r>
+              <w:rPr>
+                <w:rFonts w:ascii="Arial" w:cs="Arial" w:eastAsia="Arial" w:hAnsi="Arial"/>
+                <w:b/>
+                <w:bCs/>
+                <w:sz w:val="19"/>
+                <w:szCs w:val="19"/>
+              </w:rPr>
+              <w:t xml:space="preserve">2:35–3:00</w:t>
+            </w:r>
+          </w:p>
+        </w:tc>
+        <w:tc>
+          <w:tcPr>
+            <w:tcW w:type="dxa" w:w="3200"/>
+            <w:tcBorders>
+              <w:top w:val="single" w:color="C9D2E3" w:sz="4"/>
+              <w:left w:val="single" w:color="C9D2E3" w:sz="4"/>
+              <w:bottom w:val="single" w:color="C9D2E3" w:sz="4"/>
+              <w:right w:val="single" w:color="C9D2E3" w:sz="4"/>
+            </w:tcBorders>
+            <w:shd w:fill="F3F4F6" w:color="auto" w:val="clear"/>
+            <w:tcMar>
+              <w:top w:type="dxa" w:w="70"/>
+              <w:left w:type="dxa" w:w="110"/>
+              <w:bottom w:type="dxa" w:w="70"/>
+              <w:right w:type="dxa" w:w="110"/>
+            </w:tcMar>
+          </w:tcPr>
+          <w:p>
+            <w:pPr>
+              <w:spacing w:after="100" w:before="0"/>
+            </w:pPr>
+            <w:r>
+              <w:rPr>
+                <w:rFonts w:ascii="Arial" w:cs="Arial" w:eastAsia="Arial" w:hAnsi="Arial"/>
+                <w:b w:val="false"/>
+                <w:bCs w:val="false"/>
+                <w:sz w:val="19"/>
+                <w:szCs w:val="19"/>
+              </w:rPr>
+              <w:t xml:space="preserve">SM на камеру.</w:t>
+            </w:r>
+          </w:p>
+        </w:tc>
+        <w:tc>
+          <w:tcPr>
+            <w:tcW w:type="dxa" w:w="5288"/>
+            <w:tcBorders>
+              <w:top w:val="single" w:color="C9D2E3" w:sz="4"/>
+              <w:left w:val="single" w:color="C9D2E3" w:sz="4"/>
+              <w:bottom w:val="single" w:color="C9D2E3" w:sz="4"/>
+              <w:right w:val="single" w:color="C9D2E3" w:sz="4"/>
+            </w:tcBorders>
+            <w:shd w:fill="F3F4F6" w:color="auto" w:val="clear"/>
+            <w:tcMar>
+              <w:top w:type="dxa" w:w="70"/>
+              <w:left w:type="dxa" w:w="110"/>
+              <w:bottom w:type="dxa" w:w="70"/>
+              <w:right w:type="dxa" w:w="110"/>
+            </w:tcMar>
+          </w:tcPr>
+          <w:p>
+            <w:pPr>
+              <w:spacing w:after="100" w:before="0"/>
+            </w:pPr>
+            <w:r>
+              <w:rPr>
+                <w:rFonts w:ascii="Arial" w:cs="Arial" w:eastAsia="Arial" w:hAnsi="Arial"/>
+                <w:b w:val="false"/>
+                <w:bCs w:val="false"/>
+                <w:sz w:val="19"/>
+                <w:szCs w:val="19"/>
+              </w:rPr>
+              <w:t xml:space="preserve">Висновок: «Гарна підготовка на даних = кращий рівень наявності товару на полиці.»</w:t>
+            </w:r>
+          </w:p>
+        </w:tc>
+      </w:tr>
+    </w:tbl>
+    <w:p>
+      <w:pPr>
+        <w:spacing w:after="80" w:before="200"/>
+      </w:pPr>
+      <w:r>
+        <w:rPr>
+          <w:rFonts w:ascii="Arial" w:cs="Arial" w:eastAsia="Arial" w:hAnsi="Arial"/>
+          <w:b/>
+          <w:bCs/>
+          <w:color w:val="143C8A"/>
+          <w:sz w:val="23"/>
+          <w:szCs w:val="23"/>
+        </w:rPr>
+        <w:t xml:space="preserve">Обов'язково показати</w:t>
+      </w:r>
+    </w:p>
+    <w:p>
+      <w:pPr>
+        <w:pStyle w:val="ListParagraph"/>
+        <w:numPr>
+          <w:ilvl w:val="0"/>
+          <w:numId w:val="3"/>
+        </w:numPr>
+        <w:spacing w:after="40" w:before="0"/>
+      </w:pPr>
+      <w:r>
+        <w:rPr>
+          <w:rFonts w:ascii="Arial" w:cs="Arial" w:eastAsia="Arial" w:hAnsi="Arial"/>
+          <w:sz w:val="21"/>
+          <w:szCs w:val="21"/>
+        </w:rPr>
+        <w:t xml:space="preserve">Усі чотири джерела: TMS, SAO, GK, MYJYSK</w:t>
+      </w:r>
+    </w:p>
+    <w:p>
+      <w:pPr>
+        <w:pStyle w:val="ListParagraph"/>
+        <w:numPr>
+          <w:ilvl w:val="0"/>
+          <w:numId w:val="3"/>
+        </w:numPr>
+        <w:spacing w:after="40" w:before="0"/>
+      </w:pPr>
+      <w:r>
+        <w:rPr>
+          <w:rFonts w:ascii="Arial" w:cs="Arial" w:eastAsia="Arial" w:hAnsi="Arial"/>
+          <w:sz w:val="21"/>
+          <w:szCs w:val="21"/>
+        </w:rPr>
+        <w:t xml:space="preserve">Як цифри потрапляють у план (Store Visit / нотатки)</w:t>
+      </w:r>
+    </w:p>
+    <w:p>
+      <w:pPr>
+        <w:pStyle w:val="ListParagraph"/>
+        <w:numPr>
+          <w:ilvl w:val="0"/>
+          <w:numId w:val="3"/>
+        </w:numPr>
+        <w:spacing w:after="40" w:before="0"/>
+      </w:pPr>
+      <w:r>
+        <w:rPr>
+          <w:rFonts w:ascii="Arial" w:cs="Arial" w:eastAsia="Arial" w:hAnsi="Arial"/>
+          <w:sz w:val="21"/>
+          <w:szCs w:val="21"/>
+        </w:rPr>
+        <w:t xml:space="preserve">Комунікацію з водієм / логістами</w:t>
+      </w:r>
+    </w:p>
+    <w:p>
+      <w:pPr>
+        <w:spacing w:after="80" w:before="200"/>
+      </w:pPr>
+      <w:r>
+        <w:rPr>
+          <w:rFonts w:ascii="Arial" w:cs="Arial" w:eastAsia="Arial" w:hAnsi="Arial"/>
+          <w:b/>
+          <w:bCs/>
+          <w:color w:val="143C8A"/>
+          <w:sz w:val="23"/>
+          <w:szCs w:val="23"/>
+        </w:rPr>
+        <w:t xml:space="preserve">Стандарти та цифри з тренінгу</w:t>
+      </w:r>
+    </w:p>
+    <w:p>
+      <w:pPr>
+        <w:spacing w:after="100" w:before="0"/>
+      </w:pPr>
+      <w:r>
+        <w:rPr>
+          <w:rFonts w:ascii="Arial" w:cs="Arial" w:eastAsia="Arial" w:hAnsi="Arial"/>
+          <w:sz w:val="21"/>
+          <w:szCs w:val="21"/>
+        </w:rPr>
+        <w:t xml:space="preserve">GK дає точні палети за 24–48 год; SAO — прогноз палет і об'єм М3; TMS — дата, час, водій, відхилення.</w:t>
+      </w:r>
+    </w:p>
+    <w:p>
+      <w:pPr>
+        <w:spacing w:after="80" w:before="200"/>
+      </w:pPr>
+      <w:r>
+        <w:rPr>
+          <w:rFonts w:ascii="Arial" w:cs="Arial" w:eastAsia="Arial" w:hAnsi="Arial"/>
+          <w:b/>
+          <w:bCs/>
+          <w:color w:val="143C8A"/>
+          <w:sz w:val="23"/>
+          <w:szCs w:val="23"/>
+        </w:rPr>
+        <w:t xml:space="preserve">Чого уникати</w:t>
+      </w:r>
+    </w:p>
+    <w:p>
+      <w:pPr>
+        <w:spacing w:after="100" w:before="0"/>
+      </w:pPr>
+      <w:r>
+        <w:rPr>
+          <w:rFonts w:ascii="Arial" w:cs="Arial" w:eastAsia="Arial" w:hAnsi="Arial"/>
+          <w:sz w:val="21"/>
+          <w:szCs w:val="21"/>
+        </w:rPr>
+        <w:t xml:space="preserve">Персональні дані на екрані (телефони водіїв, ПІБ) — розмити або не показувати; паролі.</w:t>
+      </w:r>
+    </w:p>
+    <w:p>
+      <w:r>
+        <w:br w:type="page"/>
+      </w:r>
+    </w:p>
+    <w:p>
+      <w:pPr>
+        <w:spacing w:after="40" w:before="0"/>
+      </w:pPr>
+      <w:r>
+        <w:rPr>
+          <w:rFonts w:ascii="Arial" w:cs="Arial" w:eastAsia="Arial" w:hAnsi="Arial"/>
+          <w:b/>
+          <w:bCs/>
+          <w:color w:val="888888"/>
+          <w:sz w:val="19"/>
+          <w:szCs w:val="19"/>
+        </w:rPr>
+        <w:t xml:space="preserve">ВІДЕО 5 з 12</w:t>
       </w:r>
     </w:p>
     <w:p>
@@ -7283,7 +8679,7 @@
                 <w:sz w:val="19"/>
                 <w:szCs w:val="19"/>
               </w:rPr>
-              <w:t xml:space="preserve">26.10 – 01.11 · здати до 01.11</w:t>
+              <w:t xml:space="preserve">02.11 – 08.11 · здати до 08.11</w:t>
             </w:r>
           </w:p>
         </w:tc>
@@ -8462,7 +9858,7 @@
           <w:sz w:val="19"/>
           <w:szCs w:val="19"/>
         </w:rPr>
-        <w:t xml:space="preserve">ВІДЕО 5 з 12</w:t>
+        <w:t xml:space="preserve">ВІДЕО 6 з 12</w:t>
       </w:r>
     </w:p>
     <w:p>
@@ -8479,7 +9875,7 @@
           <w:sz w:val="32"/>
           <w:szCs w:val="32"/>
         </w:rPr>
-        <w:t xml:space="preserve">Підготовка складу та інструментів</w:t>
+        <w:t xml:space="preserve">Підготовка складу, обладнання та безпека</w:t>
       </w:r>
     </w:p>
     <w:tbl>
@@ -8560,7 +9956,7 @@
                 <w:sz w:val="19"/>
                 <w:szCs w:val="19"/>
               </w:rPr>
-              <w:t xml:space="preserve">02.11 – 08.11 · здати до 08.11</w:t>
+              <w:t xml:space="preserve">09.11 – 15.11 · здати до 15.11</w:t>
             </w:r>
           </w:p>
         </w:tc>
@@ -8755,7 +10151,7 @@
                 <w:sz w:val="19"/>
                 <w:szCs w:val="19"/>
               </w:rPr>
-              <w:t xml:space="preserve">Крок 3 колеса · Підготовка до поставки</w:t>
+              <w:t xml:space="preserve">Кроки 3 і 8 колеса · Склад, інструменти, обладнання</w:t>
             </w:r>
           </w:p>
         </w:tc>
@@ -8820,7 +10216,7 @@
                 <w:sz w:val="19"/>
                 <w:szCs w:val="19"/>
               </w:rPr>
-              <w:t xml:space="preserve">Показати склад, повністю готовий до прийомки за день до поставки: тролі, флекс-зона, проходи, техніка.</w:t>
+              <w:t xml:space="preserve">Показати склад, повністю готовий до прийомки за день до поставки: тролі, флекс-зона, проходи, справна техніка, засоби захисту та правила безпеки.</w:t>
             </w:r>
           </w:p>
         </w:tc>
@@ -9189,7 +10585,7 @@
                 <w:sz w:val="19"/>
                 <w:szCs w:val="19"/>
               </w:rPr>
-              <w:t xml:space="preserve">«Я [ім'я], відповідаю за склад у J___. Покажу, як ми готуємось до поставки за день.»</w:t>
+              <w:t xml:space="preserve">«Я [ім'я], відповідаю за склад у J___. Покажу, як ми готуємо склад і обладнання за день до поставки.»</w:t>
             </w:r>
           </w:p>
         </w:tc>
@@ -9224,7 +10620,7 @@
                 <w:sz w:val="19"/>
                 <w:szCs w:val="19"/>
               </w:rPr>
-              <w:t xml:space="preserve">0:15–0:50</w:t>
+              <w:t xml:space="preserve">0:15–0:45</w:t>
             </w:r>
           </w:p>
         </w:tc>
@@ -9324,7 +10720,7 @@
                 <w:sz w:val="19"/>
                 <w:szCs w:val="19"/>
               </w:rPr>
-              <w:t xml:space="preserve">0:50–1:30</w:t>
+              <w:t xml:space="preserve">0:45–1:20</w:t>
             </w:r>
           </w:p>
         </w:tc>
@@ -9356,7 +10752,7 @@
                 <w:sz w:val="19"/>
                 <w:szCs w:val="19"/>
               </w:rPr>
-              <w:t xml:space="preserve">Робота: звільняємо тролі, флекс-зону.</w:t>
+              <w:t xml:space="preserve">Робота: звільняємо тролі, флекс-зону, проходи.</w:t>
             </w:r>
           </w:p>
         </w:tc>
@@ -9388,7 +10784,7 @@
                 <w:sz w:val="19"/>
                 <w:szCs w:val="19"/>
               </w:rPr>
-              <w:t xml:space="preserve">«Тролі пусті та підготовлені. Флекс-зона вільна — тут завтра сортуємо палети.»</w:t>
+              <w:t xml:space="preserve">«Тролі пусті, флекс-зона вільна для сортування, проходи чисті — нічого за жовтою лінією.»</w:t>
             </w:r>
           </w:p>
         </w:tc>
@@ -9423,7 +10819,7 @@
                 <w:sz w:val="19"/>
                 <w:szCs w:val="19"/>
               </w:rPr>
-              <w:t xml:space="preserve">1:30–2:10</w:t>
+              <w:t xml:space="preserve">1:20–1:55</w:t>
             </w:r>
           </w:p>
         </w:tc>
@@ -9456,7 +10852,7 @@
                 <w:sz w:val="19"/>
                 <w:szCs w:val="19"/>
               </w:rPr>
-              <w:t xml:space="preserve">Проходи, жовта лінія; навантажувач на зарядці.</w:t>
+              <w:t xml:space="preserve">Огляд техніки та інструментів.</w:t>
             </w:r>
           </w:p>
         </w:tc>
@@ -9489,7 +10885,7 @@
                 <w:sz w:val="19"/>
                 <w:szCs w:val="19"/>
               </w:rPr>
-              <w:t xml:space="preserve">«Проходи чисті, нічого за жовтою лінією. Навантажувач і рохлі заряджені та справні.»</w:t>
+              <w:t xml:space="preserve">«Навантажувач заряджений, рохлі справні, драбини перевірені, безпечні ножі — у кожного.»</w:t>
             </w:r>
           </w:p>
         </w:tc>
@@ -9523,7 +10919,7 @@
                 <w:sz w:val="19"/>
                 <w:szCs w:val="19"/>
               </w:rPr>
-              <w:t xml:space="preserve">2:10–2:40</w:t>
+              <w:t xml:space="preserve">1:55–2:25</w:t>
             </w:r>
           </w:p>
         </w:tc>
@@ -9555,7 +10951,7 @@
                 <w:sz w:val="19"/>
                 <w:szCs w:val="19"/>
               </w:rPr>
-              <w:t xml:space="preserve">Кадр «після» (той самий ракурс, що «до»).</w:t>
+              <w:t xml:space="preserve">ЗІЗ і безпека.</w:t>
             </w:r>
           </w:p>
         </w:tc>
@@ -9587,7 +10983,7 @@
                 <w:sz w:val="19"/>
                 <w:szCs w:val="19"/>
               </w:rPr>
-              <w:t xml:space="preserve">«Ось результат — склад готовий прийняти авто.»</w:t>
+              <w:t xml:space="preserve">«Рукавиці й закрите взуття — обов'язково, важке піднімаємо вдвох. Тривога — пломбуємо авто, всі в укриття.»</w:t>
             </w:r>
           </w:p>
         </w:tc>
@@ -9622,7 +11018,7 @@
                 <w:sz w:val="19"/>
                 <w:szCs w:val="19"/>
               </w:rPr>
-              <w:t xml:space="preserve">2:40–3:00</w:t>
+              <w:t xml:space="preserve">2:25–3:00</w:t>
             </w:r>
           </w:p>
         </w:tc>
@@ -9655,7 +11051,7 @@
                 <w:sz w:val="19"/>
                 <w:szCs w:val="19"/>
               </w:rPr>
-              <w:t xml:space="preserve">LR / SM на камеру.</w:t>
+              <w:t xml:space="preserve">Кадр «після» з того самого ракурсу + на камеру.</w:t>
             </w:r>
           </w:p>
         </w:tc>
@@ -9688,7 +11084,7 @@
                 <w:sz w:val="19"/>
                 <w:szCs w:val="19"/>
               </w:rPr>
-              <w:t xml:space="preserve">«Що не підготували сьогодні — завтра стане проблемою.»</w:t>
+              <w:t xml:space="preserve">«Склад готовий. Що не підготували сьогодні — завтра зупинить конвеєр.»</w:t>
             </w:r>
           </w:p>
         </w:tc>
@@ -9743,7 +11139,7 @@
           <w:sz w:val="21"/>
           <w:szCs w:val="21"/>
         </w:rPr>
-        <w:t xml:space="preserve">Пусті тролі, вільна флекс-зона</w:t>
+        <w:t xml:space="preserve">Пусті тролі, вільна флекс-зона, чисті проходи</w:t>
       </w:r>
     </w:p>
     <w:p>
@@ -9761,7 +11157,7 @@
           <w:sz w:val="21"/>
           <w:szCs w:val="21"/>
         </w:rPr>
-        <w:t xml:space="preserve">Чисті проходи — нічого за жовтою лінією</w:t>
+        <w:t xml:space="preserve">Заряджена та справна техніка, інструменти</w:t>
       </w:r>
     </w:p>
     <w:p>
@@ -9779,7 +11175,7 @@
           <w:sz w:val="21"/>
           <w:szCs w:val="21"/>
         </w:rPr>
-        <w:t xml:space="preserve">Заряджена та справна техніка</w:t>
+        <w:t xml:space="preserve">Засоби індивідуального захисту та алгоритм при тривозі</w:t>
       </w:r>
     </w:p>
     <w:p>
@@ -9808,7 +11204,7 @@
           <w:sz w:val="21"/>
           <w:szCs w:val="21"/>
         </w:rPr>
-        <w:t xml:space="preserve">План Дня 1 = контракт на День 2. LR відповідає, щоб склад був готовий за день до поставки.</w:t>
+        <w:t xml:space="preserve">LR відповідає, щоб склад був готовий за день до поставки. Якщо обладнання не готове — сортування і поповнення теж зсуваються: це ланцюжок, а не окремі завдання.</w:t>
       </w:r>
     </w:p>
     <w:p>
@@ -9837,7 +11233,7 @@
           <w:sz w:val="21"/>
           <w:szCs w:val="21"/>
         </w:rPr>
-        <w:t xml:space="preserve">Небезпечні дії (стояння на палетах, робота без рукавиць); постановочний «ідеальний» склад, якого насправді немає.</w:t>
+        <w:t xml:space="preserve">Будь-які порушення охорони праці в кадрі; постановочний «ідеальний» склад, якого насправді немає.</w:t>
       </w:r>
     </w:p>
     <w:p>
@@ -9858,7 +11254,7 @@
           <w:sz w:val="19"/>
           <w:szCs w:val="19"/>
         </w:rPr>
-        <w:t xml:space="preserve">ВІДЕО 6 з 12</w:t>
+        <w:t xml:space="preserve">ВІДЕО 7 з 12</w:t>
       </w:r>
     </w:p>
     <w:p>
@@ -9956,7 +11352,7 @@
                 <w:sz w:val="19"/>
                 <w:szCs w:val="19"/>
               </w:rPr>
-              <w:t xml:space="preserve">09.11 – 15.11 · здати до 15.11</w:t>
+              <w:t xml:space="preserve">16.11 – 22.11 · здати до 22.11</w:t>
             </w:r>
           </w:p>
         </w:tc>
@@ -11153,7 +12549,7 @@
           <w:sz w:val="19"/>
           <w:szCs w:val="19"/>
         </w:rPr>
-        <w:t xml:space="preserve">ВІДЕО 7 з 12</w:t>
+        <w:t xml:space="preserve">ВІДЕО 8 з 12</w:t>
       </w:r>
     </w:p>
     <w:p>
@@ -11251,7 +12647,7 @@
                 <w:sz w:val="19"/>
                 <w:szCs w:val="19"/>
               </w:rPr>
-              <w:t xml:space="preserve">16.11 – 22.11 · здати до 22.11</w:t>
+              <w:t xml:space="preserve">23.11 – 29.11 · здати до 29.11</w:t>
             </w:r>
           </w:p>
         </w:tc>
@@ -12567,7 +13963,7 @@
           <w:sz w:val="19"/>
           <w:szCs w:val="19"/>
         </w:rPr>
-        <w:t xml:space="preserve">ВІДЕО 8 з 12</w:t>
+        <w:t xml:space="preserve">ВІДЕО 9 з 12</w:t>
       </w:r>
     </w:p>
     <w:p>
@@ -12665,7 +14061,7 @@
                 <w:sz w:val="19"/>
                 <w:szCs w:val="19"/>
               </w:rPr>
-              <w:t xml:space="preserve">23.11 – 29.11 · здати до 29.11</w:t>
+              <w:t xml:space="preserve">30.11 – 06.12 · здати до 06.12</w:t>
             </w:r>
           </w:p>
         </w:tc>
@@ -13963,7 +15359,7 @@
           <w:sz w:val="19"/>
           <w:szCs w:val="19"/>
         </w:rPr>
-        <w:t xml:space="preserve">ВІДЕО 9 з 12</w:t>
+        <w:t xml:space="preserve">ВІДЕО 10 з 12</w:t>
       </w:r>
     </w:p>
     <w:p>
@@ -14061,7 +15457,7 @@
                 <w:sz w:val="19"/>
                 <w:szCs w:val="19"/>
               </w:rPr>
-              <w:t xml:space="preserve">30.11 – 06.12 · здати до 06.12</w:t>
+              <w:t xml:space="preserve">07.12 – 13.12 · здати до 13.12</w:t>
             </w:r>
           </w:p>
         </w:tc>
@@ -15240,7 +16636,7 @@
           <w:sz w:val="19"/>
           <w:szCs w:val="19"/>
         </w:rPr>
-        <w:t xml:space="preserve">ВІДЕО 10 з 12</w:t>
+        <w:t xml:space="preserve">ВІДЕО 11 з 12</w:t>
       </w:r>
     </w:p>
     <w:p>
@@ -15338,7 +16734,7 @@
                 <w:sz w:val="19"/>
                 <w:szCs w:val="19"/>
               </w:rPr>
-              <w:t xml:space="preserve">07.12 – 13.12 · здати до 13.12</w:t>
+              <w:t xml:space="preserve">14.12 – 20.12 · здати до 20.12</w:t>
             </w:r>
           </w:p>
         </w:tc>
@@ -16535,7 +17931,7 @@
           <w:sz w:val="19"/>
           <w:szCs w:val="19"/>
         </w:rPr>
-        <w:t xml:space="preserve">ВІДЕО 11 з 12</w:t>
+        <w:t xml:space="preserve">ВІДЕО 12 з 12</w:t>
       </w:r>
     </w:p>
     <w:p>
@@ -16552,7 +17948,7 @@
           <w:sz w:val="32"/>
           <w:szCs w:val="32"/>
         </w:rPr>
-        <w:t xml:space="preserve">Правильне обладнання та безпека в день поставки</w:t>
+        <w:t xml:space="preserve">Завершення поставки за 24 години та розбір з командою</w:t>
       </w:r>
     </w:p>
     <w:tbl>
@@ -16633,7 +18029,7 @@
                 <w:sz w:val="19"/>
                 <w:szCs w:val="19"/>
               </w:rPr>
-              <w:t xml:space="preserve">14.12 – 20.12 · здати до 20.12</w:t>
+              <w:t xml:space="preserve">21.12 – 27.12 · здати до 27.12</w:t>
             </w:r>
           </w:p>
         </w:tc>
@@ -16828,7 +18224,7 @@
                 <w:sz w:val="19"/>
                 <w:szCs w:val="19"/>
               </w:rPr>
-              <w:t xml:space="preserve">Крок 8 колеса · День прийомки</w:t>
+              <w:t xml:space="preserve">Завершення циклу · Store Visit «Доставка та прийом товару»</w:t>
             </w:r>
           </w:p>
         </w:tc>
@@ -16893,7 +18289,7 @@
                 <w:sz w:val="19"/>
                 <w:szCs w:val="19"/>
               </w:rPr>
-              <w:t xml:space="preserve">Показати, яке обладнання має бути готове і справне, і як працюємо безпечно під час прийомки.</w:t>
+              <w:t xml:space="preserve">Показати, як магазин закриває поставку за 24 години і проводить короткий розбір: що спрацювало і що покращимо наступного разу.</w:t>
             </w:r>
           </w:p>
         </w:tc>
@@ -16958,7 +18354,7 @@
                 <w:sz w:val="19"/>
                 <w:szCs w:val="19"/>
               </w:rPr>
-              <w:t xml:space="preserve">Склад, рампа, флекс-зона.</w:t>
+              <w:t xml:space="preserve">Склад + торговий зал після прийомки; розбір — біля табло палет.</w:t>
             </w:r>
           </w:p>
         </w:tc>
@@ -17023,7 +18419,7 @@
                 <w:sz w:val="19"/>
                 <w:szCs w:val="19"/>
               </w:rPr>
-              <w:t xml:space="preserve">LR / SM + працівник на розвантаженні.</w:t>
+              <w:t xml:space="preserve">SM + уся команда дня поставки.</w:t>
             </w:r>
           </w:p>
         </w:tc>
@@ -17198,7 +18594,7 @@
                 <w:sz w:val="19"/>
                 <w:szCs w:val="19"/>
               </w:rPr>
-              <w:t xml:space="preserve">0:00–0:15</w:t>
+              <w:t xml:space="preserve">0:00–0:20</w:t>
             </w:r>
           </w:p>
         </w:tc>
@@ -17230,7 +18626,7 @@
                 <w:sz w:val="19"/>
                 <w:szCs w:val="19"/>
               </w:rPr>
-              <w:t xml:space="preserve">LR біля техніки.</w:t>
+              <w:t xml:space="preserve">SM на чистому складі.</w:t>
             </w:r>
           </w:p>
         </w:tc>
@@ -17262,7 +18658,7 @@
                 <w:sz w:val="19"/>
                 <w:szCs w:val="19"/>
               </w:rPr>
-              <w:t xml:space="preserve">«Без правильного обладнання конвеєр зупиняється. Покажу наш набір на день поставки.»</w:t>
+              <w:t xml:space="preserve">«Поставка завершена. Покажу, як ми її закриваємо — і чому розбір важливий.»</w:t>
             </w:r>
           </w:p>
         </w:tc>
@@ -17297,7 +18693,7 @@
                 <w:sz w:val="19"/>
                 <w:szCs w:val="19"/>
               </w:rPr>
-              <w:t xml:space="preserve">0:15–1:10</w:t>
+              <w:t xml:space="preserve">0:20–0:55</w:t>
             </w:r>
           </w:p>
         </w:tc>
@@ -17330,7 +18726,7 @@
                 <w:sz w:val="19"/>
                 <w:szCs w:val="19"/>
               </w:rPr>
-              <w:t xml:space="preserve">Огляд: навантажувач, рохлі, тролі, драбини, ножі.</w:t>
+              <w:t xml:space="preserve">Чек: усі палети розібрані, склад чистий, флекс вільний.</w:t>
             </w:r>
           </w:p>
         </w:tc>
@@ -17363,7 +18759,7 @@
                 <w:sz w:val="19"/>
                 <w:szCs w:val="19"/>
               </w:rPr>
-              <w:t xml:space="preserve">«Навантажувач заряджений, рохлі справні, тролі пусті, безпечні ножі — у кожного.»</w:t>
+              <w:t xml:space="preserve">«Усі палети розібрані, товар у залі та на місцях, покупці проінформовані, склад чистий.»</w:t>
             </w:r>
           </w:p>
         </w:tc>
@@ -17397,7 +18793,7 @@
                 <w:sz w:val="19"/>
                 <w:szCs w:val="19"/>
               </w:rPr>
-              <w:t xml:space="preserve">1:10–1:50</w:t>
+              <w:t xml:space="preserve">0:55–1:20</w:t>
             </w:r>
           </w:p>
         </w:tc>
@@ -17429,7 +18825,7 @@
                 <w:sz w:val="19"/>
                 <w:szCs w:val="19"/>
               </w:rPr>
-              <w:t xml:space="preserve">ЗІЗ: рукавиці, взуття; правильне піднімання.</w:t>
+              <w:t xml:space="preserve">Екран: Розділ 4 Store Visit + питання 6.</w:t>
             </w:r>
           </w:p>
         </w:tc>
@@ -17461,1302 +18857,7 @@
                 <w:sz w:val="19"/>
                 <w:szCs w:val="19"/>
               </w:rPr>
-              <w:t xml:space="preserve">«Рукавиці й закрите взуття — обов'язково. Важке піднімаємо вдвох.»</w:t>
-            </w:r>
-          </w:p>
-        </w:tc>
-      </w:tr>
-      <w:tr>
-        <w:tc>
-          <w:tcPr>
-            <w:tcW w:type="dxa" w:w="1150"/>
-            <w:tcBorders>
-              <w:top w:val="single" w:color="C9D2E3" w:sz="4"/>
-              <w:left w:val="single" w:color="C9D2E3" w:sz="4"/>
-              <w:bottom w:val="single" w:color="C9D2E3" w:sz="4"/>
-              <w:right w:val="single" w:color="C9D2E3" w:sz="4"/>
-            </w:tcBorders>
-            <w:shd w:fill="F3F4F6" w:color="auto" w:val="clear"/>
-            <w:tcMar>
-              <w:top w:type="dxa" w:w="70"/>
-              <w:left w:type="dxa" w:w="110"/>
-              <w:bottom w:type="dxa" w:w="70"/>
-              <w:right w:type="dxa" w:w="110"/>
-            </w:tcMar>
-          </w:tcPr>
-          <w:p>
-            <w:pPr>
-              <w:spacing w:after="100" w:before="0"/>
-            </w:pPr>
-            <w:r>
-              <w:rPr>
-                <w:rFonts w:ascii="Arial" w:cs="Arial" w:eastAsia="Arial" w:hAnsi="Arial"/>
-                <w:b/>
-                <w:bCs/>
-                <w:sz w:val="19"/>
-                <w:szCs w:val="19"/>
-              </w:rPr>
-              <w:t xml:space="preserve">1:50–2:30</w:t>
-            </w:r>
-          </w:p>
-        </w:tc>
-        <w:tc>
-          <w:tcPr>
-            <w:tcW w:type="dxa" w:w="3200"/>
-            <w:tcBorders>
-              <w:top w:val="single" w:color="C9D2E3" w:sz="4"/>
-              <w:left w:val="single" w:color="C9D2E3" w:sz="4"/>
-              <w:bottom w:val="single" w:color="C9D2E3" w:sz="4"/>
-              <w:right w:val="single" w:color="C9D2E3" w:sz="4"/>
-            </w:tcBorders>
-            <w:shd w:fill="F3F4F6" w:color="auto" w:val="clear"/>
-            <w:tcMar>
-              <w:top w:type="dxa" w:w="70"/>
-              <w:left w:type="dxa" w:w="110"/>
-              <w:bottom w:type="dxa" w:w="70"/>
-              <w:right w:type="dxa" w:w="110"/>
-            </w:tcMar>
-          </w:tcPr>
-          <w:p>
-            <w:pPr>
-              <w:spacing w:after="100" w:before="0"/>
-            </w:pPr>
-            <w:r>
-              <w:rPr>
-                <w:rFonts w:ascii="Arial" w:cs="Arial" w:eastAsia="Arial" w:hAnsi="Arial"/>
-                <w:b w:val="false"/>
-                <w:bCs w:val="false"/>
-                <w:sz w:val="19"/>
-                <w:szCs w:val="19"/>
-              </w:rPr>
-              <w:t xml:space="preserve">Дії під час повітряної тривоги.</w:t>
-            </w:r>
-          </w:p>
-        </w:tc>
-        <w:tc>
-          <w:tcPr>
-            <w:tcW w:type="dxa" w:w="5288"/>
-            <w:tcBorders>
-              <w:top w:val="single" w:color="C9D2E3" w:sz="4"/>
-              <w:left w:val="single" w:color="C9D2E3" w:sz="4"/>
-              <w:bottom w:val="single" w:color="C9D2E3" w:sz="4"/>
-              <w:right w:val="single" w:color="C9D2E3" w:sz="4"/>
-            </w:tcBorders>
-            <w:shd w:fill="F3F4F6" w:color="auto" w:val="clear"/>
-            <w:tcMar>
-              <w:top w:type="dxa" w:w="70"/>
-              <w:left w:type="dxa" w:w="110"/>
-              <w:bottom w:type="dxa" w:w="70"/>
-              <w:right w:type="dxa" w:w="110"/>
-            </w:tcMar>
-          </w:tcPr>
-          <w:p>
-            <w:pPr>
-              <w:spacing w:after="100" w:before="0"/>
-            </w:pPr>
-            <w:r>
-              <w:rPr>
-                <w:rFonts w:ascii="Arial" w:cs="Arial" w:eastAsia="Arial" w:hAnsi="Arial"/>
-                <w:b w:val="false"/>
-                <w:bCs w:val="false"/>
-                <w:sz w:val="19"/>
-                <w:szCs w:val="19"/>
-              </w:rPr>
-              <w:t xml:space="preserve">«Тривога — пломбуємо авто, всі в укриття, продовжуємо після відбою.»</w:t>
-            </w:r>
-          </w:p>
-        </w:tc>
-      </w:tr>
-      <w:tr>
-        <w:tc>
-          <w:tcPr>
-            <w:tcW w:type="dxa" w:w="1150"/>
-            <w:tcBorders>
-              <w:top w:val="single" w:color="C9D2E3" w:sz="4"/>
-              <w:left w:val="single" w:color="C9D2E3" w:sz="4"/>
-              <w:bottom w:val="single" w:color="C9D2E3" w:sz="4"/>
-              <w:right w:val="single" w:color="C9D2E3" w:sz="4"/>
-            </w:tcBorders>
-            <w:tcMar>
-              <w:top w:type="dxa" w:w="70"/>
-              <w:left w:type="dxa" w:w="110"/>
-              <w:bottom w:type="dxa" w:w="70"/>
-              <w:right w:type="dxa" w:w="110"/>
-            </w:tcMar>
-          </w:tcPr>
-          <w:p>
-            <w:pPr>
-              <w:spacing w:after="100" w:before="0"/>
-            </w:pPr>
-            <w:r>
-              <w:rPr>
-                <w:rFonts w:ascii="Arial" w:cs="Arial" w:eastAsia="Arial" w:hAnsi="Arial"/>
-                <w:b/>
-                <w:bCs/>
-                <w:sz w:val="19"/>
-                <w:szCs w:val="19"/>
-              </w:rPr>
-              <w:t xml:space="preserve">2:30–3:00</w:t>
-            </w:r>
-          </w:p>
-        </w:tc>
-        <w:tc>
-          <w:tcPr>
-            <w:tcW w:type="dxa" w:w="3200"/>
-            <w:tcBorders>
-              <w:top w:val="single" w:color="C9D2E3" w:sz="4"/>
-              <w:left w:val="single" w:color="C9D2E3" w:sz="4"/>
-              <w:bottom w:val="single" w:color="C9D2E3" w:sz="4"/>
-              <w:right w:val="single" w:color="C9D2E3" w:sz="4"/>
-            </w:tcBorders>
-            <w:tcMar>
-              <w:top w:type="dxa" w:w="70"/>
-              <w:left w:type="dxa" w:w="110"/>
-              <w:bottom w:type="dxa" w:w="70"/>
-              <w:right w:type="dxa" w:w="110"/>
-            </w:tcMar>
-          </w:tcPr>
-          <w:p>
-            <w:pPr>
-              <w:spacing w:after="100" w:before="0"/>
-            </w:pPr>
-            <w:r>
-              <w:rPr>
-                <w:rFonts w:ascii="Arial" w:cs="Arial" w:eastAsia="Arial" w:hAnsi="Arial"/>
-                <w:b w:val="false"/>
-                <w:bCs w:val="false"/>
-                <w:sz w:val="19"/>
-                <w:szCs w:val="19"/>
-              </w:rPr>
-              <w:t xml:space="preserve">На камеру.</w:t>
-            </w:r>
-          </w:p>
-        </w:tc>
-        <w:tc>
-          <w:tcPr>
-            <w:tcW w:type="dxa" w:w="5288"/>
-            <w:tcBorders>
-              <w:top w:val="single" w:color="C9D2E3" w:sz="4"/>
-              <w:left w:val="single" w:color="C9D2E3" w:sz="4"/>
-              <w:bottom w:val="single" w:color="C9D2E3" w:sz="4"/>
-              <w:right w:val="single" w:color="C9D2E3" w:sz="4"/>
-            </w:tcBorders>
-            <w:tcMar>
-              <w:top w:type="dxa" w:w="70"/>
-              <w:left w:type="dxa" w:w="110"/>
-              <w:bottom w:type="dxa" w:w="70"/>
-              <w:right w:type="dxa" w:w="110"/>
-            </w:tcMar>
-          </w:tcPr>
-          <w:p>
-            <w:pPr>
-              <w:spacing w:after="100" w:before="0"/>
-            </w:pPr>
-            <w:r>
-              <w:rPr>
-                <w:rFonts w:ascii="Arial" w:cs="Arial" w:eastAsia="Arial" w:hAnsi="Arial"/>
-                <w:b w:val="false"/>
-                <w:bCs w:val="false"/>
-                <w:sz w:val="19"/>
-                <w:szCs w:val="19"/>
-              </w:rPr>
-              <w:t xml:space="preserve">«Перевірте обладнання напередодні, а не в момент, коли авто вже стоїть.»</w:t>
-            </w:r>
-          </w:p>
-        </w:tc>
-      </w:tr>
-    </w:tbl>
-    <w:p>
-      <w:pPr>
-        <w:spacing w:after="80" w:before="200"/>
-      </w:pPr>
-      <w:r>
-        <w:rPr>
-          <w:rFonts w:ascii="Arial" w:cs="Arial" w:eastAsia="Arial" w:hAnsi="Arial"/>
-          <w:b/>
-          <w:bCs/>
-          <w:color w:val="143C8A"/>
-          <w:sz w:val="23"/>
-          <w:szCs w:val="23"/>
-        </w:rPr>
-        <w:t xml:space="preserve">Обов'язково показати</w:t>
-      </w:r>
-    </w:p>
-    <w:p>
-      <w:pPr>
-        <w:pStyle w:val="ListParagraph"/>
-        <w:numPr>
-          <w:ilvl w:val="0"/>
-          <w:numId w:val="3"/>
-        </w:numPr>
-        <w:spacing w:after="40" w:before="0"/>
-      </w:pPr>
-      <w:r>
-        <w:rPr>
-          <w:rFonts w:ascii="Arial" w:cs="Arial" w:eastAsia="Arial" w:hAnsi="Arial"/>
-          <w:sz w:val="21"/>
-          <w:szCs w:val="21"/>
-        </w:rPr>
-        <w:t xml:space="preserve">Справна, заряджена техніка</w:t>
-      </w:r>
-    </w:p>
-    <w:p>
-      <w:pPr>
-        <w:pStyle w:val="ListParagraph"/>
-        <w:numPr>
-          <w:ilvl w:val="0"/>
-          <w:numId w:val="3"/>
-        </w:numPr>
-        <w:spacing w:after="40" w:before="0"/>
-      </w:pPr>
-      <w:r>
-        <w:rPr>
-          <w:rFonts w:ascii="Arial" w:cs="Arial" w:eastAsia="Arial" w:hAnsi="Arial"/>
-          <w:sz w:val="21"/>
-          <w:szCs w:val="21"/>
-        </w:rPr>
-        <w:t xml:space="preserve">Засоби індивідуального захисту</w:t>
-      </w:r>
-    </w:p>
-    <w:p>
-      <w:pPr>
-        <w:pStyle w:val="ListParagraph"/>
-        <w:numPr>
-          <w:ilvl w:val="0"/>
-          <w:numId w:val="3"/>
-        </w:numPr>
-        <w:spacing w:after="40" w:before="0"/>
-      </w:pPr>
-      <w:r>
-        <w:rPr>
-          <w:rFonts w:ascii="Arial" w:cs="Arial" w:eastAsia="Arial" w:hAnsi="Arial"/>
-          <w:sz w:val="21"/>
-          <w:szCs w:val="21"/>
-        </w:rPr>
-        <w:t xml:space="preserve">Правила безпечної роботи</w:t>
-      </w:r>
-    </w:p>
-    <w:p>
-      <w:pPr>
-        <w:pStyle w:val="ListParagraph"/>
-        <w:numPr>
-          <w:ilvl w:val="0"/>
-          <w:numId w:val="3"/>
-        </w:numPr>
-        <w:spacing w:after="40" w:before="0"/>
-      </w:pPr>
-      <w:r>
-        <w:rPr>
-          <w:rFonts w:ascii="Arial" w:cs="Arial" w:eastAsia="Arial" w:hAnsi="Arial"/>
-          <w:sz w:val="21"/>
-          <w:szCs w:val="21"/>
-        </w:rPr>
-        <w:t xml:space="preserve">Алгоритм при повітряній тривозі</w:t>
-      </w:r>
-    </w:p>
-    <w:p>
-      <w:pPr>
-        <w:spacing w:after="80" w:before="200"/>
-      </w:pPr>
-      <w:r>
-        <w:rPr>
-          <w:rFonts w:ascii="Arial" w:cs="Arial" w:eastAsia="Arial" w:hAnsi="Arial"/>
-          <w:b/>
-          <w:bCs/>
-          <w:color w:val="143C8A"/>
-          <w:sz w:val="23"/>
-          <w:szCs w:val="23"/>
-        </w:rPr>
-        <w:t xml:space="preserve">Стандарти та цифри з тренінгу</w:t>
-      </w:r>
-    </w:p>
-    <w:p>
-      <w:pPr>
-        <w:spacing w:after="100" w:before="0"/>
-      </w:pPr>
-      <w:r>
-        <w:rPr>
-          <w:rFonts w:ascii="Arial" w:cs="Arial" w:eastAsia="Arial" w:hAnsi="Arial"/>
-          <w:sz w:val="21"/>
-          <w:szCs w:val="21"/>
-        </w:rPr>
-        <w:t xml:space="preserve">Жоден крок не працює ізольовано: якщо обладнання не готове — сортування і поповнення теж зсуваються.</w:t>
-      </w:r>
-    </w:p>
-    <w:p>
-      <w:pPr>
-        <w:spacing w:after="80" w:before="200"/>
-      </w:pPr>
-      <w:r>
-        <w:rPr>
-          <w:rFonts w:ascii="Arial" w:cs="Arial" w:eastAsia="Arial" w:hAnsi="Arial"/>
-          <w:b/>
-          <w:bCs/>
-          <w:color w:val="143C8A"/>
-          <w:sz w:val="23"/>
-          <w:szCs w:val="23"/>
-        </w:rPr>
-        <w:t xml:space="preserve">Чого уникати</w:t>
-      </w:r>
-    </w:p>
-    <w:p>
-      <w:pPr>
-        <w:spacing w:after="100" w:before="0"/>
-      </w:pPr>
-      <w:r>
-        <w:rPr>
-          <w:rFonts w:ascii="Arial" w:cs="Arial" w:eastAsia="Arial" w:hAnsi="Arial"/>
-          <w:sz w:val="21"/>
-          <w:szCs w:val="21"/>
-        </w:rPr>
-        <w:t xml:space="preserve">Будь-які порушення ОП у кадрі — навіть «для прикладу».</w:t>
-      </w:r>
-    </w:p>
-    <w:p>
-      <w:r>
-        <w:br w:type="page"/>
-      </w:r>
-    </w:p>
-    <w:p>
-      <w:pPr>
-        <w:spacing w:after="40" w:before="0"/>
-      </w:pPr>
-      <w:r>
-        <w:rPr>
-          <w:rFonts w:ascii="Arial" w:cs="Arial" w:eastAsia="Arial" w:hAnsi="Arial"/>
-          <w:b/>
-          <w:bCs/>
-          <w:color w:val="888888"/>
-          <w:sz w:val="19"/>
-          <w:szCs w:val="19"/>
-        </w:rPr>
-        <w:t xml:space="preserve">ВІДЕО 12 з 12</w:t>
-      </w:r>
-    </w:p>
-    <w:p>
-      <w:pPr>
-        <w:pStyle w:val="Heading1"/>
-        <w:spacing w:after="120"/>
-      </w:pPr>
-      <w:r>
-        <w:rPr>
-          <w:rFonts w:ascii="Arial" w:cs="Arial" w:eastAsia="Arial" w:hAnsi="Arial"/>
-          <w:b/>
-          <w:bCs/>
-          <w:color w:val="143C8A"/>
-          <w:sz w:val="32"/>
-          <w:szCs w:val="32"/>
-        </w:rPr>
-        <w:t xml:space="preserve">Завершення поставки за 24 години та розбір з командою</w:t>
-      </w:r>
-    </w:p>
-    <w:tbl>
-      <w:tblPr>
-        <w:tblW w:type="dxa" w:w="9638"/>
-        <w:tblBorders>
-          <w:top w:val="single" w:color="auto" w:sz="4"/>
-          <w:left w:val="single" w:color="auto" w:sz="4"/>
-          <w:bottom w:val="single" w:color="auto" w:sz="4"/>
-          <w:right w:val="single" w:color="auto" w:sz="4"/>
-          <w:insideH w:val="single" w:color="auto" w:sz="4"/>
-          <w:insideV w:val="single" w:color="auto" w:sz="4"/>
-        </w:tblBorders>
-      </w:tblPr>
-      <w:tblGrid>
-        <w:gridCol w:w="2400"/>
-        <w:gridCol w:w="7238"/>
-      </w:tblGrid>
-      <w:tr>
-        <w:tc>
-          <w:tcPr>
-            <w:tcW w:type="dxa" w:w="2400"/>
-            <w:tcBorders>
-              <w:top w:val="single" w:color="C9D2E3" w:sz="4"/>
-              <w:left w:val="single" w:color="C9D2E3" w:sz="4"/>
-              <w:bottom w:val="single" w:color="C9D2E3" w:sz="4"/>
-              <w:right w:val="single" w:color="C9D2E3" w:sz="4"/>
-            </w:tcBorders>
-            <w:shd w:fill="E8EEF8" w:color="auto" w:val="clear"/>
-            <w:tcMar>
-              <w:top w:type="dxa" w:w="70"/>
-              <w:left w:type="dxa" w:w="110"/>
-              <w:bottom w:type="dxa" w:w="70"/>
-              <w:right w:type="dxa" w:w="110"/>
-            </w:tcMar>
-          </w:tcPr>
-          <w:p>
-            <w:pPr>
-              <w:spacing w:after="100" w:before="0"/>
-            </w:pPr>
-            <w:r>
-              <w:rPr>
-                <w:rFonts w:ascii="Arial" w:cs="Arial" w:eastAsia="Arial" w:hAnsi="Arial"/>
-                <w:b/>
-                <w:bCs/>
-                <w:sz w:val="19"/>
-                <w:szCs w:val="19"/>
-              </w:rPr>
-              <w:t xml:space="preserve">Тиждень / здати до</w:t>
-            </w:r>
-          </w:p>
-        </w:tc>
-        <w:tc>
-          <w:tcPr>
-            <w:tcW w:type="dxa" w:w="7238"/>
-            <w:tcBorders>
-              <w:top w:val="single" w:color="C9D2E3" w:sz="4"/>
-              <w:left w:val="single" w:color="C9D2E3" w:sz="4"/>
-              <w:bottom w:val="single" w:color="C9D2E3" w:sz="4"/>
-              <w:right w:val="single" w:color="C9D2E3" w:sz="4"/>
-            </w:tcBorders>
-            <w:tcMar>
-              <w:top w:type="dxa" w:w="70"/>
-              <w:left w:type="dxa" w:w="110"/>
-              <w:bottom w:type="dxa" w:w="70"/>
-              <w:right w:type="dxa" w:w="110"/>
-            </w:tcMar>
-          </w:tcPr>
-          <w:p>
-            <w:pPr>
-              <w:spacing w:after="100" w:before="0"/>
-            </w:pPr>
-            <w:r>
-              <w:rPr>
-                <w:rFonts w:ascii="Arial" w:cs="Arial" w:eastAsia="Arial" w:hAnsi="Arial"/>
-                <w:b/>
-                <w:bCs/>
-                <w:sz w:val="19"/>
-                <w:szCs w:val="19"/>
-              </w:rPr>
-              <w:t xml:space="preserve">21.12 – 27.12 · здати до 27.12</w:t>
-            </w:r>
-          </w:p>
-        </w:tc>
-      </w:tr>
-      <w:tr>
-        <w:tc>
-          <w:tcPr>
-            <w:tcW w:type="dxa" w:w="2400"/>
-            <w:tcBorders>
-              <w:top w:val="single" w:color="C9D2E3" w:sz="4"/>
-              <w:left w:val="single" w:color="C9D2E3" w:sz="4"/>
-              <w:bottom w:val="single" w:color="C9D2E3" w:sz="4"/>
-              <w:right w:val="single" w:color="C9D2E3" w:sz="4"/>
-            </w:tcBorders>
-            <w:shd w:fill="E8EEF8" w:color="auto" w:val="clear"/>
-            <w:tcMar>
-              <w:top w:type="dxa" w:w="70"/>
-              <w:left w:type="dxa" w:w="110"/>
-              <w:bottom w:type="dxa" w:w="70"/>
-              <w:right w:type="dxa" w:w="110"/>
-            </w:tcMar>
-          </w:tcPr>
-          <w:p>
-            <w:pPr>
-              <w:spacing w:after="100" w:before="0"/>
-            </w:pPr>
-            <w:r>
-              <w:rPr>
-                <w:rFonts w:ascii="Arial" w:cs="Arial" w:eastAsia="Arial" w:hAnsi="Arial"/>
-                <w:b/>
-                <w:bCs/>
-                <w:sz w:val="19"/>
-                <w:szCs w:val="19"/>
-              </w:rPr>
-              <w:t xml:space="preserve">Керуючий (ПІБ)</w:t>
-            </w:r>
-          </w:p>
-        </w:tc>
-        <w:tc>
-          <w:tcPr>
-            <w:tcW w:type="dxa" w:w="7238"/>
-            <w:tcBorders>
-              <w:top w:val="single" w:color="C9D2E3" w:sz="4"/>
-              <w:left w:val="single" w:color="C9D2E3" w:sz="4"/>
-              <w:bottom w:val="single" w:color="C9D2E3" w:sz="4"/>
-              <w:right w:val="single" w:color="C9D2E3" w:sz="4"/>
-            </w:tcBorders>
-            <w:tcMar>
-              <w:top w:type="dxa" w:w="70"/>
-              <w:left w:type="dxa" w:w="110"/>
-              <w:bottom w:type="dxa" w:w="70"/>
-              <w:right w:type="dxa" w:w="110"/>
-            </w:tcMar>
-          </w:tcPr>
-          <w:p>
-            <w:pPr>
-              <w:spacing w:after="100" w:before="0"/>
-            </w:pPr>
-            <w:r>
-              <w:rPr>
-                <w:rFonts w:ascii="Arial" w:cs="Arial" w:eastAsia="Arial" w:hAnsi="Arial"/>
-                <w:sz w:val="19"/>
-                <w:szCs w:val="19"/>
-              </w:rPr>
-              <w:t xml:space="preserve">______________________________</w:t>
-            </w:r>
-          </w:p>
-        </w:tc>
-      </w:tr>
-      <w:tr>
-        <w:tc>
-          <w:tcPr>
-            <w:tcW w:type="dxa" w:w="2400"/>
-            <w:tcBorders>
-              <w:top w:val="single" w:color="C9D2E3" w:sz="4"/>
-              <w:left w:val="single" w:color="C9D2E3" w:sz="4"/>
-              <w:bottom w:val="single" w:color="C9D2E3" w:sz="4"/>
-              <w:right w:val="single" w:color="C9D2E3" w:sz="4"/>
-            </w:tcBorders>
-            <w:shd w:fill="E8EEF8" w:color="auto" w:val="clear"/>
-            <w:tcMar>
-              <w:top w:type="dxa" w:w="70"/>
-              <w:left w:type="dxa" w:w="110"/>
-              <w:bottom w:type="dxa" w:w="70"/>
-              <w:right w:type="dxa" w:w="110"/>
-            </w:tcMar>
-          </w:tcPr>
-          <w:p>
-            <w:pPr>
-              <w:spacing w:after="100" w:before="0"/>
-            </w:pPr>
-            <w:r>
-              <w:rPr>
-                <w:rFonts w:ascii="Arial" w:cs="Arial" w:eastAsia="Arial" w:hAnsi="Arial"/>
-                <w:b/>
-                <w:bCs/>
-                <w:sz w:val="19"/>
-                <w:szCs w:val="19"/>
-              </w:rPr>
-              <w:t xml:space="preserve">Магазин</w:t>
-            </w:r>
-          </w:p>
-        </w:tc>
-        <w:tc>
-          <w:tcPr>
-            <w:tcW w:type="dxa" w:w="7238"/>
-            <w:tcBorders>
-              <w:top w:val="single" w:color="C9D2E3" w:sz="4"/>
-              <w:left w:val="single" w:color="C9D2E3" w:sz="4"/>
-              <w:bottom w:val="single" w:color="C9D2E3" w:sz="4"/>
-              <w:right w:val="single" w:color="C9D2E3" w:sz="4"/>
-            </w:tcBorders>
-            <w:tcMar>
-              <w:top w:type="dxa" w:w="70"/>
-              <w:left w:type="dxa" w:w="110"/>
-              <w:bottom w:type="dxa" w:w="70"/>
-              <w:right w:type="dxa" w:w="110"/>
-            </w:tcMar>
-          </w:tcPr>
-          <w:p>
-            <w:pPr>
-              <w:spacing w:after="100" w:before="0"/>
-            </w:pPr>
-            <w:r>
-              <w:rPr>
-                <w:rFonts w:ascii="Arial" w:cs="Arial" w:eastAsia="Arial" w:hAnsi="Arial"/>
-                <w:sz w:val="19"/>
-                <w:szCs w:val="19"/>
-              </w:rPr>
-              <w:t xml:space="preserve">J______</w:t>
-            </w:r>
-          </w:p>
-        </w:tc>
-      </w:tr>
-      <w:tr>
-        <w:tc>
-          <w:tcPr>
-            <w:tcW w:type="dxa" w:w="2400"/>
-            <w:tcBorders>
-              <w:top w:val="single" w:color="C9D2E3" w:sz="4"/>
-              <w:left w:val="single" w:color="C9D2E3" w:sz="4"/>
-              <w:bottom w:val="single" w:color="C9D2E3" w:sz="4"/>
-              <w:right w:val="single" w:color="C9D2E3" w:sz="4"/>
-            </w:tcBorders>
-            <w:shd w:fill="E8EEF8" w:color="auto" w:val="clear"/>
-            <w:tcMar>
-              <w:top w:type="dxa" w:w="70"/>
-              <w:left w:type="dxa" w:w="110"/>
-              <w:bottom w:type="dxa" w:w="70"/>
-              <w:right w:type="dxa" w:w="110"/>
-            </w:tcMar>
-          </w:tcPr>
-          <w:p>
-            <w:pPr>
-              <w:spacing w:after="100" w:before="0"/>
-            </w:pPr>
-            <w:r>
-              <w:rPr>
-                <w:rFonts w:ascii="Arial" w:cs="Arial" w:eastAsia="Arial" w:hAnsi="Arial"/>
-                <w:b/>
-                <w:bCs/>
-                <w:sz w:val="19"/>
-                <w:szCs w:val="19"/>
-              </w:rPr>
-              <w:t xml:space="preserve">Крок процесу</w:t>
-            </w:r>
-          </w:p>
-        </w:tc>
-        <w:tc>
-          <w:tcPr>
-            <w:tcW w:type="dxa" w:w="7238"/>
-            <w:tcBorders>
-              <w:top w:val="single" w:color="C9D2E3" w:sz="4"/>
-              <w:left w:val="single" w:color="C9D2E3" w:sz="4"/>
-              <w:bottom w:val="single" w:color="C9D2E3" w:sz="4"/>
-              <w:right w:val="single" w:color="C9D2E3" w:sz="4"/>
-            </w:tcBorders>
-            <w:tcMar>
-              <w:top w:type="dxa" w:w="70"/>
-              <w:left w:type="dxa" w:w="110"/>
-              <w:bottom w:type="dxa" w:w="70"/>
-              <w:right w:type="dxa" w:w="110"/>
-            </w:tcMar>
-          </w:tcPr>
-          <w:p>
-            <w:pPr>
-              <w:spacing w:after="100" w:before="0"/>
-            </w:pPr>
-            <w:r>
-              <w:rPr>
-                <w:rFonts w:ascii="Arial" w:cs="Arial" w:eastAsia="Arial" w:hAnsi="Arial"/>
-                <w:sz w:val="19"/>
-                <w:szCs w:val="19"/>
-              </w:rPr>
-              <w:t xml:space="preserve">Завершення циклу · Store Visit «Доставка та прийом товару»</w:t>
-            </w:r>
-          </w:p>
-        </w:tc>
-      </w:tr>
-      <w:tr>
-        <w:tc>
-          <w:tcPr>
-            <w:tcW w:type="dxa" w:w="2400"/>
-            <w:tcBorders>
-              <w:top w:val="single" w:color="C9D2E3" w:sz="4"/>
-              <w:left w:val="single" w:color="C9D2E3" w:sz="4"/>
-              <w:bottom w:val="single" w:color="C9D2E3" w:sz="4"/>
-              <w:right w:val="single" w:color="C9D2E3" w:sz="4"/>
-            </w:tcBorders>
-            <w:shd w:fill="E8EEF8" w:color="auto" w:val="clear"/>
-            <w:tcMar>
-              <w:top w:type="dxa" w:w="70"/>
-              <w:left w:type="dxa" w:w="110"/>
-              <w:bottom w:type="dxa" w:w="70"/>
-              <w:right w:type="dxa" w:w="110"/>
-            </w:tcMar>
-          </w:tcPr>
-          <w:p>
-            <w:pPr>
-              <w:spacing w:after="100" w:before="0"/>
-            </w:pPr>
-            <w:r>
-              <w:rPr>
-                <w:rFonts w:ascii="Arial" w:cs="Arial" w:eastAsia="Arial" w:hAnsi="Arial"/>
-                <w:b/>
-                <w:bCs/>
-                <w:sz w:val="19"/>
-                <w:szCs w:val="19"/>
-              </w:rPr>
-              <w:t xml:space="preserve">Мета відео</w:t>
-            </w:r>
-          </w:p>
-        </w:tc>
-        <w:tc>
-          <w:tcPr>
-            <w:tcW w:type="dxa" w:w="7238"/>
-            <w:tcBorders>
-              <w:top w:val="single" w:color="C9D2E3" w:sz="4"/>
-              <w:left w:val="single" w:color="C9D2E3" w:sz="4"/>
-              <w:bottom w:val="single" w:color="C9D2E3" w:sz="4"/>
-              <w:right w:val="single" w:color="C9D2E3" w:sz="4"/>
-            </w:tcBorders>
-            <w:tcMar>
-              <w:top w:type="dxa" w:w="70"/>
-              <w:left w:type="dxa" w:w="110"/>
-              <w:bottom w:type="dxa" w:w="70"/>
-              <w:right w:type="dxa" w:w="110"/>
-            </w:tcMar>
-          </w:tcPr>
-          <w:p>
-            <w:pPr>
-              <w:spacing w:after="100" w:before="0"/>
-            </w:pPr>
-            <w:r>
-              <w:rPr>
-                <w:rFonts w:ascii="Arial" w:cs="Arial" w:eastAsia="Arial" w:hAnsi="Arial"/>
-                <w:sz w:val="19"/>
-                <w:szCs w:val="19"/>
-              </w:rPr>
-              <w:t xml:space="preserve">Показати, як магазин закриває поставку за 24 години і проводить короткий розбір: що спрацювало і що покращимо наступного разу.</w:t>
-            </w:r>
-          </w:p>
-        </w:tc>
-      </w:tr>
-      <w:tr>
-        <w:tc>
-          <w:tcPr>
-            <w:tcW w:type="dxa" w:w="2400"/>
-            <w:tcBorders>
-              <w:top w:val="single" w:color="C9D2E3" w:sz="4"/>
-              <w:left w:val="single" w:color="C9D2E3" w:sz="4"/>
-              <w:bottom w:val="single" w:color="C9D2E3" w:sz="4"/>
-              <w:right w:val="single" w:color="C9D2E3" w:sz="4"/>
-            </w:tcBorders>
-            <w:shd w:fill="E8EEF8" w:color="auto" w:val="clear"/>
-            <w:tcMar>
-              <w:top w:type="dxa" w:w="70"/>
-              <w:left w:type="dxa" w:w="110"/>
-              <w:bottom w:type="dxa" w:w="70"/>
-              <w:right w:type="dxa" w:w="110"/>
-            </w:tcMar>
-          </w:tcPr>
-          <w:p>
-            <w:pPr>
-              <w:spacing w:after="100" w:before="0"/>
-            </w:pPr>
-            <w:r>
-              <w:rPr>
-                <w:rFonts w:ascii="Arial" w:cs="Arial" w:eastAsia="Arial" w:hAnsi="Arial"/>
-                <w:b/>
-                <w:bCs/>
-                <w:sz w:val="19"/>
-                <w:szCs w:val="19"/>
-              </w:rPr>
-              <w:t xml:space="preserve">Де і коли знімати</w:t>
-            </w:r>
-          </w:p>
-        </w:tc>
-        <w:tc>
-          <w:tcPr>
-            <w:tcW w:type="dxa" w:w="7238"/>
-            <w:tcBorders>
-              <w:top w:val="single" w:color="C9D2E3" w:sz="4"/>
-              <w:left w:val="single" w:color="C9D2E3" w:sz="4"/>
-              <w:bottom w:val="single" w:color="C9D2E3" w:sz="4"/>
-              <w:right w:val="single" w:color="C9D2E3" w:sz="4"/>
-            </w:tcBorders>
-            <w:tcMar>
-              <w:top w:type="dxa" w:w="70"/>
-              <w:left w:type="dxa" w:w="110"/>
-              <w:bottom w:type="dxa" w:w="70"/>
-              <w:right w:type="dxa" w:w="110"/>
-            </w:tcMar>
-          </w:tcPr>
-          <w:p>
-            <w:pPr>
-              <w:spacing w:after="100" w:before="0"/>
-            </w:pPr>
-            <w:r>
-              <w:rPr>
-                <w:rFonts w:ascii="Arial" w:cs="Arial" w:eastAsia="Arial" w:hAnsi="Arial"/>
-                <w:sz w:val="19"/>
-                <w:szCs w:val="19"/>
-              </w:rPr>
-              <w:t xml:space="preserve">Склад + торговий зал після прийомки; розбір — біля табло палет.</w:t>
-            </w:r>
-          </w:p>
-        </w:tc>
-      </w:tr>
-      <w:tr>
-        <w:tc>
-          <w:tcPr>
-            <w:tcW w:type="dxa" w:w="2400"/>
-            <w:tcBorders>
-              <w:top w:val="single" w:color="C9D2E3" w:sz="4"/>
-              <w:left w:val="single" w:color="C9D2E3" w:sz="4"/>
-              <w:bottom w:val="single" w:color="C9D2E3" w:sz="4"/>
-              <w:right w:val="single" w:color="C9D2E3" w:sz="4"/>
-            </w:tcBorders>
-            <w:shd w:fill="E8EEF8" w:color="auto" w:val="clear"/>
-            <w:tcMar>
-              <w:top w:type="dxa" w:w="70"/>
-              <w:left w:type="dxa" w:w="110"/>
-              <w:bottom w:type="dxa" w:w="70"/>
-              <w:right w:type="dxa" w:w="110"/>
-            </w:tcMar>
-          </w:tcPr>
-          <w:p>
-            <w:pPr>
-              <w:spacing w:after="100" w:before="0"/>
-            </w:pPr>
-            <w:r>
-              <w:rPr>
-                <w:rFonts w:ascii="Arial" w:cs="Arial" w:eastAsia="Arial" w:hAnsi="Arial"/>
-                <w:b/>
-                <w:bCs/>
-                <w:sz w:val="19"/>
-                <w:szCs w:val="19"/>
-              </w:rPr>
-              <w:t xml:space="preserve">Хто в кадрі</w:t>
-            </w:r>
-          </w:p>
-        </w:tc>
-        <w:tc>
-          <w:tcPr>
-            <w:tcW w:type="dxa" w:w="7238"/>
-            <w:tcBorders>
-              <w:top w:val="single" w:color="C9D2E3" w:sz="4"/>
-              <w:left w:val="single" w:color="C9D2E3" w:sz="4"/>
-              <w:bottom w:val="single" w:color="C9D2E3" w:sz="4"/>
-              <w:right w:val="single" w:color="C9D2E3" w:sz="4"/>
-            </w:tcBorders>
-            <w:tcMar>
-              <w:top w:type="dxa" w:w="70"/>
-              <w:left w:type="dxa" w:w="110"/>
-              <w:bottom w:type="dxa" w:w="70"/>
-              <w:right w:type="dxa" w:w="110"/>
-            </w:tcMar>
-          </w:tcPr>
-          <w:p>
-            <w:pPr>
-              <w:spacing w:after="100" w:before="0"/>
-            </w:pPr>
-            <w:r>
-              <w:rPr>
-                <w:rFonts w:ascii="Arial" w:cs="Arial" w:eastAsia="Arial" w:hAnsi="Arial"/>
-                <w:sz w:val="19"/>
-                <w:szCs w:val="19"/>
-              </w:rPr>
-              <w:t xml:space="preserve">SM + уся команда дня поставки.</w:t>
-            </w:r>
-          </w:p>
-        </w:tc>
-      </w:tr>
-    </w:tbl>
-    <w:p>
-      <w:pPr>
-        <w:spacing w:after="80" w:before="200"/>
-      </w:pPr>
-      <w:r>
-        <w:rPr>
-          <w:rFonts w:ascii="Arial" w:cs="Arial" w:eastAsia="Arial" w:hAnsi="Arial"/>
-          <w:b/>
-          <w:bCs/>
-          <w:color w:val="143C8A"/>
-          <w:sz w:val="23"/>
-          <w:szCs w:val="23"/>
-        </w:rPr>
-        <w:t xml:space="preserve">Сценарій (2–3 хв)</w:t>
-      </w:r>
-    </w:p>
-    <w:tbl>
-      <w:tblPr>
-        <w:tblW w:type="dxa" w:w="9638"/>
-        <w:tblBorders>
-          <w:top w:val="single" w:color="auto" w:sz="4"/>
-          <w:left w:val="single" w:color="auto" w:sz="4"/>
-          <w:bottom w:val="single" w:color="auto" w:sz="4"/>
-          <w:right w:val="single" w:color="auto" w:sz="4"/>
-          <w:insideH w:val="single" w:color="auto" w:sz="4"/>
-          <w:insideV w:val="single" w:color="auto" w:sz="4"/>
-        </w:tblBorders>
-      </w:tblPr>
-      <w:tblGrid>
-        <w:gridCol w:w="1150"/>
-        <w:gridCol w:w="3200"/>
-        <w:gridCol w:w="5288"/>
-      </w:tblGrid>
-      <w:tr>
-        <w:trPr>
-          <w:tblHeader/>
-        </w:trPr>
-        <w:tc>
-          <w:tcPr>
-            <w:tcW w:type="dxa" w:w="1150"/>
-            <w:tcBorders>
-              <w:top w:val="single" w:color="C9D2E3" w:sz="4"/>
-              <w:left w:val="single" w:color="C9D2E3" w:sz="4"/>
-              <w:bottom w:val="single" w:color="C9D2E3" w:sz="4"/>
-              <w:right w:val="single" w:color="C9D2E3" w:sz="4"/>
-            </w:tcBorders>
-            <w:shd w:fill="143C8A" w:color="auto" w:val="clear"/>
-            <w:tcMar>
-              <w:top w:type="dxa" w:w="70"/>
-              <w:left w:type="dxa" w:w="110"/>
-              <w:bottom w:type="dxa" w:w="70"/>
-              <w:right w:type="dxa" w:w="110"/>
-            </w:tcMar>
-          </w:tcPr>
-          <w:p>
-            <w:pPr>
-              <w:spacing w:after="100" w:before="0"/>
-            </w:pPr>
-            <w:r>
-              <w:rPr>
-                <w:rFonts w:ascii="Arial" w:cs="Arial" w:eastAsia="Arial" w:hAnsi="Arial"/>
-                <w:b/>
-                <w:bCs/>
-                <w:color w:val="FFFFFF"/>
-                <w:sz w:val="19"/>
-                <w:szCs w:val="19"/>
-              </w:rPr>
-              <w:t xml:space="preserve">Час</w:t>
-            </w:r>
-          </w:p>
-        </w:tc>
-        <w:tc>
-          <w:tcPr>
-            <w:tcW w:type="dxa" w:w="3200"/>
-            <w:tcBorders>
-              <w:top w:val="single" w:color="C9D2E3" w:sz="4"/>
-              <w:left w:val="single" w:color="C9D2E3" w:sz="4"/>
-              <w:bottom w:val="single" w:color="C9D2E3" w:sz="4"/>
-              <w:right w:val="single" w:color="C9D2E3" w:sz="4"/>
-            </w:tcBorders>
-            <w:shd w:fill="143C8A" w:color="auto" w:val="clear"/>
-            <w:tcMar>
-              <w:top w:type="dxa" w:w="70"/>
-              <w:left w:type="dxa" w:w="110"/>
-              <w:bottom w:type="dxa" w:w="70"/>
-              <w:right w:type="dxa" w:w="110"/>
-            </w:tcMar>
-          </w:tcPr>
-          <w:p>
-            <w:pPr>
-              <w:spacing w:after="100" w:before="0"/>
-            </w:pPr>
-            <w:r>
-              <w:rPr>
-                <w:rFonts w:ascii="Arial" w:cs="Arial" w:eastAsia="Arial" w:hAnsi="Arial"/>
-                <w:b/>
-                <w:bCs/>
-                <w:color w:val="FFFFFF"/>
-                <w:sz w:val="19"/>
-                <w:szCs w:val="19"/>
-              </w:rPr>
-              <w:t xml:space="preserve">Що в кадрі</w:t>
-            </w:r>
-          </w:p>
-        </w:tc>
-        <w:tc>
-          <w:tcPr>
-            <w:tcW w:type="dxa" w:w="5288"/>
-            <w:tcBorders>
-              <w:top w:val="single" w:color="C9D2E3" w:sz="4"/>
-              <w:left w:val="single" w:color="C9D2E3" w:sz="4"/>
-              <w:bottom w:val="single" w:color="C9D2E3" w:sz="4"/>
-              <w:right w:val="single" w:color="C9D2E3" w:sz="4"/>
-            </w:tcBorders>
-            <w:shd w:fill="143C8A" w:color="auto" w:val="clear"/>
-            <w:tcMar>
-              <w:top w:type="dxa" w:w="70"/>
-              <w:left w:type="dxa" w:w="110"/>
-              <w:bottom w:type="dxa" w:w="70"/>
-              <w:right w:type="dxa" w:w="110"/>
-            </w:tcMar>
-          </w:tcPr>
-          <w:p>
-            <w:pPr>
-              <w:spacing w:after="100" w:before="0"/>
-            </w:pPr>
-            <w:r>
-              <w:rPr>
-                <w:rFonts w:ascii="Arial" w:cs="Arial" w:eastAsia="Arial" w:hAnsi="Arial"/>
-                <w:b/>
-                <w:bCs/>
-                <w:color w:val="FFFFFF"/>
-                <w:sz w:val="19"/>
-                <w:szCs w:val="19"/>
-              </w:rPr>
-              <w:t xml:space="preserve">Що говоримо (приклад — своїми словами)</w:t>
-            </w:r>
-          </w:p>
-        </w:tc>
-      </w:tr>
-      <w:tr>
-        <w:tc>
-          <w:tcPr>
-            <w:tcW w:type="dxa" w:w="1150"/>
-            <w:tcBorders>
-              <w:top w:val="single" w:color="C9D2E3" w:sz="4"/>
-              <w:left w:val="single" w:color="C9D2E3" w:sz="4"/>
-              <w:bottom w:val="single" w:color="C9D2E3" w:sz="4"/>
-              <w:right w:val="single" w:color="C9D2E3" w:sz="4"/>
-            </w:tcBorders>
-            <w:tcMar>
-              <w:top w:type="dxa" w:w="70"/>
-              <w:left w:type="dxa" w:w="110"/>
-              <w:bottom w:type="dxa" w:w="70"/>
-              <w:right w:type="dxa" w:w="110"/>
-            </w:tcMar>
-          </w:tcPr>
-          <w:p>
-            <w:pPr>
-              <w:spacing w:after="100" w:before="0"/>
-            </w:pPr>
-            <w:r>
-              <w:rPr>
-                <w:rFonts w:ascii="Arial" w:cs="Arial" w:eastAsia="Arial" w:hAnsi="Arial"/>
-                <w:b/>
-                <w:bCs/>
-                <w:sz w:val="19"/>
-                <w:szCs w:val="19"/>
-              </w:rPr>
-              <w:t xml:space="preserve">0:00–0:20</w:t>
-            </w:r>
-          </w:p>
-        </w:tc>
-        <w:tc>
-          <w:tcPr>
-            <w:tcW w:type="dxa" w:w="3200"/>
-            <w:tcBorders>
-              <w:top w:val="single" w:color="C9D2E3" w:sz="4"/>
-              <w:left w:val="single" w:color="C9D2E3" w:sz="4"/>
-              <w:bottom w:val="single" w:color="C9D2E3" w:sz="4"/>
-              <w:right w:val="single" w:color="C9D2E3" w:sz="4"/>
-            </w:tcBorders>
-            <w:tcMar>
-              <w:top w:type="dxa" w:w="70"/>
-              <w:left w:type="dxa" w:w="110"/>
-              <w:bottom w:type="dxa" w:w="70"/>
-              <w:right w:type="dxa" w:w="110"/>
-            </w:tcMar>
-          </w:tcPr>
-          <w:p>
-            <w:pPr>
-              <w:spacing w:after="100" w:before="0"/>
-            </w:pPr>
-            <w:r>
-              <w:rPr>
-                <w:rFonts w:ascii="Arial" w:cs="Arial" w:eastAsia="Arial" w:hAnsi="Arial"/>
-                <w:b w:val="false"/>
-                <w:bCs w:val="false"/>
-                <w:sz w:val="19"/>
-                <w:szCs w:val="19"/>
-              </w:rPr>
-              <w:t xml:space="preserve">SM на чистому складі.</w:t>
-            </w:r>
-          </w:p>
-        </w:tc>
-        <w:tc>
-          <w:tcPr>
-            <w:tcW w:type="dxa" w:w="5288"/>
-            <w:tcBorders>
-              <w:top w:val="single" w:color="C9D2E3" w:sz="4"/>
-              <w:left w:val="single" w:color="C9D2E3" w:sz="4"/>
-              <w:bottom w:val="single" w:color="C9D2E3" w:sz="4"/>
-              <w:right w:val="single" w:color="C9D2E3" w:sz="4"/>
-            </w:tcBorders>
-            <w:tcMar>
-              <w:top w:type="dxa" w:w="70"/>
-              <w:left w:type="dxa" w:w="110"/>
-              <w:bottom w:type="dxa" w:w="70"/>
-              <w:right w:type="dxa" w:w="110"/>
-            </w:tcMar>
-          </w:tcPr>
-          <w:p>
-            <w:pPr>
-              <w:spacing w:after="100" w:before="0"/>
-            </w:pPr>
-            <w:r>
-              <w:rPr>
-                <w:rFonts w:ascii="Arial" w:cs="Arial" w:eastAsia="Arial" w:hAnsi="Arial"/>
-                <w:b w:val="false"/>
-                <w:bCs w:val="false"/>
-                <w:sz w:val="19"/>
-                <w:szCs w:val="19"/>
-              </w:rPr>
-              <w:t xml:space="preserve">«Поставка завершена. Покажу, як ми її закриваємо — і чому розбір важливий.»</w:t>
-            </w:r>
-          </w:p>
-        </w:tc>
-      </w:tr>
-      <w:tr>
-        <w:tc>
-          <w:tcPr>
-            <w:tcW w:type="dxa" w:w="1150"/>
-            <w:tcBorders>
-              <w:top w:val="single" w:color="C9D2E3" w:sz="4"/>
-              <w:left w:val="single" w:color="C9D2E3" w:sz="4"/>
-              <w:bottom w:val="single" w:color="C9D2E3" w:sz="4"/>
-              <w:right w:val="single" w:color="C9D2E3" w:sz="4"/>
-            </w:tcBorders>
-            <w:shd w:fill="F3F4F6" w:color="auto" w:val="clear"/>
-            <w:tcMar>
-              <w:top w:type="dxa" w:w="70"/>
-              <w:left w:type="dxa" w:w="110"/>
-              <w:bottom w:type="dxa" w:w="70"/>
-              <w:right w:type="dxa" w:w="110"/>
-            </w:tcMar>
-          </w:tcPr>
-          <w:p>
-            <w:pPr>
-              <w:spacing w:after="100" w:before="0"/>
-            </w:pPr>
-            <w:r>
-              <w:rPr>
-                <w:rFonts w:ascii="Arial" w:cs="Arial" w:eastAsia="Arial" w:hAnsi="Arial"/>
-                <w:b/>
-                <w:bCs/>
-                <w:sz w:val="19"/>
-                <w:szCs w:val="19"/>
-              </w:rPr>
-              <w:t xml:space="preserve">0:20–0:55</w:t>
-            </w:r>
-          </w:p>
-        </w:tc>
-        <w:tc>
-          <w:tcPr>
-            <w:tcW w:type="dxa" w:w="3200"/>
-            <w:tcBorders>
-              <w:top w:val="single" w:color="C9D2E3" w:sz="4"/>
-              <w:left w:val="single" w:color="C9D2E3" w:sz="4"/>
-              <w:bottom w:val="single" w:color="C9D2E3" w:sz="4"/>
-              <w:right w:val="single" w:color="C9D2E3" w:sz="4"/>
-            </w:tcBorders>
-            <w:shd w:fill="F3F4F6" w:color="auto" w:val="clear"/>
-            <w:tcMar>
-              <w:top w:type="dxa" w:w="70"/>
-              <w:left w:type="dxa" w:w="110"/>
-              <w:bottom w:type="dxa" w:w="70"/>
-              <w:right w:type="dxa" w:w="110"/>
-            </w:tcMar>
-          </w:tcPr>
-          <w:p>
-            <w:pPr>
-              <w:spacing w:after="100" w:before="0"/>
-            </w:pPr>
-            <w:r>
-              <w:rPr>
-                <w:rFonts w:ascii="Arial" w:cs="Arial" w:eastAsia="Arial" w:hAnsi="Arial"/>
-                <w:b w:val="false"/>
-                <w:bCs w:val="false"/>
-                <w:sz w:val="19"/>
-                <w:szCs w:val="19"/>
-              </w:rPr>
-              <w:t xml:space="preserve">Чек: усі палети розібрані, склад чистий, флекс вільний.</w:t>
-            </w:r>
-          </w:p>
-        </w:tc>
-        <w:tc>
-          <w:tcPr>
-            <w:tcW w:type="dxa" w:w="5288"/>
-            <w:tcBorders>
-              <w:top w:val="single" w:color="C9D2E3" w:sz="4"/>
-              <w:left w:val="single" w:color="C9D2E3" w:sz="4"/>
-              <w:bottom w:val="single" w:color="C9D2E3" w:sz="4"/>
-              <w:right w:val="single" w:color="C9D2E3" w:sz="4"/>
-            </w:tcBorders>
-            <w:shd w:fill="F3F4F6" w:color="auto" w:val="clear"/>
-            <w:tcMar>
-              <w:top w:type="dxa" w:w="70"/>
-              <w:left w:type="dxa" w:w="110"/>
-              <w:bottom w:type="dxa" w:w="70"/>
-              <w:right w:type="dxa" w:w="110"/>
-            </w:tcMar>
-          </w:tcPr>
-          <w:p>
-            <w:pPr>
-              <w:spacing w:after="100" w:before="0"/>
-            </w:pPr>
-            <w:r>
-              <w:rPr>
-                <w:rFonts w:ascii="Arial" w:cs="Arial" w:eastAsia="Arial" w:hAnsi="Arial"/>
-                <w:b w:val="false"/>
-                <w:bCs w:val="false"/>
-                <w:sz w:val="19"/>
-                <w:szCs w:val="19"/>
-              </w:rPr>
-              <w:t xml:space="preserve">«Усі палети розібрані, товар у залі та на місцях, покупці проінформовані, склад чистий.»</w:t>
-            </w:r>
-          </w:p>
-        </w:tc>
-      </w:tr>
-      <w:tr>
-        <w:tc>
-          <w:tcPr>
-            <w:tcW w:type="dxa" w:w="1150"/>
-            <w:tcBorders>
-              <w:top w:val="single" w:color="C9D2E3" w:sz="4"/>
-              <w:left w:val="single" w:color="C9D2E3" w:sz="4"/>
-              <w:bottom w:val="single" w:color="C9D2E3" w:sz="4"/>
-              <w:right w:val="single" w:color="C9D2E3" w:sz="4"/>
-            </w:tcBorders>
-            <w:tcMar>
-              <w:top w:type="dxa" w:w="70"/>
-              <w:left w:type="dxa" w:w="110"/>
-              <w:bottom w:type="dxa" w:w="70"/>
-              <w:right w:type="dxa" w:w="110"/>
-            </w:tcMar>
-          </w:tcPr>
-          <w:p>
-            <w:pPr>
-              <w:spacing w:after="100" w:before="0"/>
-            </w:pPr>
-            <w:r>
-              <w:rPr>
-                <w:rFonts w:ascii="Arial" w:cs="Arial" w:eastAsia="Arial" w:hAnsi="Arial"/>
-                <w:b/>
-                <w:bCs/>
-                <w:sz w:val="19"/>
-                <w:szCs w:val="19"/>
-              </w:rPr>
-              <w:t xml:space="preserve">0:55–1:20</w:t>
-            </w:r>
-          </w:p>
-        </w:tc>
-        <w:tc>
-          <w:tcPr>
-            <w:tcW w:type="dxa" w:w="3200"/>
-            <w:tcBorders>
-              <w:top w:val="single" w:color="C9D2E3" w:sz="4"/>
-              <w:left w:val="single" w:color="C9D2E3" w:sz="4"/>
-              <w:bottom w:val="single" w:color="C9D2E3" w:sz="4"/>
-              <w:right w:val="single" w:color="C9D2E3" w:sz="4"/>
-            </w:tcBorders>
-            <w:tcMar>
-              <w:top w:type="dxa" w:w="70"/>
-              <w:left w:type="dxa" w:w="110"/>
-              <w:bottom w:type="dxa" w:w="70"/>
-              <w:right w:type="dxa" w:w="110"/>
-            </w:tcMar>
-          </w:tcPr>
-          <w:p>
-            <w:pPr>
-              <w:spacing w:after="100" w:before="0"/>
-            </w:pPr>
-            <w:r>
-              <w:rPr>
-                <w:rFonts w:ascii="Arial" w:cs="Arial" w:eastAsia="Arial" w:hAnsi="Arial"/>
-                <w:b w:val="false"/>
-                <w:bCs w:val="false"/>
-                <w:sz w:val="19"/>
-                <w:szCs w:val="19"/>
-              </w:rPr>
-              <w:t xml:space="preserve">Екран: Розділ 4 Store Visit.</w:t>
-            </w:r>
-          </w:p>
-        </w:tc>
-        <w:tc>
-          <w:tcPr>
-            <w:tcW w:type="dxa" w:w="5288"/>
-            <w:tcBorders>
-              <w:top w:val="single" w:color="C9D2E3" w:sz="4"/>
-              <w:left w:val="single" w:color="C9D2E3" w:sz="4"/>
-              <w:bottom w:val="single" w:color="C9D2E3" w:sz="4"/>
-              <w:right w:val="single" w:color="C9D2E3" w:sz="4"/>
-            </w:tcBorders>
-            <w:tcMar>
-              <w:top w:type="dxa" w:w="70"/>
-              <w:left w:type="dxa" w:w="110"/>
-              <w:bottom w:type="dxa" w:w="70"/>
-              <w:right w:type="dxa" w:w="110"/>
-            </w:tcMar>
-          </w:tcPr>
-          <w:p>
-            <w:pPr>
-              <w:spacing w:after="100" w:before="0"/>
-            </w:pPr>
-            <w:r>
-              <w:rPr>
-                <w:rFonts w:ascii="Arial" w:cs="Arial" w:eastAsia="Arial" w:hAnsi="Arial"/>
-                <w:b w:val="false"/>
-                <w:bCs w:val="false"/>
-                <w:sz w:val="19"/>
-                <w:szCs w:val="19"/>
-              </w:rPr>
-              <w:t xml:space="preserve">«Закриваємо візит: прийом завершено за 24 години.»</w:t>
+              <w:t xml:space="preserve">«Закриваємо візит: прийом завершено за 24 години, оцінка процесу заповнена.»</w:t>
             </w:r>
           </w:p>
         </w:tc>
